--- a/CRS7_SPG_FW/SPRING_BOOT_SP_MVC_THYMLF_HTML_CSS_Proj/Academy_Sp_MVC_Thymlf_Proj_ver2/query.docs.docx
+++ b/CRS7_SPG_FW/SPRING_BOOT_SP_MVC_THYMLF_HTML_CSS_Proj/Academy_Sp_MVC_Thymlf_Proj_ver2/query.docs.docx
@@ -29,30 +29,78 @@
           <w:sz w:val="40"/>
           <w:szCs w:val="40"/>
         </w:rPr>
-        <w:t xml:space="preserve">^^^^^^^ PROJ -  ALPHACODER ACADEMY PAGE ^^^^^^^^^^ ver 2 </w:t>
-      </w:r>
-    </w:p>
-    <w:p>
-      <w:pPr>
+        <w:t xml:space="preserve">^^^^^^^ PROJ </w:t>
+      </w:r>
+      <w:proofErr w:type="gramStart"/>
+      <w:r>
         <w:rPr>
           <w:sz w:val="40"/>
           <w:szCs w:val="40"/>
         </w:rPr>
-      </w:pPr>
-    </w:p>
-    <w:p>
-      <w:pPr>
+        <w:t>-  ALPHACODER</w:t>
+      </w:r>
+      <w:proofErr w:type="gramEnd"/>
+      <w:r>
         <w:rPr>
           <w:sz w:val="40"/>
           <w:szCs w:val="40"/>
         </w:rPr>
-      </w:pPr>
+        <w:t xml:space="preserve"> ACADEMY PAGE ^^^^^^^^^^ </w:t>
+      </w:r>
+      <w:proofErr w:type="spellStart"/>
       <w:r>
         <w:rPr>
           <w:sz w:val="40"/>
           <w:szCs w:val="40"/>
         </w:rPr>
-        <w:t>^^^^^^^^ QUERY 1  ^^^^^^^^^^^^^^^^^^^^^^</w:t>
+        <w:t>ver</w:t>
+      </w:r>
+      <w:proofErr w:type="spellEnd"/>
+      <w:r>
+        <w:rPr>
+          <w:sz w:val="40"/>
+          <w:szCs w:val="40"/>
+        </w:rPr>
+        <w:t xml:space="preserve"> 2 </w:t>
+      </w:r>
+    </w:p>
+    <w:p>
+      <w:pPr>
+        <w:rPr>
+          <w:sz w:val="40"/>
+          <w:szCs w:val="40"/>
+        </w:rPr>
+      </w:pPr>
+    </w:p>
+    <w:p>
+      <w:pPr>
+        <w:rPr>
+          <w:sz w:val="40"/>
+          <w:szCs w:val="40"/>
+        </w:rPr>
+      </w:pPr>
+      <w:r>
+        <w:rPr>
+          <w:sz w:val="40"/>
+          <w:szCs w:val="40"/>
+        </w:rPr>
+        <w:t xml:space="preserve">^^^^^^^^ QUERY </w:t>
+      </w:r>
+      <w:proofErr w:type="gramStart"/>
+      <w:r>
+        <w:rPr>
+          <w:sz w:val="40"/>
+          <w:szCs w:val="40"/>
+        </w:rPr>
+        <w:t>1  ^</w:t>
+      </w:r>
+      <w:proofErr w:type="gramEnd"/>
+      <w:r>
+        <w:rPr>
+          <w:sz w:val="40"/>
+          <w:szCs w:val="40"/>
+        </w:rPr>
+        <w:t>^^^^^^^^^^^^^^^^^^^^^</w:t>
       </w:r>
     </w:p>
     <w:p>
@@ -149,7 +197,7 @@
           <w:szCs w:val="32"/>
         </w:rPr>
         <w:pict w14:anchorId="60A96560">
-          <v:rect id="_x0000_i1283" style="width:0;height:1.5pt" o:hralign="center" o:hrstd="t" o:hr="t" fillcolor="#a0a0a0" stroked="f"/>
+          <v:rect id="_x0000_i1025" style="width:0;height:1.5pt" o:hralign="center" o:hrstd="t" o:hr="t" fillcolor="#a0a0a0" stroked="f"/>
         </w:pict>
       </w:r>
     </w:p>
@@ -218,7 +266,7 @@
           <w:szCs w:val="32"/>
         </w:rPr>
         <w:pict w14:anchorId="5DA2F74E">
-          <v:rect id="_x0000_i1284" style="width:0;height:1.5pt" o:hralign="center" o:hrstd="t" o:hr="t" fillcolor="#a0a0a0" stroked="f"/>
+          <v:rect id="_x0000_i1026" style="width:0;height:1.5pt" o:hralign="center" o:hrstd="t" o:hr="t" fillcolor="#a0a0a0" stroked="f"/>
         </w:pict>
       </w:r>
     </w:p>
@@ -248,8 +296,19 @@
           <w:sz w:val="32"/>
           <w:szCs w:val="32"/>
         </w:rPr>
-        <w:t xml:space="preserve"> 3. BindingResult</w:t>
-      </w:r>
+        <w:t xml:space="preserve"> 3. </w:t>
+      </w:r>
+      <w:proofErr w:type="spellStart"/>
+      <w:r>
+        <w:rPr>
+          <w:b/>
+          <w:bCs/>
+          <w:sz w:val="32"/>
+          <w:szCs w:val="32"/>
+        </w:rPr>
+        <w:t>BindingResult</w:t>
+      </w:r>
+      <w:proofErr w:type="spellEnd"/>
     </w:p>
     <w:p>
       <w:pPr>
@@ -287,7 +346,7 @@
           <w:szCs w:val="32"/>
         </w:rPr>
         <w:pict w14:anchorId="4FF64699">
-          <v:rect id="_x0000_i1285" style="width:0;height:1.5pt" o:hralign="center" o:hrstd="t" o:hr="t" fillcolor="#a0a0a0" stroked="f"/>
+          <v:rect id="_x0000_i1027" style="width:0;height:1.5pt" o:hralign="center" o:hrstd="t" o:hr="t" fillcolor="#a0a0a0" stroked="f"/>
         </w:pict>
       </w:r>
     </w:p>
@@ -317,8 +376,21 @@
           <w:sz w:val="32"/>
           <w:szCs w:val="32"/>
         </w:rPr>
-        <w:t xml:space="preserve"> 4. th:object</w:t>
-      </w:r>
+        <w:t xml:space="preserve"> 4. </w:t>
+      </w:r>
+      <w:proofErr w:type="spellStart"/>
+      <w:proofErr w:type="gramStart"/>
+      <w:r>
+        <w:rPr>
+          <w:b/>
+          <w:bCs/>
+          <w:sz w:val="32"/>
+          <w:szCs w:val="32"/>
+        </w:rPr>
+        <w:t>th:object</w:t>
+      </w:r>
+      <w:proofErr w:type="spellEnd"/>
+      <w:proofErr w:type="gramEnd"/>
     </w:p>
     <w:p>
       <w:pPr>
@@ -357,7 +429,7 @@
           <w:szCs w:val="32"/>
         </w:rPr>
         <w:pict w14:anchorId="35FF3E90">
-          <v:rect id="_x0000_i1286" style="width:0;height:1.5pt" o:hralign="center" o:hrstd="t" o:hr="t" fillcolor="#a0a0a0" stroked="f"/>
+          <v:rect id="_x0000_i1028" style="width:0;height:1.5pt" o:hralign="center" o:hrstd="t" o:hr="t" fillcolor="#a0a0a0" stroked="f"/>
         </w:pict>
       </w:r>
     </w:p>
@@ -387,8 +459,21 @@
           <w:sz w:val="32"/>
           <w:szCs w:val="32"/>
         </w:rPr>
-        <w:t xml:space="preserve"> 5. th:field</w:t>
-      </w:r>
+        <w:t xml:space="preserve"> 5. </w:t>
+      </w:r>
+      <w:proofErr w:type="spellStart"/>
+      <w:proofErr w:type="gramStart"/>
+      <w:r>
+        <w:rPr>
+          <w:b/>
+          <w:bCs/>
+          <w:sz w:val="32"/>
+          <w:szCs w:val="32"/>
+        </w:rPr>
+        <w:t>th:field</w:t>
+      </w:r>
+      <w:proofErr w:type="spellEnd"/>
+      <w:proofErr w:type="gramEnd"/>
     </w:p>
     <w:p>
       <w:pPr>
@@ -426,7 +511,7 @@
           <w:szCs w:val="32"/>
         </w:rPr>
         <w:pict w14:anchorId="1C0FF222">
-          <v:rect id="_x0000_i1287" style="width:0;height:1.5pt" o:hralign="center" o:hrstd="t" o:hr="t" fillcolor="#a0a0a0" stroked="f"/>
+          <v:rect id="_x0000_i1029" style="width:0;height:1.5pt" o:hralign="center" o:hrstd="t" o:hr="t" fillcolor="#a0a0a0" stroked="f"/>
         </w:pict>
       </w:r>
     </w:p>
@@ -487,7 +572,7 @@
           <w:szCs w:val="32"/>
         </w:rPr>
         <w:pict w14:anchorId="2AC8B155">
-          <v:rect id="_x0000_i1288" style="width:0;height:1.5pt" o:hralign="center" o:hrstd="t" o:hr="t" fillcolor="#a0a0a0" stroked="f"/>
+          <v:rect id="_x0000_i1030" style="width:0;height:1.5pt" o:hralign="center" o:hrstd="t" o:hr="t" fillcolor="#a0a0a0" stroked="f"/>
         </w:pict>
       </w:r>
     </w:p>
@@ -634,7 +719,7 @@
           <w:szCs w:val="32"/>
         </w:rPr>
         <w:pict w14:anchorId="7047DF72">
-          <v:rect id="_x0000_i1289" style="width:0;height:1.5pt" o:hralign="center" o:hrstd="t" o:hr="t" fillcolor="#a0a0a0" stroked="f"/>
+          <v:rect id="_x0000_i1031" style="width:0;height:1.5pt" o:hralign="center" o:hrstd="t" o:hr="t" fillcolor="#a0a0a0" stroked="f"/>
         </w:pict>
       </w:r>
     </w:p>
@@ -691,7 +776,55 @@
           <w:szCs w:val="32"/>
         </w:rPr>
         <w:lastRenderedPageBreak/>
-        <w:t xml:space="preserve">explain theory used here in detail ... and spring validation ? Regform.java, reg.html use.? in layman, in pts, in tech definintion in para for ivw </w:t>
+        <w:t xml:space="preserve">explain theory used here in detail ... and spring </w:t>
+      </w:r>
+      <w:proofErr w:type="gramStart"/>
+      <w:r>
+        <w:rPr>
+          <w:sz w:val="32"/>
+          <w:szCs w:val="32"/>
+        </w:rPr>
+        <w:t>validation ?</w:t>
+      </w:r>
+      <w:proofErr w:type="gramEnd"/>
+      <w:r>
+        <w:rPr>
+          <w:sz w:val="32"/>
+          <w:szCs w:val="32"/>
+        </w:rPr>
+        <w:t xml:space="preserve"> Regform.java, reg.html use.? in layman, in pts, in tech </w:t>
+      </w:r>
+      <w:proofErr w:type="spellStart"/>
+      <w:r>
+        <w:rPr>
+          <w:sz w:val="32"/>
+          <w:szCs w:val="32"/>
+        </w:rPr>
+        <w:t>definintion</w:t>
+      </w:r>
+      <w:proofErr w:type="spellEnd"/>
+      <w:r>
+        <w:rPr>
+          <w:sz w:val="32"/>
+          <w:szCs w:val="32"/>
+        </w:rPr>
+        <w:t xml:space="preserve"> in para for </w:t>
+      </w:r>
+      <w:proofErr w:type="spellStart"/>
+      <w:r>
+        <w:rPr>
+          <w:sz w:val="32"/>
+          <w:szCs w:val="32"/>
+        </w:rPr>
+        <w:t>ivw</w:t>
+      </w:r>
+      <w:proofErr w:type="spellEnd"/>
+      <w:r>
+        <w:rPr>
+          <w:sz w:val="32"/>
+          <w:szCs w:val="32"/>
+        </w:rPr>
+        <w:t xml:space="preserve"> </w:t>
       </w:r>
     </w:p>
     <w:p>
@@ -792,7 +925,7 @@
           <w:szCs w:val="32"/>
         </w:rPr>
         <w:pict w14:anchorId="105402E4">
-          <v:rect id="_x0000_i1290" style="width:0;height:1.5pt" o:hralign="center" o:hrstd="t" o:hr="t" fillcolor="#a0a0a0" stroked="f"/>
+          <v:rect id="_x0000_i1032" style="width:0;height:1.5pt" o:hralign="center" o:hrstd="t" o:hr="t" fillcolor="#a0a0a0" stroked="f"/>
         </w:pict>
       </w:r>
     </w:p>
@@ -961,7 +1094,7 @@
           <w:szCs w:val="32"/>
         </w:rPr>
         <w:pict w14:anchorId="01FF9CA7">
-          <v:rect id="_x0000_i1291" style="width:0;height:1.5pt" o:hralign="center" o:hrstd="t" o:hr="t" fillcolor="#a0a0a0" stroked="f"/>
+          <v:rect id="_x0000_i1033" style="width:0;height:1.5pt" o:hralign="center" o:hrstd="t" o:hr="t" fillcolor="#a0a0a0" stroked="f"/>
         </w:pict>
       </w:r>
     </w:p>
@@ -1096,7 +1229,27 @@
           <w:sz w:val="32"/>
           <w:szCs w:val="32"/>
         </w:rPr>
-        <w:t>Java object (RegistrationForm)</w:t>
+        <w:t>Java object (</w:t>
+      </w:r>
+      <w:proofErr w:type="spellStart"/>
+      <w:r>
+        <w:rPr>
+          <w:b/>
+          <w:bCs/>
+          <w:sz w:val="32"/>
+          <w:szCs w:val="32"/>
+        </w:rPr>
+        <w:t>RegistrationForm</w:t>
+      </w:r>
+      <w:proofErr w:type="spellEnd"/>
+      <w:r>
+        <w:rPr>
+          <w:b/>
+          <w:bCs/>
+          <w:sz w:val="32"/>
+          <w:szCs w:val="32"/>
+        </w:rPr>
+        <w:t>)</w:t>
       </w:r>
       <w:r>
         <w:rPr>
@@ -1294,7 +1447,7 @@
           <w:szCs w:val="32"/>
         </w:rPr>
         <w:pict w14:anchorId="46297282">
-          <v:rect id="_x0000_i1292" style="width:0;height:1.5pt" o:hralign="center" o:hrstd="t" o:hr="t" fillcolor="#a0a0a0" stroked="f"/>
+          <v:rect id="_x0000_i1034" style="width:0;height:1.5pt" o:hralign="center" o:hrstd="t" o:hr="t" fillcolor="#a0a0a0" stroked="f"/>
         </w:pict>
       </w:r>
     </w:p>
@@ -1374,8 +1527,32 @@
           <w:szCs w:val="32"/>
         </w:rPr>
         <w:br/>
-        <w:t>Thymeleaf binds data → RegistrationForm</w:t>
-      </w:r>
+      </w:r>
+      <w:proofErr w:type="spellStart"/>
+      <w:r>
+        <w:rPr>
+          <w:sz w:val="32"/>
+          <w:szCs w:val="32"/>
+        </w:rPr>
+        <w:t>Thymeleaf</w:t>
+      </w:r>
+      <w:proofErr w:type="spellEnd"/>
+      <w:r>
+        <w:rPr>
+          <w:sz w:val="32"/>
+          <w:szCs w:val="32"/>
+        </w:rPr>
+        <w:t xml:space="preserve"> binds data → </w:t>
+      </w:r>
+      <w:proofErr w:type="spellStart"/>
+      <w:r>
+        <w:rPr>
+          <w:sz w:val="32"/>
+          <w:szCs w:val="32"/>
+        </w:rPr>
+        <w:t>RegistrationForm</w:t>
+      </w:r>
+      <w:proofErr w:type="spellEnd"/>
       <w:r>
         <w:rPr>
           <w:sz w:val="32"/>
@@ -1406,8 +1583,17 @@
           <w:szCs w:val="32"/>
         </w:rPr>
         <w:br/>
-        <w:t>Errors stored in BindingResult</w:t>
-      </w:r>
+        <w:t xml:space="preserve">Errors stored in </w:t>
+      </w:r>
+      <w:proofErr w:type="spellStart"/>
+      <w:r>
+        <w:rPr>
+          <w:sz w:val="32"/>
+          <w:szCs w:val="32"/>
+        </w:rPr>
+        <w:t>BindingResult</w:t>
+      </w:r>
+      <w:proofErr w:type="spellEnd"/>
       <w:r>
         <w:rPr>
           <w:sz w:val="32"/>
@@ -1446,7 +1632,7 @@
           <w:szCs w:val="32"/>
         </w:rPr>
         <w:pict w14:anchorId="3F1AB5C7">
-          <v:rect id="_x0000_i1293" style="width:0;height:1.5pt" o:hralign="center" o:hrstd="t" o:hr="t" fillcolor="#a0a0a0" stroked="f"/>
+          <v:rect id="_x0000_i1035" style="width:0;height:1.5pt" o:hralign="center" o:hrstd="t" o:hr="t" fillcolor="#a0a0a0" stroked="f"/>
         </w:pict>
       </w:r>
     </w:p>
@@ -1512,7 +1698,7 @@
         </w:rPr>
         <w:lastRenderedPageBreak/>
         <w:pict w14:anchorId="7EBC67E2">
-          <v:rect id="_x0000_i1294" style="width:0;height:1.5pt" o:hralign="center" o:hrstd="t" o:hr="t" fillcolor="#a0a0a0" stroked="f"/>
+          <v:rect id="_x0000_i1036" style="width:0;height:1.5pt" o:hralign="center" o:hrstd="t" o:hr="t" fillcolor="#a0a0a0" stroked="f"/>
         </w:pict>
       </w:r>
     </w:p>
@@ -1632,7 +1818,7 @@
           <w:szCs w:val="32"/>
         </w:rPr>
         <w:pict w14:anchorId="1CEA4C14">
-          <v:rect id="_x0000_i1295" style="width:0;height:1.5pt" o:hralign="center" o:hrstd="t" o:hr="t" fillcolor="#a0a0a0" stroked="f"/>
+          <v:rect id="_x0000_i1037" style="width:0;height:1.5pt" o:hralign="center" o:hrstd="t" o:hr="t" fillcolor="#a0a0a0" stroked="f"/>
         </w:pict>
       </w:r>
     </w:p>
@@ -1715,7 +1901,23 @@
           <w:sz w:val="32"/>
           <w:szCs w:val="32"/>
         </w:rPr>
-        <w:t>@NotBlank(message = "First Name is required")</w:t>
+        <w:t>@</w:t>
+      </w:r>
+      <w:proofErr w:type="gramStart"/>
+      <w:r>
+        <w:rPr>
+          <w:sz w:val="32"/>
+          <w:szCs w:val="32"/>
+        </w:rPr>
+        <w:t>NotBlank(</w:t>
+      </w:r>
+      <w:proofErr w:type="gramEnd"/>
+      <w:r>
+        <w:rPr>
+          <w:sz w:val="32"/>
+          <w:szCs w:val="32"/>
+        </w:rPr>
+        <w:t>message = "First Name is required")</w:t>
       </w:r>
     </w:p>
     <w:p>
@@ -1811,7 +2013,7 @@
           <w:szCs w:val="32"/>
         </w:rPr>
         <w:pict w14:anchorId="63756239">
-          <v:rect id="_x0000_i1296" style="width:0;height:1.5pt" o:hralign="center" o:hrstd="t" o:hr="t" fillcolor="#a0a0a0" stroked="f"/>
+          <v:rect id="_x0000_i1038" style="width:0;height:1.5pt" o:hralign="center" o:hrstd="t" o:hr="t" fillcolor="#a0a0a0" stroked="f"/>
         </w:pict>
       </w:r>
     </w:p>
@@ -1865,7 +2067,23 @@
           <w:sz w:val="32"/>
           <w:szCs w:val="32"/>
         </w:rPr>
-        <w:t>@Email(message = "Invalid email")</w:t>
+        <w:t>@</w:t>
+      </w:r>
+      <w:proofErr w:type="gramStart"/>
+      <w:r>
+        <w:rPr>
+          <w:sz w:val="32"/>
+          <w:szCs w:val="32"/>
+        </w:rPr>
+        <w:t>Email(</w:t>
+      </w:r>
+      <w:proofErr w:type="gramEnd"/>
+      <w:r>
+        <w:rPr>
+          <w:sz w:val="32"/>
+          <w:szCs w:val="32"/>
+        </w:rPr>
+        <w:t>message = "Invalid email")</w:t>
       </w:r>
     </w:p>
     <w:p>
@@ -1905,7 +2123,7 @@
           <w:szCs w:val="32"/>
         </w:rPr>
         <w:pict w14:anchorId="2945FF12">
-          <v:rect id="_x0000_i1297" style="width:0;height:1.5pt" o:hralign="center" o:hrstd="t" o:hr="t" fillcolor="#a0a0a0" stroked="f"/>
+          <v:rect id="_x0000_i1039" style="width:0;height:1.5pt" o:hralign="center" o:hrstd="t" o:hr="t" fillcolor="#a0a0a0" stroked="f"/>
         </w:pict>
       </w:r>
     </w:p>
@@ -1959,7 +2177,23 @@
           <w:sz w:val="32"/>
           <w:szCs w:val="32"/>
         </w:rPr>
-        <w:t>@Past(message = "DOB must be past")</w:t>
+        <w:t>@</w:t>
+      </w:r>
+      <w:proofErr w:type="gramStart"/>
+      <w:r>
+        <w:rPr>
+          <w:sz w:val="32"/>
+          <w:szCs w:val="32"/>
+        </w:rPr>
+        <w:t>Past(</w:t>
+      </w:r>
+      <w:proofErr w:type="gramEnd"/>
+      <w:r>
+        <w:rPr>
+          <w:sz w:val="32"/>
+          <w:szCs w:val="32"/>
+        </w:rPr>
+        <w:t>message = "DOB must be past")</w:t>
       </w:r>
     </w:p>
     <w:p>
@@ -1998,7 +2232,7 @@
           <w:szCs w:val="32"/>
         </w:rPr>
         <w:pict w14:anchorId="7D57319F">
-          <v:rect id="_x0000_i1298" style="width:0;height:1.5pt" o:hralign="center" o:hrstd="t" o:hr="t" fillcolor="#a0a0a0" stroked="f"/>
+          <v:rect id="_x0000_i1040" style="width:0;height:1.5pt" o:hralign="center" o:hrstd="t" o:hr="t" fillcolor="#a0a0a0" stroked="f"/>
         </w:pict>
       </w:r>
     </w:p>
@@ -2052,7 +2286,39 @@
           <w:sz w:val="32"/>
           <w:szCs w:val="32"/>
         </w:rPr>
-        <w:t>@DateTimeFormat(pattern = "yyyy-MM-dd")</w:t>
+        <w:t>@</w:t>
+      </w:r>
+      <w:proofErr w:type="gramStart"/>
+      <w:r>
+        <w:rPr>
+          <w:sz w:val="32"/>
+          <w:szCs w:val="32"/>
+        </w:rPr>
+        <w:t>DateTimeFormat(</w:t>
+      </w:r>
+      <w:proofErr w:type="gramEnd"/>
+      <w:r>
+        <w:rPr>
+          <w:sz w:val="32"/>
+          <w:szCs w:val="32"/>
+        </w:rPr>
+        <w:t>pattern = "</w:t>
+      </w:r>
+      <w:proofErr w:type="spellStart"/>
+      <w:r>
+        <w:rPr>
+          <w:sz w:val="32"/>
+          <w:szCs w:val="32"/>
+        </w:rPr>
+        <w:t>yyyy</w:t>
+      </w:r>
+      <w:proofErr w:type="spellEnd"/>
+      <w:r>
+        <w:rPr>
+          <w:sz w:val="32"/>
+          <w:szCs w:val="32"/>
+        </w:rPr>
+        <w:t>-MM-dd")</w:t>
       </w:r>
     </w:p>
     <w:p>
@@ -2075,8 +2341,17 @@
           <w:sz w:val="32"/>
           <w:szCs w:val="32"/>
         </w:rPr>
-        <w:t xml:space="preserve"> Converts HTML date → Java LocalDate</w:t>
-      </w:r>
+        <w:t xml:space="preserve"> Converts HTML date → Java </w:t>
+      </w:r>
+      <w:proofErr w:type="spellStart"/>
+      <w:r>
+        <w:rPr>
+          <w:sz w:val="32"/>
+          <w:szCs w:val="32"/>
+        </w:rPr>
+        <w:t>LocalDate</w:t>
+      </w:r>
+      <w:proofErr w:type="spellEnd"/>
     </w:p>
     <w:p>
       <w:pPr>
@@ -2091,7 +2366,7 @@
           <w:szCs w:val="32"/>
         </w:rPr>
         <w:pict w14:anchorId="1517AA09">
-          <v:rect id="_x0000_i1299" style="width:0;height:1.5pt" o:hralign="center" o:hrstd="t" o:hr="t" fillcolor="#a0a0a0" stroked="f"/>
+          <v:rect id="_x0000_i1041" style="width:0;height:1.5pt" o:hralign="center" o:hrstd="t" o:hr="t" fillcolor="#a0a0a0" stroked="f"/>
         </w:pict>
       </w:r>
     </w:p>
@@ -2169,7 +2444,7 @@
           <w:szCs w:val="32"/>
         </w:rPr>
         <w:pict w14:anchorId="47E2C5C1">
-          <v:rect id="_x0000_i1300" style="width:0;height:1.5pt" o:hralign="center" o:hrstd="t" o:hr="t" fillcolor="#a0a0a0" stroked="f"/>
+          <v:rect id="_x0000_i1042" style="width:0;height:1.5pt" o:hralign="center" o:hrstd="t" o:hr="t" fillcolor="#a0a0a0" stroked="f"/>
         </w:pict>
       </w:r>
     </w:p>
@@ -2312,7 +2587,7 @@
           <w:szCs w:val="32"/>
         </w:rPr>
         <w:pict w14:anchorId="61C95693">
-          <v:rect id="_x0000_i1301" style="width:0;height:1.5pt" o:hralign="center" o:hrstd="t" o:hr="t" fillcolor="#a0a0a0" stroked="f"/>
+          <v:rect id="_x0000_i1043" style="width:0;height:1.5pt" o:hralign="center" o:hrstd="t" o:hr="t" fillcolor="#a0a0a0" stroked="f"/>
         </w:pict>
       </w:r>
     </w:p>
@@ -2342,7 +2617,27 @@
           <w:sz w:val="32"/>
           <w:szCs w:val="32"/>
         </w:rPr>
-        <w:t xml:space="preserve"> Important Thymeleaf Concepts</w:t>
+        <w:t xml:space="preserve"> Important </w:t>
+      </w:r>
+      <w:proofErr w:type="spellStart"/>
+      <w:r>
+        <w:rPr>
+          <w:b/>
+          <w:bCs/>
+          <w:sz w:val="32"/>
+          <w:szCs w:val="32"/>
+        </w:rPr>
+        <w:t>Thymeleaf</w:t>
+      </w:r>
+      <w:proofErr w:type="spellEnd"/>
+      <w:r>
+        <w:rPr>
+          <w:b/>
+          <w:bCs/>
+          <w:sz w:val="32"/>
+          <w:szCs w:val="32"/>
+        </w:rPr>
+        <w:t xml:space="preserve"> Concepts</w:t>
       </w:r>
     </w:p>
     <w:p>
@@ -2358,7 +2653,7 @@
           <w:szCs w:val="32"/>
         </w:rPr>
         <w:pict w14:anchorId="040B40F7">
-          <v:rect id="_x0000_i1302" style="width:0;height:1.5pt" o:hralign="center" o:hrstd="t" o:hr="t" fillcolor="#a0a0a0" stroked="f"/>
+          <v:rect id="_x0000_i1044" style="width:0;height:1.5pt" o:hralign="center" o:hrstd="t" o:hr="t" fillcolor="#a0a0a0" stroked="f"/>
         </w:pict>
       </w:r>
     </w:p>
@@ -2397,22 +2692,69 @@
           <w:sz w:val="32"/>
           <w:szCs w:val="32"/>
         </w:rPr>
-        <w:t xml:space="preserve"> th:object</w:t>
-      </w:r>
-    </w:p>
-    <w:p>
-      <w:pPr>
-        <w:rPr>
-          <w:sz w:val="32"/>
-          <w:szCs w:val="32"/>
-        </w:rPr>
-      </w:pPr>
-      <w:r>
-        <w:rPr>
-          <w:sz w:val="32"/>
-          <w:szCs w:val="32"/>
-        </w:rPr>
-        <w:t>&lt;form th:object="${registrationForm}"&gt;</w:t>
+        <w:t xml:space="preserve"> </w:t>
+      </w:r>
+      <w:proofErr w:type="spellStart"/>
+      <w:proofErr w:type="gramStart"/>
+      <w:r>
+        <w:rPr>
+          <w:b/>
+          <w:bCs/>
+          <w:sz w:val="32"/>
+          <w:szCs w:val="32"/>
+        </w:rPr>
+        <w:t>th:object</w:t>
+      </w:r>
+      <w:proofErr w:type="spellEnd"/>
+      <w:proofErr w:type="gramEnd"/>
+    </w:p>
+    <w:p>
+      <w:pPr>
+        <w:rPr>
+          <w:sz w:val="32"/>
+          <w:szCs w:val="32"/>
+        </w:rPr>
+      </w:pPr>
+      <w:r>
+        <w:rPr>
+          <w:sz w:val="32"/>
+          <w:szCs w:val="32"/>
+        </w:rPr>
+        <w:t xml:space="preserve">&lt;form </w:t>
+      </w:r>
+      <w:proofErr w:type="spellStart"/>
+      <w:proofErr w:type="gramStart"/>
+      <w:r>
+        <w:rPr>
+          <w:sz w:val="32"/>
+          <w:szCs w:val="32"/>
+        </w:rPr>
+        <w:t>th:object</w:t>
+      </w:r>
+      <w:proofErr w:type="spellEnd"/>
+      <w:proofErr w:type="gramEnd"/>
+      <w:r>
+        <w:rPr>
+          <w:sz w:val="32"/>
+          <w:szCs w:val="32"/>
+        </w:rPr>
+        <w:t>="${</w:t>
+      </w:r>
+      <w:proofErr w:type="spellStart"/>
+      <w:r>
+        <w:rPr>
+          <w:sz w:val="32"/>
+          <w:szCs w:val="32"/>
+        </w:rPr>
+        <w:t>registrationForm</w:t>
+      </w:r>
+      <w:proofErr w:type="spellEnd"/>
+      <w:r>
+        <w:rPr>
+          <w:sz w:val="32"/>
+          <w:szCs w:val="32"/>
+        </w:rPr>
+        <w:t>}"&gt;</w:t>
       </w:r>
     </w:p>
     <w:p>
@@ -2451,7 +2793,7 @@
           <w:szCs w:val="32"/>
         </w:rPr>
         <w:pict w14:anchorId="3EC7E500">
-          <v:rect id="_x0000_i1303" style="width:0;height:1.5pt" o:hralign="center" o:hrstd="t" o:hr="t" fillcolor="#a0a0a0" stroked="f"/>
+          <v:rect id="_x0000_i1045" style="width:0;height:1.5pt" o:hralign="center" o:hrstd="t" o:hr="t" fillcolor="#a0a0a0" stroked="f"/>
         </w:pict>
       </w:r>
     </w:p>
@@ -2490,22 +2832,69 @@
           <w:sz w:val="32"/>
           <w:szCs w:val="32"/>
         </w:rPr>
-        <w:t xml:space="preserve"> th:field</w:t>
-      </w:r>
-    </w:p>
-    <w:p>
-      <w:pPr>
-        <w:rPr>
-          <w:sz w:val="32"/>
-          <w:szCs w:val="32"/>
-        </w:rPr>
-      </w:pPr>
-      <w:r>
-        <w:rPr>
-          <w:sz w:val="32"/>
-          <w:szCs w:val="32"/>
-        </w:rPr>
-        <w:t>&lt;input th:field="*{firstName}"&gt;</w:t>
+        <w:t xml:space="preserve"> </w:t>
+      </w:r>
+      <w:proofErr w:type="spellStart"/>
+      <w:proofErr w:type="gramStart"/>
+      <w:r>
+        <w:rPr>
+          <w:b/>
+          <w:bCs/>
+          <w:sz w:val="32"/>
+          <w:szCs w:val="32"/>
+        </w:rPr>
+        <w:t>th:field</w:t>
+      </w:r>
+      <w:proofErr w:type="spellEnd"/>
+      <w:proofErr w:type="gramEnd"/>
+    </w:p>
+    <w:p>
+      <w:pPr>
+        <w:rPr>
+          <w:sz w:val="32"/>
+          <w:szCs w:val="32"/>
+        </w:rPr>
+      </w:pPr>
+      <w:r>
+        <w:rPr>
+          <w:sz w:val="32"/>
+          <w:szCs w:val="32"/>
+        </w:rPr>
+        <w:t xml:space="preserve">&lt;input </w:t>
+      </w:r>
+      <w:proofErr w:type="spellStart"/>
+      <w:proofErr w:type="gramStart"/>
+      <w:r>
+        <w:rPr>
+          <w:sz w:val="32"/>
+          <w:szCs w:val="32"/>
+        </w:rPr>
+        <w:t>th:field</w:t>
+      </w:r>
+      <w:proofErr w:type="spellEnd"/>
+      <w:proofErr w:type="gramEnd"/>
+      <w:r>
+        <w:rPr>
+          <w:sz w:val="32"/>
+          <w:szCs w:val="32"/>
+        </w:rPr>
+        <w:t>="*{</w:t>
+      </w:r>
+      <w:proofErr w:type="spellStart"/>
+      <w:r>
+        <w:rPr>
+          <w:sz w:val="32"/>
+          <w:szCs w:val="32"/>
+        </w:rPr>
+        <w:t>firstName</w:t>
+      </w:r>
+      <w:proofErr w:type="spellEnd"/>
+      <w:r>
+        <w:rPr>
+          <w:sz w:val="32"/>
+          <w:szCs w:val="32"/>
+        </w:rPr>
+        <w:t>}"&gt;</w:t>
       </w:r>
     </w:p>
     <w:p>
@@ -2558,8 +2947,17 @@
           <w:sz w:val="32"/>
           <w:szCs w:val="32"/>
         </w:rPr>
-        <w:t>HTML input → RegistrationForm.firstName</w:t>
-      </w:r>
+        <w:t xml:space="preserve">HTML input → </w:t>
+      </w:r>
+      <w:proofErr w:type="spellStart"/>
+      <w:r>
+        <w:rPr>
+          <w:sz w:val="32"/>
+          <w:szCs w:val="32"/>
+        </w:rPr>
+        <w:t>RegistrationForm.firstName</w:t>
+      </w:r>
+      <w:proofErr w:type="spellEnd"/>
     </w:p>
     <w:p>
       <w:pPr>
@@ -2574,7 +2972,7 @@
           <w:szCs w:val="32"/>
         </w:rPr>
         <w:pict w14:anchorId="15A8FD5B">
-          <v:rect id="_x0000_i1304" style="width:0;height:1.5pt" o:hralign="center" o:hrstd="t" o:hr="t" fillcolor="#a0a0a0" stroked="f"/>
+          <v:rect id="_x0000_i1046" style="width:0;height:1.5pt" o:hralign="center" o:hrstd="t" o:hr="t" fillcolor="#a0a0a0" stroked="f"/>
         </w:pict>
       </w:r>
     </w:p>
@@ -2629,7 +3027,41 @@
           <w:szCs w:val="32"/>
         </w:rPr>
         <w:lastRenderedPageBreak/>
-        <w:t>&lt;span th:if="${#fields.hasErrors('firstName')}"</w:t>
+        <w:t xml:space="preserve">&lt;span </w:t>
+      </w:r>
+      <w:proofErr w:type="spellStart"/>
+      <w:proofErr w:type="gramStart"/>
+      <w:r>
+        <w:rPr>
+          <w:sz w:val="32"/>
+          <w:szCs w:val="32"/>
+        </w:rPr>
+        <w:t>th:if</w:t>
+      </w:r>
+      <w:proofErr w:type="spellEnd"/>
+      <w:proofErr w:type="gramEnd"/>
+      <w:r>
+        <w:rPr>
+          <w:sz w:val="32"/>
+          <w:szCs w:val="32"/>
+        </w:rPr>
+        <w:t>="${#</w:t>
+      </w:r>
+      <w:proofErr w:type="gramStart"/>
+      <w:r>
+        <w:rPr>
+          <w:sz w:val="32"/>
+          <w:szCs w:val="32"/>
+        </w:rPr>
+        <w:t>fields.hasErrors</w:t>
+      </w:r>
+      <w:proofErr w:type="gramEnd"/>
+      <w:r>
+        <w:rPr>
+          <w:sz w:val="32"/>
+          <w:szCs w:val="32"/>
+        </w:rPr>
+        <w:t>('firstName')}"</w:t>
       </w:r>
       <w:r>
         <w:rPr>
@@ -2637,7 +3069,41 @@
           <w:szCs w:val="32"/>
         </w:rPr>
         <w:br/>
-        <w:t xml:space="preserve">      th:errors="*{firstName}"&gt;</w:t>
+        <w:t xml:space="preserve">      </w:t>
+      </w:r>
+      <w:proofErr w:type="spellStart"/>
+      <w:proofErr w:type="gramStart"/>
+      <w:r>
+        <w:rPr>
+          <w:sz w:val="32"/>
+          <w:szCs w:val="32"/>
+        </w:rPr>
+        <w:t>th:errors</w:t>
+      </w:r>
+      <w:proofErr w:type="spellEnd"/>
+      <w:proofErr w:type="gramEnd"/>
+      <w:r>
+        <w:rPr>
+          <w:sz w:val="32"/>
+          <w:szCs w:val="32"/>
+        </w:rPr>
+        <w:t>="*{</w:t>
+      </w:r>
+      <w:proofErr w:type="spellStart"/>
+      <w:r>
+        <w:rPr>
+          <w:sz w:val="32"/>
+          <w:szCs w:val="32"/>
+        </w:rPr>
+        <w:t>firstName</w:t>
+      </w:r>
+      <w:proofErr w:type="spellEnd"/>
+      <w:r>
+        <w:rPr>
+          <w:sz w:val="32"/>
+          <w:szCs w:val="32"/>
+        </w:rPr>
+        <w:t>}"&gt;</w:t>
       </w:r>
       <w:r>
         <w:rPr>
@@ -2684,7 +3150,7 @@
           <w:szCs w:val="32"/>
         </w:rPr>
         <w:pict w14:anchorId="0F0C430F">
-          <v:rect id="_x0000_i1305" style="width:0;height:1.5pt" o:hralign="center" o:hrstd="t" o:hr="t" fillcolor="#a0a0a0" stroked="f"/>
+          <v:rect id="_x0000_i1047" style="width:0;height:1.5pt" o:hralign="center" o:hrstd="t" o:hr="t" fillcolor="#a0a0a0" stroked="f"/>
         </w:pict>
       </w:r>
     </w:p>
@@ -2762,7 +3228,7 @@
           <w:szCs w:val="32"/>
         </w:rPr>
         <w:pict w14:anchorId="6475565C">
-          <v:rect id="_x0000_i1306" style="width:0;height:1.5pt" o:hralign="center" o:hrstd="t" o:hr="t" fillcolor="#a0a0a0" stroked="f"/>
+          <v:rect id="_x0000_i1048" style="width:0;height:1.5pt" o:hralign="center" o:hrstd="t" o:hr="t" fillcolor="#a0a0a0" stroked="f"/>
         </w:pict>
       </w:r>
     </w:p>
@@ -2826,7 +3292,23 @@
           <w:sz w:val="32"/>
           <w:szCs w:val="32"/>
         </w:rPr>
-        <w:t>@Valid @ModelAttribute("registrationForm") RegistrationForm form</w:t>
+        <w:t xml:space="preserve">@Valid @ModelAttribute("registrationForm") </w:t>
+      </w:r>
+      <w:proofErr w:type="spellStart"/>
+      <w:r>
+        <w:rPr>
+          <w:sz w:val="32"/>
+          <w:szCs w:val="32"/>
+        </w:rPr>
+        <w:t>RegistrationForm</w:t>
+      </w:r>
+      <w:proofErr w:type="spellEnd"/>
+      <w:r>
+        <w:rPr>
+          <w:sz w:val="32"/>
+          <w:szCs w:val="32"/>
+        </w:rPr>
+        <w:t xml:space="preserve"> form</w:t>
       </w:r>
     </w:p>
     <w:p>
@@ -2842,7 +3324,7 @@
           <w:szCs w:val="32"/>
         </w:rPr>
         <w:pict w14:anchorId="047F054E">
-          <v:rect id="_x0000_i1307" style="width:0;height:1.5pt" o:hralign="center" o:hrstd="t" o:hr="t" fillcolor="#a0a0a0" stroked="f"/>
+          <v:rect id="_x0000_i1049" style="width:0;height:1.5pt" o:hralign="center" o:hrstd="t" o:hr="t" fillcolor="#a0a0a0" stroked="f"/>
         </w:pict>
       </w:r>
     </w:p>
@@ -2930,7 +3412,7 @@
           <w:szCs w:val="32"/>
         </w:rPr>
         <w:pict w14:anchorId="17FB3ACF">
-          <v:rect id="_x0000_i1308" style="width:0;height:1.5pt" o:hralign="center" o:hrstd="t" o:hr="t" fillcolor="#a0a0a0" stroked="f"/>
+          <v:rect id="_x0000_i1050" style="width:0;height:1.5pt" o:hralign="center" o:hrstd="t" o:hr="t" fillcolor="#a0a0a0" stroked="f"/>
         </w:pict>
       </w:r>
     </w:p>
@@ -3019,7 +3501,7 @@
           <w:szCs w:val="32"/>
         </w:rPr>
         <w:pict w14:anchorId="1C0BD6E4">
-          <v:rect id="_x0000_i1309" style="width:0;height:1.5pt" o:hralign="center" o:hrstd="t" o:hr="t" fillcolor="#a0a0a0" stroked="f"/>
+          <v:rect id="_x0000_i1051" style="width:0;height:1.5pt" o:hralign="center" o:hrstd="t" o:hr="t" fillcolor="#a0a0a0" stroked="f"/>
         </w:pict>
       </w:r>
     </w:p>
@@ -3068,22 +3550,51 @@
           <w:sz w:val="32"/>
           <w:szCs w:val="32"/>
         </w:rPr>
-        <w:t xml:space="preserve"> BindingResult</w:t>
-      </w:r>
-    </w:p>
-    <w:p>
-      <w:pPr>
-        <w:rPr>
-          <w:sz w:val="32"/>
-          <w:szCs w:val="32"/>
-        </w:rPr>
-      </w:pPr>
-      <w:r>
-        <w:rPr>
-          <w:sz w:val="32"/>
-          <w:szCs w:val="32"/>
-        </w:rPr>
-        <w:t>if (result.hasErrors())</w:t>
+        <w:t xml:space="preserve"> </w:t>
+      </w:r>
+      <w:proofErr w:type="spellStart"/>
+      <w:r>
+        <w:rPr>
+          <w:b/>
+          <w:bCs/>
+          <w:sz w:val="32"/>
+          <w:szCs w:val="32"/>
+        </w:rPr>
+        <w:t>BindingResult</w:t>
+      </w:r>
+      <w:proofErr w:type="spellEnd"/>
+    </w:p>
+    <w:p>
+      <w:pPr>
+        <w:rPr>
+          <w:sz w:val="32"/>
+          <w:szCs w:val="32"/>
+        </w:rPr>
+      </w:pPr>
+      <w:r>
+        <w:rPr>
+          <w:sz w:val="32"/>
+          <w:szCs w:val="32"/>
+        </w:rPr>
+        <w:t>if (</w:t>
+      </w:r>
+      <w:proofErr w:type="spellStart"/>
+      <w:proofErr w:type="gramStart"/>
+      <w:r>
+        <w:rPr>
+          <w:sz w:val="32"/>
+          <w:szCs w:val="32"/>
+        </w:rPr>
+        <w:t>result.hasErrors</w:t>
+      </w:r>
+      <w:proofErr w:type="spellEnd"/>
+      <w:proofErr w:type="gramEnd"/>
+      <w:r>
+        <w:rPr>
+          <w:sz w:val="32"/>
+          <w:szCs w:val="32"/>
+        </w:rPr>
+        <w:t>())</w:t>
       </w:r>
     </w:p>
     <w:p>
@@ -3122,7 +3633,7 @@
           <w:szCs w:val="32"/>
         </w:rPr>
         <w:pict w14:anchorId="0D3FAB71">
-          <v:rect id="_x0000_i1310" style="width:0;height:1.5pt" o:hralign="center" o:hrstd="t" o:hr="t" fillcolor="#a0a0a0" stroked="f"/>
+          <v:rect id="_x0000_i1052" style="width:0;height:1.5pt" o:hralign="center" o:hrstd="t" o:hr="t" fillcolor="#a0a0a0" stroked="f"/>
         </w:pict>
       </w:r>
     </w:p>
@@ -3200,7 +3711,7 @@
           <w:szCs w:val="32"/>
         </w:rPr>
         <w:pict w14:anchorId="5EA0D3E2">
-          <v:rect id="_x0000_i1311" style="width:0;height:1.5pt" o:hralign="center" o:hrstd="t" o:hr="t" fillcolor="#a0a0a0" stroked="f"/>
+          <v:rect id="_x0000_i1053" style="width:0;height:1.5pt" o:hralign="center" o:hrstd="t" o:hr="t" fillcolor="#a0a0a0" stroked="f"/>
         </w:pict>
       </w:r>
     </w:p>
@@ -3265,7 +3776,7 @@
           <w:szCs w:val="32"/>
         </w:rPr>
         <w:pict w14:anchorId="5AED6A07">
-          <v:rect id="_x0000_i1312" style="width:0;height:1.5pt" o:hralign="center" o:hrstd="t" o:hr="t" fillcolor="#a0a0a0" stroked="f"/>
+          <v:rect id="_x0000_i1054" style="width:0;height:1.5pt" o:hralign="center" o:hrstd="t" o:hr="t" fillcolor="#a0a0a0" stroked="f"/>
         </w:pict>
       </w:r>
     </w:p>
@@ -3335,7 +3846,7 @@
           <w:szCs w:val="32"/>
         </w:rPr>
         <w:pict w14:anchorId="61098215">
-          <v:rect id="_x0000_i1313" style="width:0;height:1.5pt" o:hralign="center" o:hrstd="t" o:hr="t" fillcolor="#a0a0a0" stroked="f"/>
+          <v:rect id="_x0000_i1055" style="width:0;height:1.5pt" o:hralign="center" o:hrstd="t" o:hr="t" fillcolor="#a0a0a0" stroked="f"/>
         </w:pict>
       </w:r>
     </w:p>
@@ -3534,7 +4045,23 @@
           <w:sz w:val="32"/>
           <w:szCs w:val="32"/>
         </w:rPr>
-        <w:t xml:space="preserve">Errors stored in BindingResult </w:t>
+        <w:t xml:space="preserve">Errors stored in </w:t>
+      </w:r>
+      <w:proofErr w:type="spellStart"/>
+      <w:r>
+        <w:rPr>
+          <w:sz w:val="32"/>
+          <w:szCs w:val="32"/>
+        </w:rPr>
+        <w:t>BindingResult</w:t>
+      </w:r>
+      <w:proofErr w:type="spellEnd"/>
+      <w:r>
+        <w:rPr>
+          <w:sz w:val="32"/>
+          <w:szCs w:val="32"/>
+        </w:rPr>
+        <w:t xml:space="preserve"> </w:t>
       </w:r>
     </w:p>
     <w:p>
@@ -3553,7 +4080,23 @@
           <w:sz w:val="32"/>
           <w:szCs w:val="32"/>
         </w:rPr>
-        <w:t xml:space="preserve">Errors shown using Thymeleaf </w:t>
+        <w:t xml:space="preserve">Errors shown using </w:t>
+      </w:r>
+      <w:proofErr w:type="spellStart"/>
+      <w:r>
+        <w:rPr>
+          <w:sz w:val="32"/>
+          <w:szCs w:val="32"/>
+        </w:rPr>
+        <w:t>Thymeleaf</w:t>
+      </w:r>
+      <w:proofErr w:type="spellEnd"/>
+      <w:r>
+        <w:rPr>
+          <w:sz w:val="32"/>
+          <w:szCs w:val="32"/>
+        </w:rPr>
+        <w:t xml:space="preserve"> </w:t>
       </w:r>
     </w:p>
     <w:p>
@@ -3569,7 +4112,7 @@
           <w:szCs w:val="32"/>
         </w:rPr>
         <w:pict w14:anchorId="44D03CEA">
-          <v:rect id="_x0000_i1314" style="width:0;height:1.5pt" o:hralign="center" o:hrstd="t" o:hr="t" fillcolor="#a0a0a0" stroked="f"/>
+          <v:rect id="_x0000_i1056" style="width:0;height:1.5pt" o:hralign="center" o:hrstd="t" o:hr="t" fillcolor="#a0a0a0" stroked="f"/>
         </w:pict>
       </w:r>
     </w:p>
@@ -3666,7 +4209,7 @@
           <w:szCs w:val="32"/>
         </w:rPr>
         <w:pict w14:anchorId="03BDBC52">
-          <v:rect id="_x0000_i1315" style="width:0;height:1.5pt" o:hralign="center" o:hrstd="t" o:hr="t" fillcolor="#a0a0a0" stroked="f"/>
+          <v:rect id="_x0000_i1057" style="width:0;height:1.5pt" o:hralign="center" o:hrstd="t" o:hr="t" fillcolor="#a0a0a0" stroked="f"/>
         </w:pict>
       </w:r>
     </w:p>
@@ -3818,7 +4361,7 @@
           <w:szCs w:val="32"/>
         </w:rPr>
         <w:pict w14:anchorId="20EE4B11">
-          <v:rect id="_x0000_i1316" style="width:0;height:1.5pt" o:hralign="center" o:hrstd="t" o:hr="t" fillcolor="#a0a0a0" stroked="f"/>
+          <v:rect id="_x0000_i1058" style="width:0;height:1.5pt" o:hralign="center" o:hrstd="t" o:hr="t" fillcolor="#a0a0a0" stroked="f"/>
         </w:pict>
       </w:r>
     </w:p>
@@ -3930,7 +4473,23 @@
           <w:szCs w:val="32"/>
         </w:rPr>
         <w:br/>
-        <w:t>Errors stored (BindingResult)</w:t>
+        <w:t>Errors stored (</w:t>
+      </w:r>
+      <w:proofErr w:type="spellStart"/>
+      <w:r>
+        <w:rPr>
+          <w:sz w:val="32"/>
+          <w:szCs w:val="32"/>
+        </w:rPr>
+        <w:t>BindingResult</w:t>
+      </w:r>
+      <w:proofErr w:type="spellEnd"/>
+      <w:r>
+        <w:rPr>
+          <w:sz w:val="32"/>
+          <w:szCs w:val="32"/>
+        </w:rPr>
+        <w:t>)</w:t>
       </w:r>
       <w:r>
         <w:rPr>
@@ -3978,7 +4537,7 @@
           <w:szCs w:val="32"/>
         </w:rPr>
         <w:pict w14:anchorId="70C28445">
-          <v:rect id="_x0000_i1317" style="width:0;height:1.5pt" o:hralign="center" o:hrstd="t" o:hr="t" fillcolor="#a0a0a0" stroked="f"/>
+          <v:rect id="_x0000_i1059" style="width:0;height:1.5pt" o:hralign="center" o:hrstd="t" o:hr="t" fillcolor="#a0a0a0" stroked="f"/>
         </w:pict>
       </w:r>
     </w:p>
@@ -4071,7 +4630,7 @@
           <w:szCs w:val="32"/>
         </w:rPr>
         <w:pict w14:anchorId="715934A3">
-          <v:rect id="_x0000_i1318" style="width:0;height:1.5pt" o:hralign="center" o:hrstd="t" o:hr="t" fillcolor="#a0a0a0" stroked="f"/>
+          <v:rect id="_x0000_i1060" style="width:0;height:1.5pt" o:hralign="center" o:hrstd="t" o:hr="t" fillcolor="#a0a0a0" stroked="f"/>
         </w:pict>
       </w:r>
     </w:p>
@@ -4117,7 +4676,7 @@
           <w:szCs w:val="32"/>
         </w:rPr>
         <w:pict w14:anchorId="06454EE0">
-          <v:rect id="_x0000_i1319" style="width:0;height:1.5pt" o:hralign="center" o:hrstd="t" o:hr="t" fillcolor="#a0a0a0" stroked="f"/>
+          <v:rect id="_x0000_i1061" style="width:0;height:1.5pt" o:hralign="center" o:hrstd="t" o:hr="t" fillcolor="#a0a0a0" stroked="f"/>
         </w:pict>
       </w:r>
     </w:p>
@@ -4187,7 +4746,7 @@
           <w:szCs w:val="32"/>
         </w:rPr>
         <w:pict w14:anchorId="2BEF8C04">
-          <v:rect id="_x0000_i1320" style="width:0;height:1.5pt" o:hralign="center" o:hrstd="t" o:hr="t" fillcolor="#a0a0a0" stroked="f"/>
+          <v:rect id="_x0000_i1062" style="width:0;height:1.5pt" o:hralign="center" o:hrstd="t" o:hr="t" fillcolor="#a0a0a0" stroked="f"/>
         </w:pict>
       </w:r>
     </w:p>
@@ -4217,7 +4776,27 @@
           <w:sz w:val="32"/>
           <w:szCs w:val="32"/>
         </w:rPr>
-        <w:t xml:space="preserve"> What is BindingResult?</w:t>
+        <w:t xml:space="preserve"> What is </w:t>
+      </w:r>
+      <w:proofErr w:type="spellStart"/>
+      <w:r>
+        <w:rPr>
+          <w:b/>
+          <w:bCs/>
+          <w:sz w:val="32"/>
+          <w:szCs w:val="32"/>
+        </w:rPr>
+        <w:t>BindingResult</w:t>
+      </w:r>
+      <w:proofErr w:type="spellEnd"/>
+      <w:r>
+        <w:rPr>
+          <w:b/>
+          <w:bCs/>
+          <w:sz w:val="32"/>
+          <w:szCs w:val="32"/>
+        </w:rPr>
+        <w:t>?</w:t>
       </w:r>
     </w:p>
     <w:p>
@@ -4257,7 +4836,7 @@
           <w:szCs w:val="32"/>
         </w:rPr>
         <w:pict w14:anchorId="1FDB487A">
-          <v:rect id="_x0000_i1321" style="width:0;height:1.5pt" o:hralign="center" o:hrstd="t" o:hr="t" fillcolor="#a0a0a0" stroked="f"/>
+          <v:rect id="_x0000_i1063" style="width:0;height:1.5pt" o:hralign="center" o:hrstd="t" o:hr="t" fillcolor="#a0a0a0" stroked="f"/>
         </w:pict>
       </w:r>
     </w:p>
@@ -4287,7 +4866,29 @@
           <w:sz w:val="32"/>
           <w:szCs w:val="32"/>
         </w:rPr>
-        <w:t xml:space="preserve"> What is th:field?</w:t>
+        <w:t xml:space="preserve"> What is </w:t>
+      </w:r>
+      <w:proofErr w:type="spellStart"/>
+      <w:proofErr w:type="gramStart"/>
+      <w:r>
+        <w:rPr>
+          <w:b/>
+          <w:bCs/>
+          <w:sz w:val="32"/>
+          <w:szCs w:val="32"/>
+        </w:rPr>
+        <w:t>th:field</w:t>
+      </w:r>
+      <w:proofErr w:type="spellEnd"/>
+      <w:proofErr w:type="gramEnd"/>
+      <w:r>
+        <w:rPr>
+          <w:b/>
+          <w:bCs/>
+          <w:sz w:val="32"/>
+          <w:szCs w:val="32"/>
+        </w:rPr>
+        <w:t>?</w:t>
       </w:r>
     </w:p>
     <w:p>
@@ -4327,7 +4928,7 @@
           <w:szCs w:val="32"/>
         </w:rPr>
         <w:pict w14:anchorId="3A782DB0">
-          <v:rect id="_x0000_i1322" style="width:0;height:1.5pt" o:hralign="center" o:hrstd="t" o:hr="t" fillcolor="#a0a0a0" stroked="f"/>
+          <v:rect id="_x0000_i1064" style="width:0;height:1.5pt" o:hralign="center" o:hrstd="t" o:hr="t" fillcolor="#a0a0a0" stroked="f"/>
         </w:pict>
       </w:r>
     </w:p>
@@ -4398,7 +4999,7 @@
           <w:szCs w:val="32"/>
         </w:rPr>
         <w:pict w14:anchorId="2F7D89B6">
-          <v:rect id="_x0000_i1323" style="width:0;height:1.5pt" o:hralign="center" o:hrstd="t" o:hr="t" fillcolor="#a0a0a0" stroked="f"/>
+          <v:rect id="_x0000_i1065" style="width:0;height:1.5pt" o:hralign="center" o:hrstd="t" o:hr="t" fillcolor="#a0a0a0" stroked="f"/>
         </w:pict>
       </w:r>
     </w:p>
@@ -4428,7 +5029,27 @@
           <w:sz w:val="32"/>
           <w:szCs w:val="32"/>
         </w:rPr>
-        <w:t xml:space="preserve"> Role of RegistrationForm?</w:t>
+        <w:t xml:space="preserve"> Role of </w:t>
+      </w:r>
+      <w:proofErr w:type="spellStart"/>
+      <w:r>
+        <w:rPr>
+          <w:b/>
+          <w:bCs/>
+          <w:sz w:val="32"/>
+          <w:szCs w:val="32"/>
+        </w:rPr>
+        <w:t>RegistrationForm</w:t>
+      </w:r>
+      <w:proofErr w:type="spellEnd"/>
+      <w:r>
+        <w:rPr>
+          <w:b/>
+          <w:bCs/>
+          <w:sz w:val="32"/>
+          <w:szCs w:val="32"/>
+        </w:rPr>
+        <w:t>?</w:t>
       </w:r>
     </w:p>
     <w:p>
@@ -4468,7 +5089,7 @@
           <w:szCs w:val="32"/>
         </w:rPr>
         <w:pict w14:anchorId="7E18DD9C">
-          <v:rect id="_x0000_i1324" style="width:0;height:1.5pt" o:hralign="center" o:hrstd="t" o:hr="t" fillcolor="#a0a0a0" stroked="f"/>
+          <v:rect id="_x0000_i1066" style="width:0;height:1.5pt" o:hralign="center" o:hrstd="t" o:hr="t" fillcolor="#a0a0a0" stroked="f"/>
         </w:pict>
       </w:r>
     </w:p>
@@ -4597,7 +5218,23 @@
           <w:sz w:val="32"/>
           <w:szCs w:val="32"/>
         </w:rPr>
-        <w:t xml:space="preserve">Database save </w:t>
+        <w:t xml:space="preserve">Database </w:t>
+      </w:r>
+      <w:proofErr w:type="gramStart"/>
+      <w:r>
+        <w:rPr>
+          <w:sz w:val="32"/>
+          <w:szCs w:val="32"/>
+        </w:rPr>
+        <w:t>save</w:t>
+      </w:r>
+      <w:proofErr w:type="gramEnd"/>
+      <w:r>
+        <w:rPr>
+          <w:sz w:val="32"/>
+          <w:szCs w:val="32"/>
+        </w:rPr>
+        <w:t xml:space="preserve"> </w:t>
       </w:r>
     </w:p>
     <w:p>
@@ -4613,7 +5250,7 @@
           <w:szCs w:val="32"/>
         </w:rPr>
         <w:pict w14:anchorId="1AFAA95A">
-          <v:rect id="_x0000_i1325" style="width:0;height:1.5pt" o:hralign="center" o:hrstd="t" o:hr="t" fillcolor="#a0a0a0" stroked="f"/>
+          <v:rect id="_x0000_i1067" style="width:0;height:1.5pt" o:hralign="center" o:hrstd="t" o:hr="t" fillcolor="#a0a0a0" stroked="f"/>
         </w:pict>
       </w:r>
     </w:p>
@@ -4689,22 +5326,70 @@
           <w:szCs w:val="32"/>
         </w:rPr>
         <w:lastRenderedPageBreak/>
-        <w:t>^^^^^^^^^^^^^^^^^  query next 2 ^^^^^^^^^^^^^^^^^^</w:t>
-      </w:r>
-    </w:p>
-    <w:p>
-      <w:pPr>
-        <w:rPr>
-          <w:sz w:val="32"/>
-          <w:szCs w:val="32"/>
-        </w:rPr>
-      </w:pPr>
-      <w:r>
-        <w:rPr>
-          <w:sz w:val="32"/>
-          <w:szCs w:val="32"/>
-        </w:rPr>
-        <w:t>how email data is cheked ... what it checks .. ?</w:t>
+        <w:t>^^^^^^^^^^^^^^^^</w:t>
+      </w:r>
+      <w:proofErr w:type="gramStart"/>
+      <w:r>
+        <w:rPr>
+          <w:sz w:val="32"/>
+          <w:szCs w:val="32"/>
+        </w:rPr>
+        <w:t>^  query</w:t>
+      </w:r>
+      <w:proofErr w:type="gramEnd"/>
+      <w:r>
+        <w:rPr>
+          <w:sz w:val="32"/>
+          <w:szCs w:val="32"/>
+        </w:rPr>
+        <w:t xml:space="preserve"> next 2 ^^^^^^^^^^^^^^^^^^</w:t>
+      </w:r>
+    </w:p>
+    <w:p>
+      <w:pPr>
+        <w:rPr>
+          <w:sz w:val="32"/>
+          <w:szCs w:val="32"/>
+        </w:rPr>
+      </w:pPr>
+      <w:r>
+        <w:rPr>
+          <w:sz w:val="32"/>
+          <w:szCs w:val="32"/>
+        </w:rPr>
+        <w:t xml:space="preserve">how email data is </w:t>
+      </w:r>
+      <w:proofErr w:type="spellStart"/>
+      <w:r>
+        <w:rPr>
+          <w:sz w:val="32"/>
+          <w:szCs w:val="32"/>
+        </w:rPr>
+        <w:t>cheked</w:t>
+      </w:r>
+      <w:proofErr w:type="spellEnd"/>
+      <w:r>
+        <w:rPr>
+          <w:sz w:val="32"/>
+          <w:szCs w:val="32"/>
+        </w:rPr>
+        <w:t xml:space="preserve"> ... what it checks</w:t>
+      </w:r>
+      <w:proofErr w:type="gramStart"/>
+      <w:r>
+        <w:rPr>
+          <w:sz w:val="32"/>
+          <w:szCs w:val="32"/>
+        </w:rPr>
+        <w:t xml:space="preserve"> ..</w:t>
+      </w:r>
+      <w:proofErr w:type="gramEnd"/>
+      <w:r>
+        <w:rPr>
+          <w:sz w:val="32"/>
+          <w:szCs w:val="32"/>
+        </w:rPr>
+        <w:t xml:space="preserve"> ?</w:t>
       </w:r>
     </w:p>
     <w:p>
@@ -4766,7 +5451,7 @@
           <w:szCs w:val="32"/>
         </w:rPr>
         <w:pict w14:anchorId="0704A59A">
-          <v:rect id="_x0000_i1533" style="width:0;height:1.5pt" o:hralign="center" o:hrstd="t" o:hr="t" fillcolor="#a0a0a0" stroked="f"/>
+          <v:rect id="_x0000_i1068" style="width:0;height:1.5pt" o:hralign="center" o:hrstd="t" o:hr="t" fillcolor="#a0a0a0" stroked="f"/>
         </w:pict>
       </w:r>
     </w:p>
@@ -4976,7 +5661,7 @@
           <w:szCs w:val="32"/>
         </w:rPr>
         <w:pict w14:anchorId="5851C934">
-          <v:rect id="_x0000_i1534" style="width:0;height:1.5pt" o:hralign="center" o:hrstd="t" o:hr="t" fillcolor="#a0a0a0" stroked="f"/>
+          <v:rect id="_x0000_i1069" style="width:0;height:1.5pt" o:hralign="center" o:hrstd="t" o:hr="t" fillcolor="#a0a0a0" stroked="f"/>
         </w:pict>
       </w:r>
     </w:p>
@@ -5102,7 +5787,7 @@
           <w:szCs w:val="32"/>
         </w:rPr>
         <w:pict w14:anchorId="54A0BBF0">
-          <v:rect id="_x0000_i1535" style="width:0;height:1.5pt" o:hralign="center" o:hrstd="t" o:hr="t" fillcolor="#a0a0a0" stroked="f"/>
+          <v:rect id="_x0000_i1070" style="width:0;height:1.5pt" o:hralign="center" o:hrstd="t" o:hr="t" fillcolor="#a0a0a0" stroked="f"/>
         </w:pict>
       </w:r>
     </w:p>
@@ -5170,7 +5855,22 @@
           <w:szCs w:val="32"/>
         </w:rPr>
         <w:br/>
-        <w:t xml:space="preserve">abc@.com            </w:t>
+      </w:r>
+      <w:proofErr w:type="spellStart"/>
+      <w:r>
+        <w:rPr>
+          <w:sz w:val="32"/>
+          <w:szCs w:val="32"/>
+        </w:rPr>
+        <w:t>abc</w:t>
+      </w:r>
+      <w:proofErr w:type="spellEnd"/>
+      <w:r>
+        <w:rPr>
+          <w:sz w:val="32"/>
+          <w:szCs w:val="32"/>
+        </w:rPr>
+        <w:t xml:space="preserve">@.com            </w:t>
       </w:r>
       <w:r>
         <w:rPr>
@@ -5193,7 +5893,22 @@
           <w:szCs w:val="32"/>
         </w:rPr>
         <w:br/>
-        <w:t xml:space="preserve">abc@com             </w:t>
+      </w:r>
+      <w:proofErr w:type="spellStart"/>
+      <w:r>
+        <w:rPr>
+          <w:sz w:val="32"/>
+          <w:szCs w:val="32"/>
+        </w:rPr>
+        <w:t>abc@com</w:t>
+      </w:r>
+      <w:proofErr w:type="spellEnd"/>
+      <w:r>
+        <w:rPr>
+          <w:sz w:val="32"/>
+          <w:szCs w:val="32"/>
+        </w:rPr>
+        <w:t xml:space="preserve">             </w:t>
       </w:r>
       <w:r>
         <w:rPr>
@@ -5239,7 +5954,22 @@
           <w:szCs w:val="32"/>
         </w:rPr>
         <w:br/>
-        <w:t xml:space="preserve">abc@domain          </w:t>
+      </w:r>
+      <w:proofErr w:type="spellStart"/>
+      <w:r>
+        <w:rPr>
+          <w:sz w:val="32"/>
+          <w:szCs w:val="32"/>
+        </w:rPr>
+        <w:t>abc@domain</w:t>
+      </w:r>
+      <w:proofErr w:type="spellEnd"/>
+      <w:r>
+        <w:rPr>
+          <w:sz w:val="32"/>
+          <w:szCs w:val="32"/>
+        </w:rPr>
+        <w:t xml:space="preserve">          </w:t>
       </w:r>
       <w:r>
         <w:rPr>
@@ -5270,7 +6000,7 @@
           <w:szCs w:val="32"/>
         </w:rPr>
         <w:pict w14:anchorId="3556BD2E">
-          <v:rect id="_x0000_i1536" style="width:0;height:1.5pt" o:hralign="center" o:hrstd="t" o:hr="t" fillcolor="#a0a0a0" stroked="f"/>
+          <v:rect id="_x0000_i1071" style="width:0;height:1.5pt" o:hralign="center" o:hrstd="t" o:hr="t" fillcolor="#a0a0a0" stroked="f"/>
         </w:pict>
       </w:r>
     </w:p>
@@ -5391,7 +6121,7 @@
           <w:szCs w:val="32"/>
         </w:rPr>
         <w:pict w14:anchorId="5BA46321">
-          <v:rect id="_x0000_i1537" style="width:0;height:1.5pt" o:hralign="center" o:hrstd="t" o:hr="t" fillcolor="#a0a0a0" stroked="f"/>
+          <v:rect id="_x0000_i1072" style="width:0;height:1.5pt" o:hralign="center" o:hrstd="t" o:hr="t" fillcolor="#a0a0a0" stroked="f"/>
         </w:pict>
       </w:r>
     </w:p>
@@ -5436,7 +6166,39 @@
           <w:sz w:val="32"/>
           <w:szCs w:val="32"/>
         </w:rPr>
-        <w:t>^[A-Za-z0-9+_.-]+@[A-Za-z0-9.-]+$</w:t>
+        <w:t>^[A-Za-z0-9+</w:t>
+      </w:r>
+      <w:proofErr w:type="gramStart"/>
+      <w:r>
+        <w:rPr>
+          <w:sz w:val="32"/>
+          <w:szCs w:val="32"/>
+        </w:rPr>
+        <w:t>_.-</w:t>
+      </w:r>
+      <w:proofErr w:type="gramEnd"/>
+      <w:r>
+        <w:rPr>
+          <w:sz w:val="32"/>
+          <w:szCs w:val="32"/>
+        </w:rPr>
+        <w:t>]+@[A-Za-z0-9.</w:t>
+      </w:r>
+      <w:proofErr w:type="gramStart"/>
+      <w:r>
+        <w:rPr>
+          <w:sz w:val="32"/>
+          <w:szCs w:val="32"/>
+        </w:rPr>
+        <w:t>-]+</w:t>
+      </w:r>
+      <w:proofErr w:type="gramEnd"/>
+      <w:r>
+        <w:rPr>
+          <w:sz w:val="32"/>
+          <w:szCs w:val="32"/>
+        </w:rPr>
+        <w:t>$</w:t>
       </w:r>
     </w:p>
     <w:p>
@@ -5452,7 +6214,7 @@
           <w:szCs w:val="32"/>
         </w:rPr>
         <w:pict w14:anchorId="4C7BC586">
-          <v:rect id="_x0000_i1538" style="width:0;height:1.5pt" o:hralign="center" o:hrstd="t" o:hr="t" fillcolor="#a0a0a0" stroked="f"/>
+          <v:rect id="_x0000_i1073" style="width:0;height:1.5pt" o:hralign="center" o:hrstd="t" o:hr="t" fillcolor="#a0a0a0" stroked="f"/>
         </w:pict>
       </w:r>
     </w:p>
@@ -5567,6 +6329,7 @@
                 <w:szCs w:val="32"/>
               </w:rPr>
             </w:pPr>
+            <w:proofErr w:type="spellStart"/>
             <w:r>
               <w:rPr>
                 <w:sz w:val="32"/>
@@ -5574,6 +6337,7 @@
               </w:rPr>
               <w:t>abc</w:t>
             </w:r>
+            <w:proofErr w:type="spellEnd"/>
           </w:p>
         </w:tc>
         <w:tc>
@@ -5665,6 +6429,7 @@
                 <w:szCs w:val="32"/>
               </w:rPr>
             </w:pPr>
+            <w:proofErr w:type="spellStart"/>
             <w:r>
               <w:rPr>
                 <w:sz w:val="32"/>
@@ -5672,6 +6437,7 @@
               </w:rPr>
               <w:t>gmail</w:t>
             </w:r>
+            <w:proofErr w:type="spellEnd"/>
           </w:p>
         </w:tc>
         <w:tc>
@@ -5760,7 +6526,7 @@
           <w:szCs w:val="32"/>
         </w:rPr>
         <w:pict w14:anchorId="43558C08">
-          <v:rect id="_x0000_i1539" style="width:0;height:1.5pt" o:hralign="center" o:hrstd="t" o:hr="t" fillcolor="#a0a0a0" stroked="f"/>
+          <v:rect id="_x0000_i1074" style="width:0;height:1.5pt" o:hralign="center" o:hrstd="t" o:hr="t" fillcolor="#a0a0a0" stroked="f"/>
         </w:pict>
       </w:r>
     </w:p>
@@ -5912,7 +6678,7 @@
           <w:szCs w:val="32"/>
         </w:rPr>
         <w:pict w14:anchorId="43E9ED64">
-          <v:rect id="_x0000_i1540" style="width:0;height:1.5pt" o:hralign="center" o:hrstd="t" o:hr="t" fillcolor="#a0a0a0" stroked="f"/>
+          <v:rect id="_x0000_i1075" style="width:0;height:1.5pt" o:hralign="center" o:hrstd="t" o:hr="t" fillcolor="#a0a0a0" stroked="f"/>
         </w:pict>
       </w:r>
     </w:p>
@@ -6049,7 +6815,7 @@
         </w:rPr>
         <w:lastRenderedPageBreak/>
         <w:pict w14:anchorId="0044F10B">
-          <v:rect id="_x0000_i1541" style="width:0;height:1.5pt" o:hralign="center" o:hrstd="t" o:hr="t" fillcolor="#a0a0a0" stroked="f"/>
+          <v:rect id="_x0000_i1076" style="width:0;height:1.5pt" o:hralign="center" o:hrstd="t" o:hr="t" fillcolor="#a0a0a0" stroked="f"/>
         </w:pict>
       </w:r>
     </w:p>
@@ -6144,7 +6910,55 @@
           <w:szCs w:val="32"/>
         </w:rPr>
         <w:br/>
-        <w:t>@Pattern(regexp = "^[A-Za-z0-9+_.-]+@gmail\\.com$")</w:t>
+        <w:t>@</w:t>
+      </w:r>
+      <w:proofErr w:type="gramStart"/>
+      <w:r>
+        <w:rPr>
+          <w:sz w:val="32"/>
+          <w:szCs w:val="32"/>
+        </w:rPr>
+        <w:t>Pattern(</w:t>
+      </w:r>
+      <w:proofErr w:type="gramEnd"/>
+      <w:r>
+        <w:rPr>
+          <w:sz w:val="32"/>
+          <w:szCs w:val="32"/>
+        </w:rPr>
+        <w:t>regexp = "^[A-Za-z0-9+</w:t>
+      </w:r>
+      <w:proofErr w:type="gramStart"/>
+      <w:r>
+        <w:rPr>
+          <w:sz w:val="32"/>
+          <w:szCs w:val="32"/>
+        </w:rPr>
+        <w:t>_.-</w:t>
+      </w:r>
+      <w:proofErr w:type="gramEnd"/>
+      <w:r>
+        <w:rPr>
+          <w:sz w:val="32"/>
+          <w:szCs w:val="32"/>
+        </w:rPr>
+        <w:t>]+@</w:t>
+      </w:r>
+      <w:proofErr w:type="spellStart"/>
+      <w:r>
+        <w:rPr>
+          <w:sz w:val="32"/>
+          <w:szCs w:val="32"/>
+        </w:rPr>
+        <w:t>gmail</w:t>
+      </w:r>
+      <w:proofErr w:type="spellEnd"/>
+      <w:r>
+        <w:rPr>
+          <w:sz w:val="32"/>
+          <w:szCs w:val="32"/>
+        </w:rPr>
+        <w:t>\\.com$")</w:t>
       </w:r>
     </w:p>
     <w:p>
@@ -6183,7 +6997,7 @@
           <w:szCs w:val="32"/>
         </w:rPr>
         <w:pict w14:anchorId="6FDFF30F">
-          <v:rect id="_x0000_i1542" style="width:0;height:1.5pt" o:hralign="center" o:hrstd="t" o:hr="t" fillcolor="#a0a0a0" stroked="f"/>
+          <v:rect id="_x0000_i1077" style="width:0;height:1.5pt" o:hralign="center" o:hrstd="t" o:hr="t" fillcolor="#a0a0a0" stroked="f"/>
         </w:pict>
       </w:r>
     </w:p>
@@ -6344,7 +7158,7 @@
           <w:szCs w:val="32"/>
         </w:rPr>
         <w:pict w14:anchorId="7D7C6BE6">
-          <v:rect id="_x0000_i1543" style="width:0;height:1.5pt" o:hralign="center" o:hrstd="t" o:hr="t" fillcolor="#a0a0a0" stroked="f"/>
+          <v:rect id="_x0000_i1078" style="width:0;height:1.5pt" o:hralign="center" o:hrstd="t" o:hr="t" fillcolor="#a0a0a0" stroked="f"/>
         </w:pict>
       </w:r>
     </w:p>
@@ -6426,7 +7240,27 @@
           <w:sz w:val="32"/>
           <w:szCs w:val="32"/>
         </w:rPr>
-        <w:t>“@Email validates the format of an email address using a regex pattern as per RFC standards, ensuring it follows the structure username@domain, but it does not verify if the email actually exists.”</w:t>
+        <w:t xml:space="preserve">“@Email validates the format of an email address using a regex pattern as per RFC standards, ensuring it follows the structure </w:t>
+      </w:r>
+      <w:proofErr w:type="spellStart"/>
+      <w:r>
+        <w:rPr>
+          <w:b/>
+          <w:bCs/>
+          <w:sz w:val="32"/>
+          <w:szCs w:val="32"/>
+        </w:rPr>
+        <w:t>username@domain</w:t>
+      </w:r>
+      <w:proofErr w:type="spellEnd"/>
+      <w:r>
+        <w:rPr>
+          <w:b/>
+          <w:bCs/>
+          <w:sz w:val="32"/>
+          <w:szCs w:val="32"/>
+        </w:rPr>
+        <w:t>, but it does not verify if the email actually exists.”</w:t>
       </w:r>
     </w:p>
     <w:p>
@@ -6442,7 +7276,7 @@
           <w:szCs w:val="32"/>
         </w:rPr>
         <w:pict w14:anchorId="294462E6">
-          <v:rect id="_x0000_i1544" style="width:0;height:1.5pt" o:hralign="center" o:hrstd="t" o:hr="t" fillcolor="#a0a0a0" stroked="f"/>
+          <v:rect id="_x0000_i1079" style="width:0;height:1.5pt" o:hralign="center" o:hrstd="t" o:hr="t" fillcolor="#a0a0a0" stroked="f"/>
         </w:pict>
       </w:r>
     </w:p>
@@ -6520,7 +7354,7 @@
           <w:szCs w:val="32"/>
         </w:rPr>
         <w:pict w14:anchorId="3F92CD46">
-          <v:rect id="_x0000_i1545" style="width:0;height:1.5pt" o:hralign="center" o:hrstd="t" o:hr="t" fillcolor="#a0a0a0" stroked="f"/>
+          <v:rect id="_x0000_i1080" style="width:0;height:1.5pt" o:hralign="center" o:hrstd="t" o:hr="t" fillcolor="#a0a0a0" stroked="f"/>
         </w:pict>
       </w:r>
     </w:p>
@@ -6676,50 +7510,38 @@
           <w:szCs w:val="32"/>
         </w:rPr>
         <w:lastRenderedPageBreak/>
-        <w:t>^^^^^^^^^^^^^^^^^^^^^^</w:t>
-      </w:r>
-      <w:r>
-        <w:rPr>
-          <w:sz w:val="32"/>
-          <w:szCs w:val="32"/>
-        </w:rPr>
-        <w:t xml:space="preserve">          </w:t>
-      </w:r>
-      <w:r>
-        <w:rPr>
-          <w:sz w:val="32"/>
-          <w:szCs w:val="32"/>
-        </w:rPr>
-        <w:t xml:space="preserve"> QUERY </w:t>
-      </w:r>
-      <w:r>
-        <w:rPr>
-          <w:sz w:val="32"/>
-          <w:szCs w:val="32"/>
-        </w:rPr>
-        <w:t xml:space="preserve">3         </w:t>
-      </w:r>
-      <w:r>
-        <w:rPr>
-          <w:sz w:val="32"/>
-          <w:szCs w:val="32"/>
-        </w:rPr>
-        <w:t xml:space="preserve">  ^^^^^^^^^^^^^^^^^^^^^^^^^^^^^^^^^^</w:t>
-      </w:r>
-    </w:p>
-    <w:p>
-      <w:pPr>
-        <w:rPr>
-          <w:sz w:val="32"/>
-          <w:szCs w:val="32"/>
-        </w:rPr>
-      </w:pPr>
-      <w:r>
-        <w:rPr>
-          <w:sz w:val="32"/>
-          <w:szCs w:val="32"/>
-        </w:rPr>
-        <w:t>MODEL COMP. USE ? To handle user interface rendering. To process business logic and manage application data. To route requests to the appropriate controller. To provide security for the application.</w:t>
+        <w:t>^^^^^^^^^^^^^^^^^^^^^^           QUERY 3           ^^^^^^^^^^^^^^^^^^^^^^^^^^^^^^^^^^</w:t>
+      </w:r>
+    </w:p>
+    <w:p>
+      <w:pPr>
+        <w:rPr>
+          <w:sz w:val="32"/>
+          <w:szCs w:val="32"/>
+        </w:rPr>
+      </w:pPr>
+      <w:r>
+        <w:rPr>
+          <w:sz w:val="32"/>
+          <w:szCs w:val="32"/>
+        </w:rPr>
+        <w:t xml:space="preserve">MODEL COMP. </w:t>
+      </w:r>
+      <w:proofErr w:type="gramStart"/>
+      <w:r>
+        <w:rPr>
+          <w:sz w:val="32"/>
+          <w:szCs w:val="32"/>
+        </w:rPr>
+        <w:t>USE ?</w:t>
+      </w:r>
+      <w:proofErr w:type="gramEnd"/>
+      <w:r>
+        <w:rPr>
+          <w:sz w:val="32"/>
+          <w:szCs w:val="32"/>
+        </w:rPr>
+        <w:t xml:space="preserve"> To handle user interface rendering. To process business logic and manage application data. To route requests to the appropriate controller. To provide security for the application.</w:t>
       </w:r>
     </w:p>
     <w:p>
@@ -6782,7 +7604,7 @@
           <w:szCs w:val="32"/>
         </w:rPr>
         <w:pict w14:anchorId="730BDD61">
-          <v:rect id="_x0000_i2061" style="width:0;height:1.5pt" o:hralign="center" o:hrstd="t" o:hr="t" fillcolor="#a0a0a0" stroked="f"/>
+          <v:rect id="_x0000_i1081" style="width:0;height:1.5pt" o:hralign="center" o:hrstd="t" o:hr="t" fillcolor="#a0a0a0" stroked="f"/>
         </w:pict>
       </w:r>
     </w:p>
@@ -6914,7 +7736,7 @@
           <w:szCs w:val="32"/>
         </w:rPr>
         <w:pict w14:anchorId="2938C81A">
-          <v:rect id="_x0000_i2062" style="width:0;height:1.5pt" o:hralign="center" o:hrstd="t" o:hr="t" fillcolor="#a0a0a0" stroked="f"/>
+          <v:rect id="_x0000_i1082" style="width:0;height:1.5pt" o:hralign="center" o:hrstd="t" o:hr="t" fillcolor="#a0a0a0" stroked="f"/>
         </w:pict>
       </w:r>
     </w:p>
@@ -7122,7 +7944,23 @@
                 <w:sz w:val="32"/>
                 <w:szCs w:val="32"/>
               </w:rPr>
-              <w:t>UI (HTML, Thymeleaf)</w:t>
+              <w:t xml:space="preserve">UI (HTML, </w:t>
+            </w:r>
+            <w:proofErr w:type="spellStart"/>
+            <w:r>
+              <w:rPr>
+                <w:sz w:val="32"/>
+                <w:szCs w:val="32"/>
+              </w:rPr>
+              <w:t>Thymeleaf</w:t>
+            </w:r>
+            <w:proofErr w:type="spellEnd"/>
+            <w:r>
+              <w:rPr>
+                <w:sz w:val="32"/>
+                <w:szCs w:val="32"/>
+              </w:rPr>
+              <w:t>)</w:t>
             </w:r>
           </w:p>
         </w:tc>
@@ -7191,7 +8029,7 @@
         </w:rPr>
         <w:lastRenderedPageBreak/>
         <w:pict w14:anchorId="02615CA6">
-          <v:rect id="_x0000_i2063" style="width:0;height:1.5pt" o:hralign="center" o:hrstd="t" o:hr="t" fillcolor="#a0a0a0" stroked="f"/>
+          <v:rect id="_x0000_i1083" style="width:0;height:1.5pt" o:hralign="center" o:hrstd="t" o:hr="t" fillcolor="#a0a0a0" stroked="f"/>
         </w:pict>
       </w:r>
     </w:p>
@@ -7366,7 +8204,7 @@
           <w:szCs w:val="32"/>
         </w:rPr>
         <w:pict w14:anchorId="6C2BFF8E">
-          <v:rect id="_x0000_i2064" style="width:0;height:1.5pt" o:hralign="center" o:hrstd="t" o:hr="t" fillcolor="#a0a0a0" stroked="f"/>
+          <v:rect id="_x0000_i1084" style="width:0;height:1.5pt" o:hralign="center" o:hrstd="t" o:hr="t" fillcolor="#a0a0a0" stroked="f"/>
         </w:pict>
       </w:r>
     </w:p>
@@ -7443,7 +8281,298 @@
           <w:sz w:val="32"/>
           <w:szCs w:val="32"/>
         </w:rPr>
-        <w:t xml:space="preserve">kindly explain all below - 1- LocalDate dob; vs Date dob; 2- &lt;form th:action="@{/register}" method="post" th:object="${registrationForm}"&gt; explain this ? 3- explain &lt;label&gt;First Name:&lt;/label&gt; &lt;input type="text" th:field="*{firstName}"&gt; &lt;span class="error" th:if="${#fields.hasErrors('firstName')}" th:errors="*{firstName}"&gt;&lt;/span&gt; 4- what is servlet and dispatcherServlet , explain both with ex in detail ? 5- explain below code, each line ? @GetMapping("/registration") public String registration(Model model) { model.addAttribute("registrationForm", new RegistrationForm()); // </w:t>
+        <w:t xml:space="preserve">kindly explain all below - 1- </w:t>
+      </w:r>
+      <w:proofErr w:type="spellStart"/>
+      <w:r>
+        <w:rPr>
+          <w:sz w:val="32"/>
+          <w:szCs w:val="32"/>
+        </w:rPr>
+        <w:t>LocalDate</w:t>
+      </w:r>
+      <w:proofErr w:type="spellEnd"/>
+      <w:r>
+        <w:rPr>
+          <w:sz w:val="32"/>
+          <w:szCs w:val="32"/>
+        </w:rPr>
+        <w:t xml:space="preserve"> dob; vs Date dob; 2- &lt;form </w:t>
+      </w:r>
+      <w:proofErr w:type="spellStart"/>
+      <w:proofErr w:type="gramStart"/>
+      <w:r>
+        <w:rPr>
+          <w:sz w:val="32"/>
+          <w:szCs w:val="32"/>
+        </w:rPr>
+        <w:t>th:action</w:t>
+      </w:r>
+      <w:proofErr w:type="spellEnd"/>
+      <w:proofErr w:type="gramEnd"/>
+      <w:r>
+        <w:rPr>
+          <w:sz w:val="32"/>
+          <w:szCs w:val="32"/>
+        </w:rPr>
+        <w:t xml:space="preserve">="@{/register}" method="post" </w:t>
+      </w:r>
+      <w:proofErr w:type="spellStart"/>
+      <w:proofErr w:type="gramStart"/>
+      <w:r>
+        <w:rPr>
+          <w:sz w:val="32"/>
+          <w:szCs w:val="32"/>
+        </w:rPr>
+        <w:t>th:object</w:t>
+      </w:r>
+      <w:proofErr w:type="spellEnd"/>
+      <w:proofErr w:type="gramEnd"/>
+      <w:r>
+        <w:rPr>
+          <w:sz w:val="32"/>
+          <w:szCs w:val="32"/>
+        </w:rPr>
+        <w:t>="${</w:t>
+      </w:r>
+      <w:proofErr w:type="spellStart"/>
+      <w:r>
+        <w:rPr>
+          <w:sz w:val="32"/>
+          <w:szCs w:val="32"/>
+        </w:rPr>
+        <w:t>registrationForm</w:t>
+      </w:r>
+      <w:proofErr w:type="spellEnd"/>
+      <w:r>
+        <w:rPr>
+          <w:sz w:val="32"/>
+          <w:szCs w:val="32"/>
+        </w:rPr>
+        <w:t xml:space="preserve">}"&gt; explain </w:t>
+      </w:r>
+      <w:proofErr w:type="gramStart"/>
+      <w:r>
+        <w:rPr>
+          <w:sz w:val="32"/>
+          <w:szCs w:val="32"/>
+        </w:rPr>
+        <w:t>this ?</w:t>
+      </w:r>
+      <w:proofErr w:type="gramEnd"/>
+      <w:r>
+        <w:rPr>
+          <w:sz w:val="32"/>
+          <w:szCs w:val="32"/>
+        </w:rPr>
+        <w:t xml:space="preserve"> 3- explain &lt;label&gt;First Name:&lt;/label&gt; &lt;input type="text" </w:t>
+      </w:r>
+      <w:proofErr w:type="spellStart"/>
+      <w:proofErr w:type="gramStart"/>
+      <w:r>
+        <w:rPr>
+          <w:sz w:val="32"/>
+          <w:szCs w:val="32"/>
+        </w:rPr>
+        <w:t>th:field</w:t>
+      </w:r>
+      <w:proofErr w:type="spellEnd"/>
+      <w:proofErr w:type="gramEnd"/>
+      <w:r>
+        <w:rPr>
+          <w:sz w:val="32"/>
+          <w:szCs w:val="32"/>
+        </w:rPr>
+        <w:t>="*{</w:t>
+      </w:r>
+      <w:proofErr w:type="spellStart"/>
+      <w:r>
+        <w:rPr>
+          <w:sz w:val="32"/>
+          <w:szCs w:val="32"/>
+        </w:rPr>
+        <w:t>firstName</w:t>
+      </w:r>
+      <w:proofErr w:type="spellEnd"/>
+      <w:r>
+        <w:rPr>
+          <w:sz w:val="32"/>
+          <w:szCs w:val="32"/>
+        </w:rPr>
+        <w:t xml:space="preserve">}"&gt; &lt;span class="error" </w:t>
+      </w:r>
+      <w:proofErr w:type="spellStart"/>
+      <w:proofErr w:type="gramStart"/>
+      <w:r>
+        <w:rPr>
+          <w:sz w:val="32"/>
+          <w:szCs w:val="32"/>
+        </w:rPr>
+        <w:t>th:if</w:t>
+      </w:r>
+      <w:proofErr w:type="spellEnd"/>
+      <w:proofErr w:type="gramEnd"/>
+      <w:r>
+        <w:rPr>
+          <w:sz w:val="32"/>
+          <w:szCs w:val="32"/>
+        </w:rPr>
+        <w:t>="${#</w:t>
+      </w:r>
+      <w:proofErr w:type="gramStart"/>
+      <w:r>
+        <w:rPr>
+          <w:sz w:val="32"/>
+          <w:szCs w:val="32"/>
+        </w:rPr>
+        <w:t>fields.hasErrors</w:t>
+      </w:r>
+      <w:proofErr w:type="gramEnd"/>
+      <w:r>
+        <w:rPr>
+          <w:sz w:val="32"/>
+          <w:szCs w:val="32"/>
+        </w:rPr>
+        <w:t xml:space="preserve">('firstName')}" </w:t>
+      </w:r>
+      <w:proofErr w:type="spellStart"/>
+      <w:proofErr w:type="gramStart"/>
+      <w:r>
+        <w:rPr>
+          <w:sz w:val="32"/>
+          <w:szCs w:val="32"/>
+        </w:rPr>
+        <w:t>th:errors</w:t>
+      </w:r>
+      <w:proofErr w:type="spellEnd"/>
+      <w:proofErr w:type="gramEnd"/>
+      <w:r>
+        <w:rPr>
+          <w:sz w:val="32"/>
+          <w:szCs w:val="32"/>
+        </w:rPr>
+        <w:t>="*{</w:t>
+      </w:r>
+      <w:proofErr w:type="spellStart"/>
+      <w:r>
+        <w:rPr>
+          <w:sz w:val="32"/>
+          <w:szCs w:val="32"/>
+        </w:rPr>
+        <w:t>firstName</w:t>
+      </w:r>
+      <w:proofErr w:type="spellEnd"/>
+      <w:r>
+        <w:rPr>
+          <w:sz w:val="32"/>
+          <w:szCs w:val="32"/>
+        </w:rPr>
+        <w:t xml:space="preserve">}"&gt;&lt;/span&gt; 4- what is servlet and </w:t>
+      </w:r>
+      <w:proofErr w:type="spellStart"/>
+      <w:proofErr w:type="gramStart"/>
+      <w:r>
+        <w:rPr>
+          <w:sz w:val="32"/>
+          <w:szCs w:val="32"/>
+        </w:rPr>
+        <w:t>dispatcherServlet</w:t>
+      </w:r>
+      <w:proofErr w:type="spellEnd"/>
+      <w:r>
+        <w:rPr>
+          <w:sz w:val="32"/>
+          <w:szCs w:val="32"/>
+        </w:rPr>
+        <w:t xml:space="preserve"> ,</w:t>
+      </w:r>
+      <w:proofErr w:type="gramEnd"/>
+      <w:r>
+        <w:rPr>
+          <w:sz w:val="32"/>
+          <w:szCs w:val="32"/>
+        </w:rPr>
+        <w:t xml:space="preserve"> explain both with ex in </w:t>
+      </w:r>
+      <w:proofErr w:type="gramStart"/>
+      <w:r>
+        <w:rPr>
+          <w:sz w:val="32"/>
+          <w:szCs w:val="32"/>
+        </w:rPr>
+        <w:t>detail ?</w:t>
+      </w:r>
+      <w:proofErr w:type="gramEnd"/>
+      <w:r>
+        <w:rPr>
+          <w:sz w:val="32"/>
+          <w:szCs w:val="32"/>
+        </w:rPr>
+        <w:t xml:space="preserve"> 5- explain below code, each </w:t>
+      </w:r>
+      <w:proofErr w:type="gramStart"/>
+      <w:r>
+        <w:rPr>
+          <w:sz w:val="32"/>
+          <w:szCs w:val="32"/>
+        </w:rPr>
+        <w:t>line ?</w:t>
+      </w:r>
+      <w:proofErr w:type="gramEnd"/>
+      <w:r>
+        <w:rPr>
+          <w:sz w:val="32"/>
+          <w:szCs w:val="32"/>
+        </w:rPr>
+        <w:t xml:space="preserve"> @GetMapping("/registration") public String registration(Model model) { </w:t>
+      </w:r>
+      <w:proofErr w:type="spellStart"/>
+      <w:r>
+        <w:rPr>
+          <w:sz w:val="32"/>
+          <w:szCs w:val="32"/>
+        </w:rPr>
+        <w:t>model.addAttribute</w:t>
+      </w:r>
+      <w:proofErr w:type="spellEnd"/>
+      <w:r>
+        <w:rPr>
+          <w:sz w:val="32"/>
+          <w:szCs w:val="32"/>
+        </w:rPr>
+        <w:t>("</w:t>
+      </w:r>
+      <w:proofErr w:type="spellStart"/>
+      <w:r>
+        <w:rPr>
+          <w:sz w:val="32"/>
+          <w:szCs w:val="32"/>
+        </w:rPr>
+        <w:t>registrationForm</w:t>
+      </w:r>
+      <w:proofErr w:type="spellEnd"/>
+      <w:r>
+        <w:rPr>
+          <w:sz w:val="32"/>
+          <w:szCs w:val="32"/>
+        </w:rPr>
+        <w:t xml:space="preserve">", new </w:t>
+      </w:r>
+      <w:proofErr w:type="spellStart"/>
+      <w:r>
+        <w:rPr>
+          <w:sz w:val="32"/>
+          <w:szCs w:val="32"/>
+        </w:rPr>
+        <w:t>RegistrationForm</w:t>
+      </w:r>
+      <w:proofErr w:type="spellEnd"/>
+      <w:r>
+        <w:rPr>
+          <w:sz w:val="32"/>
+          <w:szCs w:val="32"/>
+        </w:rPr>
+        <w:t xml:space="preserve">()); // </w:t>
       </w:r>
       <w:r>
         <w:rPr>
@@ -7458,16 +8587,580 @@
           <w:sz w:val="32"/>
           <w:szCs w:val="32"/>
         </w:rPr>
-        <w:t xml:space="preserve"> MUST return "registration"; } @PostMapping("/register") public String handleForm( @Valid @ModelAttribute("registrationForm") RegistrationForm form, BindingResult result, Model model) { if (result.hasErrors()) { return "registration"; } model.addAttribute("message", "Successfully Registered: " + form.getFirstName() + " " + form.getLastName() + " (" + form.getEmail() + ")"); return "index"; // redirect to home with message } 6- &lt;label for="lastName"&gt;Last Name:&lt;/label&gt; &lt;input type="text" id="lastName" th:field="*{lastName}" required&gt; &lt;span </w:t>
-      </w:r>
+        <w:t xml:space="preserve"> MUST return "registration"; } @PostMapping("/register") public String </w:t>
+      </w:r>
+      <w:proofErr w:type="spellStart"/>
+      <w:r>
+        <w:rPr>
+          <w:sz w:val="32"/>
+          <w:szCs w:val="32"/>
+        </w:rPr>
+        <w:t>handleForm</w:t>
+      </w:r>
+      <w:proofErr w:type="spellEnd"/>
+      <w:r>
+        <w:rPr>
+          <w:sz w:val="32"/>
+          <w:szCs w:val="32"/>
+        </w:rPr>
+        <w:t xml:space="preserve">( @Valid @ModelAttribute("registrationForm") </w:t>
+      </w:r>
+      <w:proofErr w:type="spellStart"/>
+      <w:r>
+        <w:rPr>
+          <w:sz w:val="32"/>
+          <w:szCs w:val="32"/>
+        </w:rPr>
+        <w:t>RegistrationForm</w:t>
+      </w:r>
+      <w:proofErr w:type="spellEnd"/>
+      <w:r>
+        <w:rPr>
+          <w:sz w:val="32"/>
+          <w:szCs w:val="32"/>
+        </w:rPr>
+        <w:t xml:space="preserve"> form, </w:t>
+      </w:r>
+      <w:proofErr w:type="spellStart"/>
+      <w:r>
+        <w:rPr>
+          <w:sz w:val="32"/>
+          <w:szCs w:val="32"/>
+        </w:rPr>
+        <w:t>BindingResult</w:t>
+      </w:r>
+      <w:proofErr w:type="spellEnd"/>
+      <w:r>
+        <w:rPr>
+          <w:sz w:val="32"/>
+          <w:szCs w:val="32"/>
+        </w:rPr>
+        <w:t xml:space="preserve"> result, Model model) { if (</w:t>
+      </w:r>
+      <w:proofErr w:type="spellStart"/>
+      <w:r>
+        <w:rPr>
+          <w:sz w:val="32"/>
+          <w:szCs w:val="32"/>
+        </w:rPr>
+        <w:t>result.hasErrors</w:t>
+      </w:r>
+      <w:proofErr w:type="spellEnd"/>
+      <w:r>
+        <w:rPr>
+          <w:sz w:val="32"/>
+          <w:szCs w:val="32"/>
+        </w:rPr>
+        <w:t xml:space="preserve">()) { return "registration"; } </w:t>
+      </w:r>
+      <w:proofErr w:type="spellStart"/>
+      <w:r>
+        <w:rPr>
+          <w:sz w:val="32"/>
+          <w:szCs w:val="32"/>
+        </w:rPr>
+        <w:t>model.addAttribute</w:t>
+      </w:r>
+      <w:proofErr w:type="spellEnd"/>
+      <w:r>
+        <w:rPr>
+          <w:sz w:val="32"/>
+          <w:szCs w:val="32"/>
+        </w:rPr>
+        <w:t xml:space="preserve">("message", "Successfully Registered: " + </w:t>
+      </w:r>
+      <w:proofErr w:type="spellStart"/>
+      <w:r>
+        <w:rPr>
+          <w:sz w:val="32"/>
+          <w:szCs w:val="32"/>
+        </w:rPr>
+        <w:t>form.getFirstName</w:t>
+      </w:r>
+      <w:proofErr w:type="spellEnd"/>
+      <w:r>
+        <w:rPr>
+          <w:sz w:val="32"/>
+          <w:szCs w:val="32"/>
+        </w:rPr>
+        <w:t xml:space="preserve">() + " " + </w:t>
+      </w:r>
+      <w:proofErr w:type="spellStart"/>
+      <w:r>
+        <w:rPr>
+          <w:sz w:val="32"/>
+          <w:szCs w:val="32"/>
+        </w:rPr>
+        <w:t>form.getLastName</w:t>
+      </w:r>
+      <w:proofErr w:type="spellEnd"/>
+      <w:r>
+        <w:rPr>
+          <w:sz w:val="32"/>
+          <w:szCs w:val="32"/>
+        </w:rPr>
+        <w:t xml:space="preserve">() + " (" + </w:t>
+      </w:r>
+      <w:proofErr w:type="spellStart"/>
+      <w:r>
+        <w:rPr>
+          <w:sz w:val="32"/>
+          <w:szCs w:val="32"/>
+        </w:rPr>
+        <w:t>form.getEmail</w:t>
+      </w:r>
+      <w:proofErr w:type="spellEnd"/>
+      <w:r>
+        <w:rPr>
+          <w:sz w:val="32"/>
+          <w:szCs w:val="32"/>
+        </w:rPr>
+        <w:t>() + ")"); return "index"; // redirect to home with message } 6- &lt;label for="</w:t>
+      </w:r>
+      <w:proofErr w:type="spellStart"/>
+      <w:r>
+        <w:rPr>
+          <w:sz w:val="32"/>
+          <w:szCs w:val="32"/>
+        </w:rPr>
+        <w:t>lastName</w:t>
+      </w:r>
+      <w:proofErr w:type="spellEnd"/>
+      <w:r>
+        <w:rPr>
+          <w:sz w:val="32"/>
+          <w:szCs w:val="32"/>
+        </w:rPr>
+        <w:t>"&gt;Last Name:&lt;/label&gt; &lt;input type="text" id="</w:t>
+      </w:r>
+      <w:proofErr w:type="spellStart"/>
+      <w:r>
+        <w:rPr>
+          <w:sz w:val="32"/>
+          <w:szCs w:val="32"/>
+        </w:rPr>
+        <w:t>lastName</w:t>
+      </w:r>
+      <w:proofErr w:type="spellEnd"/>
+      <w:r>
+        <w:rPr>
+          <w:sz w:val="32"/>
+          <w:szCs w:val="32"/>
+        </w:rPr>
+        <w:t xml:space="preserve">" </w:t>
+      </w:r>
+      <w:proofErr w:type="spellStart"/>
+      <w:r>
+        <w:rPr>
+          <w:sz w:val="32"/>
+          <w:szCs w:val="32"/>
+        </w:rPr>
+        <w:t>th:field</w:t>
+      </w:r>
+      <w:proofErr w:type="spellEnd"/>
+      <w:r>
+        <w:rPr>
+          <w:sz w:val="32"/>
+          <w:szCs w:val="32"/>
+        </w:rPr>
+        <w:t>="*{</w:t>
+      </w:r>
+      <w:proofErr w:type="spellStart"/>
+      <w:r>
+        <w:rPr>
+          <w:sz w:val="32"/>
+          <w:szCs w:val="32"/>
+        </w:rPr>
+        <w:t>lastName</w:t>
+      </w:r>
+      <w:proofErr w:type="spellEnd"/>
+      <w:r>
+        <w:rPr>
+          <w:sz w:val="32"/>
+          <w:szCs w:val="32"/>
+        </w:rPr>
+        <w:t xml:space="preserve">}" required&gt; &lt;span </w:t>
+      </w:r>
+      <w:proofErr w:type="spellStart"/>
       <w:r>
         <w:rPr>
           <w:sz w:val="32"/>
           <w:szCs w:val="32"/>
         </w:rPr>
         <w:lastRenderedPageBreak/>
-        <w:t>th:if="${#fields.hasErrors('lastName')}" th:errors="*{lastName}" class="error"&gt;&lt;/span&gt; &lt;br&gt; explain this code, also why span is used and not para here ? 7- flex vs grid in navbar use ? explain with ex both 8- what is this... why it is done ? // Add form data to the model for the success page model.addAttribute("firstName", form.getFirstName()); model.addAttribute("lastName", form.getLastName()); model.addAttribute("country", form.getCountry()); model.addAttribute("dob", form.getDob()); model.addAttribute("email", form.getEmail()); 9- model is similar to entity or details about entity - data, getter setter. then what is model.addAttribute and other model methods ? why it is used ? layman, tech in pts. tech defn in para for ivw in detail ?</w:t>
-      </w:r>
+        <w:t>th:if</w:t>
+      </w:r>
+      <w:proofErr w:type="spellEnd"/>
+      <w:r>
+        <w:rPr>
+          <w:sz w:val="32"/>
+          <w:szCs w:val="32"/>
+        </w:rPr>
+        <w:t xml:space="preserve">="${#fields.hasErrors('lastName')}" </w:t>
+      </w:r>
+      <w:proofErr w:type="spellStart"/>
+      <w:r>
+        <w:rPr>
+          <w:sz w:val="32"/>
+          <w:szCs w:val="32"/>
+        </w:rPr>
+        <w:t>th:errors</w:t>
+      </w:r>
+      <w:proofErr w:type="spellEnd"/>
+      <w:r>
+        <w:rPr>
+          <w:sz w:val="32"/>
+          <w:szCs w:val="32"/>
+        </w:rPr>
+        <w:t>="*{</w:t>
+      </w:r>
+      <w:proofErr w:type="spellStart"/>
+      <w:r>
+        <w:rPr>
+          <w:sz w:val="32"/>
+          <w:szCs w:val="32"/>
+        </w:rPr>
+        <w:t>lastName</w:t>
+      </w:r>
+      <w:proofErr w:type="spellEnd"/>
+      <w:r>
+        <w:rPr>
+          <w:sz w:val="32"/>
+          <w:szCs w:val="32"/>
+        </w:rPr>
+        <w:t>}" class="error"&gt;&lt;/span&gt; &lt;</w:t>
+      </w:r>
+      <w:proofErr w:type="spellStart"/>
+      <w:r>
+        <w:rPr>
+          <w:sz w:val="32"/>
+          <w:szCs w:val="32"/>
+        </w:rPr>
+        <w:t>br</w:t>
+      </w:r>
+      <w:proofErr w:type="spellEnd"/>
+      <w:r>
+        <w:rPr>
+          <w:sz w:val="32"/>
+          <w:szCs w:val="32"/>
+        </w:rPr>
+        <w:t xml:space="preserve">&gt; explain this code, also why span is used and not para here ? 7- flex vs grid in navbar </w:t>
+      </w:r>
+      <w:proofErr w:type="gramStart"/>
+      <w:r>
+        <w:rPr>
+          <w:sz w:val="32"/>
+          <w:szCs w:val="32"/>
+        </w:rPr>
+        <w:t>use ?</w:t>
+      </w:r>
+      <w:proofErr w:type="gramEnd"/>
+      <w:r>
+        <w:rPr>
+          <w:sz w:val="32"/>
+          <w:szCs w:val="32"/>
+        </w:rPr>
+        <w:t xml:space="preserve"> explain with ex both 8- what is this... why it is </w:t>
+      </w:r>
+      <w:proofErr w:type="gramStart"/>
+      <w:r>
+        <w:rPr>
+          <w:sz w:val="32"/>
+          <w:szCs w:val="32"/>
+        </w:rPr>
+        <w:t>done ?</w:t>
+      </w:r>
+      <w:proofErr w:type="gramEnd"/>
+      <w:r>
+        <w:rPr>
+          <w:sz w:val="32"/>
+          <w:szCs w:val="32"/>
+        </w:rPr>
+        <w:t xml:space="preserve"> // Add form data to the model for the success page </w:t>
+      </w:r>
+      <w:proofErr w:type="spellStart"/>
+      <w:r>
+        <w:rPr>
+          <w:sz w:val="32"/>
+          <w:szCs w:val="32"/>
+        </w:rPr>
+        <w:t>model.addAttribute</w:t>
+      </w:r>
+      <w:proofErr w:type="spellEnd"/>
+      <w:r>
+        <w:rPr>
+          <w:sz w:val="32"/>
+          <w:szCs w:val="32"/>
+        </w:rPr>
+        <w:t>("</w:t>
+      </w:r>
+      <w:proofErr w:type="spellStart"/>
+      <w:r>
+        <w:rPr>
+          <w:sz w:val="32"/>
+          <w:szCs w:val="32"/>
+        </w:rPr>
+        <w:t>firstName</w:t>
+      </w:r>
+      <w:proofErr w:type="spellEnd"/>
+      <w:r>
+        <w:rPr>
+          <w:sz w:val="32"/>
+          <w:szCs w:val="32"/>
+        </w:rPr>
+        <w:t xml:space="preserve">", </w:t>
+      </w:r>
+      <w:proofErr w:type="spellStart"/>
+      <w:r>
+        <w:rPr>
+          <w:sz w:val="32"/>
+          <w:szCs w:val="32"/>
+        </w:rPr>
+        <w:t>form.getFirstName</w:t>
+      </w:r>
+      <w:proofErr w:type="spellEnd"/>
+      <w:r>
+        <w:rPr>
+          <w:sz w:val="32"/>
+          <w:szCs w:val="32"/>
+        </w:rPr>
+        <w:t xml:space="preserve">()); </w:t>
+      </w:r>
+      <w:proofErr w:type="spellStart"/>
+      <w:r>
+        <w:rPr>
+          <w:sz w:val="32"/>
+          <w:szCs w:val="32"/>
+        </w:rPr>
+        <w:t>model.addAttribute</w:t>
+      </w:r>
+      <w:proofErr w:type="spellEnd"/>
+      <w:r>
+        <w:rPr>
+          <w:sz w:val="32"/>
+          <w:szCs w:val="32"/>
+        </w:rPr>
+        <w:t>("</w:t>
+      </w:r>
+      <w:proofErr w:type="spellStart"/>
+      <w:r>
+        <w:rPr>
+          <w:sz w:val="32"/>
+          <w:szCs w:val="32"/>
+        </w:rPr>
+        <w:t>lastName</w:t>
+      </w:r>
+      <w:proofErr w:type="spellEnd"/>
+      <w:r>
+        <w:rPr>
+          <w:sz w:val="32"/>
+          <w:szCs w:val="32"/>
+        </w:rPr>
+        <w:t xml:space="preserve">", </w:t>
+      </w:r>
+      <w:proofErr w:type="spellStart"/>
+      <w:r>
+        <w:rPr>
+          <w:sz w:val="32"/>
+          <w:szCs w:val="32"/>
+        </w:rPr>
+        <w:t>form.getLastName</w:t>
+      </w:r>
+      <w:proofErr w:type="spellEnd"/>
+      <w:r>
+        <w:rPr>
+          <w:sz w:val="32"/>
+          <w:szCs w:val="32"/>
+        </w:rPr>
+        <w:t xml:space="preserve">()); </w:t>
+      </w:r>
+      <w:proofErr w:type="spellStart"/>
+      <w:r>
+        <w:rPr>
+          <w:sz w:val="32"/>
+          <w:szCs w:val="32"/>
+        </w:rPr>
+        <w:t>model.addAttribute</w:t>
+      </w:r>
+      <w:proofErr w:type="spellEnd"/>
+      <w:r>
+        <w:rPr>
+          <w:sz w:val="32"/>
+          <w:szCs w:val="32"/>
+        </w:rPr>
+        <w:t xml:space="preserve">("country", </w:t>
+      </w:r>
+      <w:proofErr w:type="spellStart"/>
+      <w:r>
+        <w:rPr>
+          <w:sz w:val="32"/>
+          <w:szCs w:val="32"/>
+        </w:rPr>
+        <w:t>form.getCountry</w:t>
+      </w:r>
+      <w:proofErr w:type="spellEnd"/>
+      <w:r>
+        <w:rPr>
+          <w:sz w:val="32"/>
+          <w:szCs w:val="32"/>
+        </w:rPr>
+        <w:t xml:space="preserve">()); </w:t>
+      </w:r>
+      <w:proofErr w:type="spellStart"/>
+      <w:r>
+        <w:rPr>
+          <w:sz w:val="32"/>
+          <w:szCs w:val="32"/>
+        </w:rPr>
+        <w:t>model.addAttribute</w:t>
+      </w:r>
+      <w:proofErr w:type="spellEnd"/>
+      <w:r>
+        <w:rPr>
+          <w:sz w:val="32"/>
+          <w:szCs w:val="32"/>
+        </w:rPr>
+        <w:t xml:space="preserve">("dob", </w:t>
+      </w:r>
+      <w:proofErr w:type="spellStart"/>
+      <w:r>
+        <w:rPr>
+          <w:sz w:val="32"/>
+          <w:szCs w:val="32"/>
+        </w:rPr>
+        <w:t>form.getDob</w:t>
+      </w:r>
+      <w:proofErr w:type="spellEnd"/>
+      <w:r>
+        <w:rPr>
+          <w:sz w:val="32"/>
+          <w:szCs w:val="32"/>
+        </w:rPr>
+        <w:t xml:space="preserve">()); </w:t>
+      </w:r>
+      <w:proofErr w:type="spellStart"/>
+      <w:r>
+        <w:rPr>
+          <w:sz w:val="32"/>
+          <w:szCs w:val="32"/>
+        </w:rPr>
+        <w:t>model.addAttribute</w:t>
+      </w:r>
+      <w:proofErr w:type="spellEnd"/>
+      <w:r>
+        <w:rPr>
+          <w:sz w:val="32"/>
+          <w:szCs w:val="32"/>
+        </w:rPr>
+        <w:t xml:space="preserve">("email", </w:t>
+      </w:r>
+      <w:proofErr w:type="spellStart"/>
+      <w:r>
+        <w:rPr>
+          <w:sz w:val="32"/>
+          <w:szCs w:val="32"/>
+        </w:rPr>
+        <w:t>form.getEmail</w:t>
+      </w:r>
+      <w:proofErr w:type="spellEnd"/>
+      <w:r>
+        <w:rPr>
+          <w:sz w:val="32"/>
+          <w:szCs w:val="32"/>
+        </w:rPr>
+        <w:t xml:space="preserve">()); 9- model is similar to entity or details about entity - data, getter setter. then what is </w:t>
+      </w:r>
+      <w:proofErr w:type="spellStart"/>
+      <w:proofErr w:type="gramStart"/>
+      <w:r>
+        <w:rPr>
+          <w:sz w:val="32"/>
+          <w:szCs w:val="32"/>
+        </w:rPr>
+        <w:t>model.addAttribute</w:t>
+      </w:r>
+      <w:proofErr w:type="spellEnd"/>
+      <w:proofErr w:type="gramEnd"/>
+      <w:r>
+        <w:rPr>
+          <w:sz w:val="32"/>
+          <w:szCs w:val="32"/>
+        </w:rPr>
+        <w:t xml:space="preserve"> and other model </w:t>
+      </w:r>
+      <w:proofErr w:type="gramStart"/>
+      <w:r>
+        <w:rPr>
+          <w:sz w:val="32"/>
+          <w:szCs w:val="32"/>
+        </w:rPr>
+        <w:t>methods ?</w:t>
+      </w:r>
+      <w:proofErr w:type="gramEnd"/>
+      <w:r>
+        <w:rPr>
+          <w:sz w:val="32"/>
+          <w:szCs w:val="32"/>
+        </w:rPr>
+        <w:t xml:space="preserve"> why it is </w:t>
+      </w:r>
+      <w:proofErr w:type="gramStart"/>
+      <w:r>
+        <w:rPr>
+          <w:sz w:val="32"/>
+          <w:szCs w:val="32"/>
+        </w:rPr>
+        <w:t>used ?</w:t>
+      </w:r>
+      <w:proofErr w:type="gramEnd"/>
+      <w:r>
+        <w:rPr>
+          <w:sz w:val="32"/>
+          <w:szCs w:val="32"/>
+        </w:rPr>
+        <w:t xml:space="preserve"> layman, tech in pts. tech </w:t>
+      </w:r>
+      <w:proofErr w:type="spellStart"/>
+      <w:r>
+        <w:rPr>
+          <w:sz w:val="32"/>
+          <w:szCs w:val="32"/>
+        </w:rPr>
+        <w:t>defn</w:t>
+      </w:r>
+      <w:proofErr w:type="spellEnd"/>
+      <w:r>
+        <w:rPr>
+          <w:sz w:val="32"/>
+          <w:szCs w:val="32"/>
+        </w:rPr>
+        <w:t xml:space="preserve"> in para for </w:t>
+      </w:r>
+      <w:proofErr w:type="spellStart"/>
+      <w:r>
+        <w:rPr>
+          <w:sz w:val="32"/>
+          <w:szCs w:val="32"/>
+        </w:rPr>
+        <w:t>ivw</w:t>
+      </w:r>
+      <w:proofErr w:type="spellEnd"/>
+      <w:r>
+        <w:rPr>
+          <w:sz w:val="32"/>
+          <w:szCs w:val="32"/>
+        </w:rPr>
+        <w:t xml:space="preserve"> in </w:t>
+      </w:r>
+      <w:proofErr w:type="gramStart"/>
+      <w:r>
+        <w:rPr>
+          <w:sz w:val="32"/>
+          <w:szCs w:val="32"/>
+        </w:rPr>
+        <w:t>detail ?</w:t>
+      </w:r>
+      <w:proofErr w:type="gramEnd"/>
     </w:p>
     <w:p>
       <w:pPr>
@@ -7566,7 +9259,7 @@
           <w:szCs w:val="32"/>
         </w:rPr>
         <w:pict w14:anchorId="6EF7CDB7">
-          <v:rect id="_x0000_i2065" style="width:0;height:1.5pt" o:hralign="center" o:hrstd="t" o:hr="t" fillcolor="#a0a0a0" stroked="f"/>
+          <v:rect id="_x0000_i1085" style="width:0;height:1.5pt" o:hralign="center" o:hrstd="t" o:hr="t" fillcolor="#a0a0a0" stroked="f"/>
         </w:pict>
       </w:r>
     </w:p>
@@ -7615,7 +9308,27 @@
           <w:sz w:val="32"/>
           <w:szCs w:val="32"/>
         </w:rPr>
-        <w:t xml:space="preserve"> LocalDate dob vs Date dob</w:t>
+        <w:t xml:space="preserve"> </w:t>
+      </w:r>
+      <w:proofErr w:type="spellStart"/>
+      <w:r>
+        <w:rPr>
+          <w:b/>
+          <w:bCs/>
+          <w:sz w:val="32"/>
+          <w:szCs w:val="32"/>
+        </w:rPr>
+        <w:t>LocalDate</w:t>
+      </w:r>
+      <w:proofErr w:type="spellEnd"/>
+      <w:r>
+        <w:rPr>
+          <w:b/>
+          <w:bCs/>
+          <w:sz w:val="32"/>
+          <w:szCs w:val="32"/>
+        </w:rPr>
+        <w:t xml:space="preserve"> dob vs Date dob</w:t>
       </w:r>
     </w:p>
     <w:p>
@@ -7677,12 +9390,21 @@
           <w:szCs w:val="32"/>
         </w:rPr>
       </w:pPr>
-      <w:r>
-        <w:rPr>
-          <w:sz w:val="32"/>
-          <w:szCs w:val="32"/>
-        </w:rPr>
-        <w:t xml:space="preserve">LocalDate = modern, clean, only date (no time) </w:t>
+      <w:proofErr w:type="spellStart"/>
+      <w:r>
+        <w:rPr>
+          <w:sz w:val="32"/>
+          <w:szCs w:val="32"/>
+        </w:rPr>
+        <w:t>LocalDate</w:t>
+      </w:r>
+      <w:proofErr w:type="spellEnd"/>
+      <w:r>
+        <w:rPr>
+          <w:sz w:val="32"/>
+          <w:szCs w:val="32"/>
+        </w:rPr>
+        <w:t xml:space="preserve"> = modern, clean, only date (no time) </w:t>
       </w:r>
     </w:p>
     <w:p>
@@ -7698,7 +9420,7 @@
           <w:szCs w:val="32"/>
         </w:rPr>
         <w:pict w14:anchorId="339BE23D">
-          <v:rect id="_x0000_i2066" style="width:0;height:1.5pt" o:hralign="center" o:hrstd="t" o:hr="t" fillcolor="#a0a0a0" stroked="f"/>
+          <v:rect id="_x0000_i1086" style="width:0;height:1.5pt" o:hralign="center" o:hrstd="t" o:hr="t" fillcolor="#a0a0a0" stroked="f"/>
         </w:pict>
       </w:r>
     </w:p>
@@ -7820,6 +9542,7 @@
                 <w:szCs w:val="32"/>
               </w:rPr>
             </w:pPr>
+            <w:proofErr w:type="spellStart"/>
             <w:r>
               <w:rPr>
                 <w:b/>
@@ -7829,6 +9552,7 @@
               </w:rPr>
               <w:t>LocalDate</w:t>
             </w:r>
+            <w:proofErr w:type="spellEnd"/>
           </w:p>
         </w:tc>
       </w:tr>
@@ -7871,6 +9595,8 @@
                 <w:szCs w:val="32"/>
               </w:rPr>
             </w:pPr>
+            <w:proofErr w:type="spellStart"/>
+            <w:proofErr w:type="gramStart"/>
             <w:r>
               <w:rPr>
                 <w:sz w:val="32"/>
@@ -7878,6 +9604,8 @@
               </w:rPr>
               <w:t>java.util</w:t>
             </w:r>
+            <w:proofErr w:type="spellEnd"/>
+            <w:proofErr w:type="gramEnd"/>
           </w:p>
         </w:tc>
         <w:tc>
@@ -7893,6 +9621,8 @@
                 <w:szCs w:val="32"/>
               </w:rPr>
             </w:pPr>
+            <w:proofErr w:type="spellStart"/>
+            <w:proofErr w:type="gramStart"/>
             <w:r>
               <w:rPr>
                 <w:sz w:val="32"/>
@@ -7900,6 +9630,8 @@
               </w:rPr>
               <w:t>java.time</w:t>
             </w:r>
+            <w:proofErr w:type="spellEnd"/>
+            <w:proofErr w:type="gramEnd"/>
           </w:p>
         </w:tc>
       </w:tr>
@@ -8179,7 +9911,7 @@
           <w:szCs w:val="32"/>
         </w:rPr>
         <w:pict w14:anchorId="7E430244">
-          <v:rect id="_x0000_i2067" style="width:0;height:1.5pt" o:hralign="center" o:hrstd="t" o:hr="t" fillcolor="#a0a0a0" stroked="f"/>
+          <v:rect id="_x0000_i1087" style="width:0;height:1.5pt" o:hralign="center" o:hrstd="t" o:hr="t" fillcolor="#a0a0a0" stroked="f"/>
         </w:pict>
       </w:r>
     </w:p>
@@ -8234,14 +9966,25 @@
         </w:rPr>
         <w:br/>
       </w:r>
-      <w:r>
-        <w:rPr>
-          <w:b/>
-          <w:bCs/>
-          <w:sz w:val="32"/>
-          <w:szCs w:val="32"/>
-        </w:rPr>
-        <w:t>LocalDate is part of Java 8 Date-Time API, designed to handle date without time in a thread-safe and immutable way, unlike the legacy Date class which is mutable and error-prone.</w:t>
+      <w:proofErr w:type="spellStart"/>
+      <w:r>
+        <w:rPr>
+          <w:b/>
+          <w:bCs/>
+          <w:sz w:val="32"/>
+          <w:szCs w:val="32"/>
+        </w:rPr>
+        <w:t>LocalDate</w:t>
+      </w:r>
+      <w:proofErr w:type="spellEnd"/>
+      <w:r>
+        <w:rPr>
+          <w:b/>
+          <w:bCs/>
+          <w:sz w:val="32"/>
+          <w:szCs w:val="32"/>
+        </w:rPr>
+        <w:t xml:space="preserve"> is part of Java 8 Date-Time API, designed to handle date without time in a thread-safe and immutable way, unlike the legacy Date class which is mutable and error-prone.</w:t>
       </w:r>
     </w:p>
     <w:p>
@@ -8257,7 +10000,7 @@
           <w:szCs w:val="32"/>
         </w:rPr>
         <w:pict w14:anchorId="6BBAEF2D">
-          <v:rect id="_x0000_i2068" style="width:0;height:1.5pt" o:hralign="center" o:hrstd="t" o:hr="t" fillcolor="#a0a0a0" stroked="f"/>
+          <v:rect id="_x0000_i1088" style="width:0;height:1.5pt" o:hralign="center" o:hrstd="t" o:hr="t" fillcolor="#a0a0a0" stroked="f"/>
         </w:pict>
       </w:r>
     </w:p>
@@ -8306,22 +10049,118 @@
           <w:sz w:val="32"/>
           <w:szCs w:val="32"/>
         </w:rPr>
-        <w:t xml:space="preserve"> &lt;form th:action ... th:object ...&gt;</w:t>
-      </w:r>
-    </w:p>
-    <w:p>
-      <w:pPr>
-        <w:rPr>
-          <w:sz w:val="32"/>
-          <w:szCs w:val="32"/>
-        </w:rPr>
-      </w:pPr>
-      <w:r>
-        <w:rPr>
-          <w:sz w:val="32"/>
-          <w:szCs w:val="32"/>
-        </w:rPr>
-        <w:t>&lt;form th:action="@{/register}" method="post" th:object="${registrationForm}"&gt;</w:t>
+        <w:t xml:space="preserve"> &lt;form </w:t>
+      </w:r>
+      <w:proofErr w:type="spellStart"/>
+      <w:proofErr w:type="gramStart"/>
+      <w:r>
+        <w:rPr>
+          <w:b/>
+          <w:bCs/>
+          <w:sz w:val="32"/>
+          <w:szCs w:val="32"/>
+        </w:rPr>
+        <w:t>th:action</w:t>
+      </w:r>
+      <w:proofErr w:type="spellEnd"/>
+      <w:proofErr w:type="gramEnd"/>
+      <w:r>
+        <w:rPr>
+          <w:b/>
+          <w:bCs/>
+          <w:sz w:val="32"/>
+          <w:szCs w:val="32"/>
+        </w:rPr>
+        <w:t xml:space="preserve"> ... </w:t>
+      </w:r>
+      <w:proofErr w:type="spellStart"/>
+      <w:proofErr w:type="gramStart"/>
+      <w:r>
+        <w:rPr>
+          <w:b/>
+          <w:bCs/>
+          <w:sz w:val="32"/>
+          <w:szCs w:val="32"/>
+        </w:rPr>
+        <w:t>th:object</w:t>
+      </w:r>
+      <w:proofErr w:type="spellEnd"/>
+      <w:proofErr w:type="gramEnd"/>
+      <w:r>
+        <w:rPr>
+          <w:b/>
+          <w:bCs/>
+          <w:sz w:val="32"/>
+          <w:szCs w:val="32"/>
+        </w:rPr>
+        <w:t xml:space="preserve"> ...&gt;</w:t>
+      </w:r>
+    </w:p>
+    <w:p>
+      <w:pPr>
+        <w:rPr>
+          <w:sz w:val="32"/>
+          <w:szCs w:val="32"/>
+        </w:rPr>
+      </w:pPr>
+      <w:r>
+        <w:rPr>
+          <w:sz w:val="32"/>
+          <w:szCs w:val="32"/>
+        </w:rPr>
+        <w:t xml:space="preserve">&lt;form </w:t>
+      </w:r>
+      <w:proofErr w:type="spellStart"/>
+      <w:proofErr w:type="gramStart"/>
+      <w:r>
+        <w:rPr>
+          <w:sz w:val="32"/>
+          <w:szCs w:val="32"/>
+        </w:rPr>
+        <w:t>th:action</w:t>
+      </w:r>
+      <w:proofErr w:type="spellEnd"/>
+      <w:proofErr w:type="gramEnd"/>
+      <w:r>
+        <w:rPr>
+          <w:sz w:val="32"/>
+          <w:szCs w:val="32"/>
+        </w:rPr>
+        <w:t xml:space="preserve">="@{/register}" method="post" </w:t>
+      </w:r>
+      <w:proofErr w:type="spellStart"/>
+      <w:proofErr w:type="gramStart"/>
+      <w:r>
+        <w:rPr>
+          <w:sz w:val="32"/>
+          <w:szCs w:val="32"/>
+        </w:rPr>
+        <w:t>th:object</w:t>
+      </w:r>
+      <w:proofErr w:type="spellEnd"/>
+      <w:proofErr w:type="gramEnd"/>
+      <w:r>
+        <w:rPr>
+          <w:sz w:val="32"/>
+          <w:szCs w:val="32"/>
+        </w:rPr>
+        <w:t>="${</w:t>
+      </w:r>
+      <w:proofErr w:type="spellStart"/>
+      <w:r>
+        <w:rPr>
+          <w:sz w:val="32"/>
+          <w:szCs w:val="32"/>
+        </w:rPr>
+        <w:t>registrationForm</w:t>
+      </w:r>
+      <w:proofErr w:type="spellEnd"/>
+      <w:r>
+        <w:rPr>
+          <w:sz w:val="32"/>
+          <w:szCs w:val="32"/>
+        </w:rPr>
+        <w:t>}"&gt;</w:t>
       </w:r>
     </w:p>
     <w:p>
@@ -8389,7 +10228,7 @@
           <w:szCs w:val="32"/>
         </w:rPr>
         <w:pict w14:anchorId="7D767094">
-          <v:rect id="_x0000_i2069" style="width:0;height:1.5pt" o:hralign="center" o:hrstd="t" o:hr="t" fillcolor="#a0a0a0" stroked="f"/>
+          <v:rect id="_x0000_i1089" style="width:0;height:1.5pt" o:hralign="center" o:hrstd="t" o:hr="t" fillcolor="#a0a0a0" stroked="f"/>
         </w:pict>
       </w:r>
     </w:p>
@@ -8433,13 +10272,24 @@
           <w:szCs w:val="32"/>
         </w:rPr>
       </w:pPr>
+      <w:proofErr w:type="spellStart"/>
+      <w:proofErr w:type="gramStart"/>
       <w:r>
         <w:rPr>
           <w:sz w:val="32"/>
           <w:szCs w:val="32"/>
         </w:rPr>
         <w:lastRenderedPageBreak/>
-        <w:t xml:space="preserve">th:action → where form goes </w:t>
+        <w:t>th:action</w:t>
+      </w:r>
+      <w:proofErr w:type="spellEnd"/>
+      <w:proofErr w:type="gramEnd"/>
+      <w:r>
+        <w:rPr>
+          <w:sz w:val="32"/>
+          <w:szCs w:val="32"/>
+        </w:rPr>
+        <w:t xml:space="preserve"> → where form goes </w:t>
       </w:r>
     </w:p>
     <w:p>
@@ -8472,12 +10322,23 @@
           <w:szCs w:val="32"/>
         </w:rPr>
       </w:pPr>
-      <w:r>
-        <w:rPr>
-          <w:sz w:val="32"/>
-          <w:szCs w:val="32"/>
-        </w:rPr>
-        <w:t xml:space="preserve">th:object → connect form ↔ Java object </w:t>
+      <w:proofErr w:type="spellStart"/>
+      <w:proofErr w:type="gramStart"/>
+      <w:r>
+        <w:rPr>
+          <w:sz w:val="32"/>
+          <w:szCs w:val="32"/>
+        </w:rPr>
+        <w:t>th:object</w:t>
+      </w:r>
+      <w:proofErr w:type="spellEnd"/>
+      <w:proofErr w:type="gramEnd"/>
+      <w:r>
+        <w:rPr>
+          <w:sz w:val="32"/>
+          <w:szCs w:val="32"/>
+        </w:rPr>
+        <w:t xml:space="preserve"> → connect form ↔ Java object </w:t>
       </w:r>
     </w:p>
     <w:p>
@@ -8493,7 +10354,7 @@
           <w:szCs w:val="32"/>
         </w:rPr>
         <w:pict w14:anchorId="43C9D8DF">
-          <v:rect id="_x0000_i2070" style="width:0;height:1.5pt" o:hralign="center" o:hrstd="t" o:hr="t" fillcolor="#a0a0a0" stroked="f"/>
+          <v:rect id="_x0000_i1090" style="width:0;height:1.5pt" o:hralign="center" o:hrstd="t" o:hr="t" fillcolor="#a0a0a0" stroked="f"/>
         </w:pict>
       </w:r>
     </w:p>
@@ -8548,14 +10409,27 @@
         </w:rPr>
         <w:br/>
       </w:r>
-      <w:r>
-        <w:rPr>
-          <w:b/>
-          <w:bCs/>
-          <w:sz w:val="32"/>
-          <w:szCs w:val="32"/>
-        </w:rPr>
-        <w:t>th:object binds the HTML form to a backend model object, enabling automatic data binding between form fields and object properties.</w:t>
+      <w:proofErr w:type="spellStart"/>
+      <w:proofErr w:type="gramStart"/>
+      <w:r>
+        <w:rPr>
+          <w:b/>
+          <w:bCs/>
+          <w:sz w:val="32"/>
+          <w:szCs w:val="32"/>
+        </w:rPr>
+        <w:t>th:object</w:t>
+      </w:r>
+      <w:proofErr w:type="spellEnd"/>
+      <w:proofErr w:type="gramEnd"/>
+      <w:r>
+        <w:rPr>
+          <w:b/>
+          <w:bCs/>
+          <w:sz w:val="32"/>
+          <w:szCs w:val="32"/>
+        </w:rPr>
+        <w:t xml:space="preserve"> binds the HTML form to a backend model object, enabling automatic data binding between form fields and object properties.</w:t>
       </w:r>
     </w:p>
     <w:p>
@@ -8571,7 +10445,7 @@
           <w:szCs w:val="32"/>
         </w:rPr>
         <w:pict w14:anchorId="3191CDA3">
-          <v:rect id="_x0000_i2071" style="width:0;height:1.5pt" o:hralign="center" o:hrstd="t" o:hr="t" fillcolor="#a0a0a0" stroked="f"/>
+          <v:rect id="_x0000_i1091" style="width:0;height:1.5pt" o:hralign="center" o:hrstd="t" o:hr="t" fillcolor="#a0a0a0" stroked="f"/>
         </w:pict>
       </w:r>
     </w:p>
@@ -8635,7 +10509,41 @@
           <w:sz w:val="32"/>
           <w:szCs w:val="32"/>
         </w:rPr>
-        <w:t>&lt;input type="text" th:field="*{firstName}"&gt;</w:t>
+        <w:t xml:space="preserve">&lt;input type="text" </w:t>
+      </w:r>
+      <w:proofErr w:type="spellStart"/>
+      <w:proofErr w:type="gramStart"/>
+      <w:r>
+        <w:rPr>
+          <w:sz w:val="32"/>
+          <w:szCs w:val="32"/>
+        </w:rPr>
+        <w:t>th:field</w:t>
+      </w:r>
+      <w:proofErr w:type="spellEnd"/>
+      <w:proofErr w:type="gramEnd"/>
+      <w:r>
+        <w:rPr>
+          <w:sz w:val="32"/>
+          <w:szCs w:val="32"/>
+        </w:rPr>
+        <w:t>="*{</w:t>
+      </w:r>
+      <w:proofErr w:type="spellStart"/>
+      <w:r>
+        <w:rPr>
+          <w:sz w:val="32"/>
+          <w:szCs w:val="32"/>
+        </w:rPr>
+        <w:t>firstName</w:t>
+      </w:r>
+      <w:proofErr w:type="spellEnd"/>
+      <w:r>
+        <w:rPr>
+          <w:sz w:val="32"/>
+          <w:szCs w:val="32"/>
+        </w:rPr>
+        <w:t>}"&gt;</w:t>
       </w:r>
       <w:r>
         <w:rPr>
@@ -8643,7 +10551,75 @@
           <w:szCs w:val="32"/>
         </w:rPr>
         <w:br/>
-        <w:t>&lt;span th:if="${#fields.hasErrors('firstName')}" th:errors="*{firstName}"&gt;&lt;/span&gt;</w:t>
+        <w:t xml:space="preserve">&lt;span </w:t>
+      </w:r>
+      <w:proofErr w:type="spellStart"/>
+      <w:proofErr w:type="gramStart"/>
+      <w:r>
+        <w:rPr>
+          <w:sz w:val="32"/>
+          <w:szCs w:val="32"/>
+        </w:rPr>
+        <w:t>th:if</w:t>
+      </w:r>
+      <w:proofErr w:type="spellEnd"/>
+      <w:proofErr w:type="gramEnd"/>
+      <w:r>
+        <w:rPr>
+          <w:sz w:val="32"/>
+          <w:szCs w:val="32"/>
+        </w:rPr>
+        <w:t>="${#</w:t>
+      </w:r>
+      <w:proofErr w:type="gramStart"/>
+      <w:r>
+        <w:rPr>
+          <w:sz w:val="32"/>
+          <w:szCs w:val="32"/>
+        </w:rPr>
+        <w:t>fields.hasErrors</w:t>
+      </w:r>
+      <w:proofErr w:type="gramEnd"/>
+      <w:r>
+        <w:rPr>
+          <w:sz w:val="32"/>
+          <w:szCs w:val="32"/>
+        </w:rPr>
+        <w:t xml:space="preserve">('firstName')}" </w:t>
+      </w:r>
+      <w:proofErr w:type="spellStart"/>
+      <w:proofErr w:type="gramStart"/>
+      <w:r>
+        <w:rPr>
+          <w:sz w:val="32"/>
+          <w:szCs w:val="32"/>
+        </w:rPr>
+        <w:t>th:errors</w:t>
+      </w:r>
+      <w:proofErr w:type="spellEnd"/>
+      <w:proofErr w:type="gramEnd"/>
+      <w:r>
+        <w:rPr>
+          <w:sz w:val="32"/>
+          <w:szCs w:val="32"/>
+        </w:rPr>
+        <w:t>="*{</w:t>
+      </w:r>
+      <w:proofErr w:type="spellStart"/>
+      <w:r>
+        <w:rPr>
+          <w:sz w:val="32"/>
+          <w:szCs w:val="32"/>
+        </w:rPr>
+        <w:t>firstName</w:t>
+      </w:r>
+      <w:proofErr w:type="spellEnd"/>
+      <w:r>
+        <w:rPr>
+          <w:sz w:val="32"/>
+          <w:szCs w:val="32"/>
+        </w:rPr>
+        <w:t>}"&gt;&lt;/span&gt;</w:t>
       </w:r>
     </w:p>
     <w:p>
@@ -8711,7 +10687,7 @@
           <w:szCs w:val="32"/>
         </w:rPr>
         <w:pict w14:anchorId="418AABE6">
-          <v:rect id="_x0000_i2072" style="width:0;height:1.5pt" o:hralign="center" o:hrstd="t" o:hr="t" fillcolor="#a0a0a0" stroked="f"/>
+          <v:rect id="_x0000_i1092" style="width:0;height:1.5pt" o:hralign="center" o:hrstd="t" o:hr="t" fillcolor="#a0a0a0" stroked="f"/>
         </w:pict>
       </w:r>
     </w:p>
@@ -8755,12 +10731,23 @@
           <w:szCs w:val="32"/>
         </w:rPr>
       </w:pPr>
-      <w:r>
-        <w:rPr>
-          <w:sz w:val="32"/>
-          <w:szCs w:val="32"/>
-        </w:rPr>
-        <w:t xml:space="preserve">th:field → bind input to object </w:t>
+      <w:proofErr w:type="spellStart"/>
+      <w:proofErr w:type="gramStart"/>
+      <w:r>
+        <w:rPr>
+          <w:sz w:val="32"/>
+          <w:szCs w:val="32"/>
+        </w:rPr>
+        <w:t>th:field</w:t>
+      </w:r>
+      <w:proofErr w:type="spellEnd"/>
+      <w:proofErr w:type="gramEnd"/>
+      <w:r>
+        <w:rPr>
+          <w:sz w:val="32"/>
+          <w:szCs w:val="32"/>
+        </w:rPr>
+        <w:t xml:space="preserve"> → bind input to object </w:t>
       </w:r>
     </w:p>
     <w:p>
@@ -8780,7 +10767,23 @@
           <w:szCs w:val="32"/>
         </w:rPr>
         <w:lastRenderedPageBreak/>
-        <w:t xml:space="preserve">#fields.hasErrors → check error </w:t>
+        <w:t>#</w:t>
+      </w:r>
+      <w:proofErr w:type="gramStart"/>
+      <w:r>
+        <w:rPr>
+          <w:sz w:val="32"/>
+          <w:szCs w:val="32"/>
+        </w:rPr>
+        <w:t>fields.hasErrors</w:t>
+      </w:r>
+      <w:proofErr w:type="gramEnd"/>
+      <w:r>
+        <w:rPr>
+          <w:sz w:val="32"/>
+          <w:szCs w:val="32"/>
+        </w:rPr>
+        <w:t xml:space="preserve"> → check error </w:t>
       </w:r>
     </w:p>
     <w:p>
@@ -8794,12 +10797,23 @@
           <w:szCs w:val="32"/>
         </w:rPr>
       </w:pPr>
-      <w:r>
-        <w:rPr>
-          <w:sz w:val="32"/>
-          <w:szCs w:val="32"/>
-        </w:rPr>
-        <w:t xml:space="preserve">th:errors → show error </w:t>
+      <w:proofErr w:type="spellStart"/>
+      <w:proofErr w:type="gramStart"/>
+      <w:r>
+        <w:rPr>
+          <w:sz w:val="32"/>
+          <w:szCs w:val="32"/>
+        </w:rPr>
+        <w:t>th:errors</w:t>
+      </w:r>
+      <w:proofErr w:type="spellEnd"/>
+      <w:proofErr w:type="gramEnd"/>
+      <w:r>
+        <w:rPr>
+          <w:sz w:val="32"/>
+          <w:szCs w:val="32"/>
+        </w:rPr>
+        <w:t xml:space="preserve"> → show error </w:t>
       </w:r>
     </w:p>
     <w:p>
@@ -8815,7 +10829,7 @@
           <w:szCs w:val="32"/>
         </w:rPr>
         <w:pict w14:anchorId="7FF16D8B">
-          <v:rect id="_x0000_i2073" style="width:0;height:1.5pt" o:hralign="center" o:hrstd="t" o:hr="t" fillcolor="#a0a0a0" stroked="f"/>
+          <v:rect id="_x0000_i1093" style="width:0;height:1.5pt" o:hralign="center" o:hrstd="t" o:hr="t" fillcolor="#a0a0a0" stroked="f"/>
         </w:pict>
       </w:r>
     </w:p>
@@ -8870,14 +10884,89 @@
         </w:rPr>
         <w:br/>
       </w:r>
-      <w:r>
-        <w:rPr>
-          <w:b/>
-          <w:bCs/>
-          <w:sz w:val="32"/>
-          <w:szCs w:val="32"/>
-        </w:rPr>
-        <w:t>th:field binds input elements to object fields, while th:errors dynamically displays validation messages stored in BindingResult.</w:t>
+      <w:proofErr w:type="spellStart"/>
+      <w:proofErr w:type="gramStart"/>
+      <w:r>
+        <w:rPr>
+          <w:b/>
+          <w:bCs/>
+          <w:sz w:val="32"/>
+          <w:szCs w:val="32"/>
+        </w:rPr>
+        <w:t>th:field</w:t>
+      </w:r>
+      <w:proofErr w:type="spellEnd"/>
+      <w:proofErr w:type="gramEnd"/>
+      <w:r>
+        <w:rPr>
+          <w:b/>
+          <w:bCs/>
+          <w:sz w:val="32"/>
+          <w:szCs w:val="32"/>
+        </w:rPr>
+        <w:t xml:space="preserve"> binds input elements to object fields, while </w:t>
+      </w:r>
+      <w:proofErr w:type="spellStart"/>
+      <w:proofErr w:type="gramStart"/>
+      <w:r>
+        <w:rPr>
+          <w:b/>
+          <w:bCs/>
+          <w:sz w:val="32"/>
+          <w:szCs w:val="32"/>
+        </w:rPr>
+        <w:t>th:errors</w:t>
+      </w:r>
+      <w:proofErr w:type="spellEnd"/>
+      <w:proofErr w:type="gramEnd"/>
+      <w:r>
+        <w:rPr>
+          <w:b/>
+          <w:bCs/>
+          <w:sz w:val="32"/>
+          <w:szCs w:val="32"/>
+        </w:rPr>
+        <w:t xml:space="preserve"> dynamically </w:t>
+      </w:r>
+      <w:proofErr w:type="gramStart"/>
+      <w:r>
+        <w:rPr>
+          <w:b/>
+          <w:bCs/>
+          <w:sz w:val="32"/>
+          <w:szCs w:val="32"/>
+        </w:rPr>
+        <w:t>displays</w:t>
+      </w:r>
+      <w:proofErr w:type="gramEnd"/>
+      <w:r>
+        <w:rPr>
+          <w:b/>
+          <w:bCs/>
+          <w:sz w:val="32"/>
+          <w:szCs w:val="32"/>
+        </w:rPr>
+        <w:t xml:space="preserve"> validation messages stored in </w:t>
+      </w:r>
+      <w:proofErr w:type="spellStart"/>
+      <w:r>
+        <w:rPr>
+          <w:b/>
+          <w:bCs/>
+          <w:sz w:val="32"/>
+          <w:szCs w:val="32"/>
+        </w:rPr>
+        <w:t>BindingResult</w:t>
+      </w:r>
+      <w:proofErr w:type="spellEnd"/>
+      <w:r>
+        <w:rPr>
+          <w:b/>
+          <w:bCs/>
+          <w:sz w:val="32"/>
+          <w:szCs w:val="32"/>
+        </w:rPr>
+        <w:t>.</w:t>
       </w:r>
     </w:p>
     <w:p>
@@ -8893,7 +10982,7 @@
           <w:szCs w:val="32"/>
         </w:rPr>
         <w:pict w14:anchorId="6C046946">
-          <v:rect id="_x0000_i2074" style="width:0;height:1.5pt" o:hralign="center" o:hrstd="t" o:hr="t" fillcolor="#a0a0a0" stroked="f"/>
+          <v:rect id="_x0000_i1094" style="width:0;height:1.5pt" o:hralign="center" o:hrstd="t" o:hr="t" fillcolor="#a0a0a0" stroked="f"/>
         </w:pict>
       </w:r>
     </w:p>
@@ -8942,8 +11031,19 @@
           <w:sz w:val="32"/>
           <w:szCs w:val="32"/>
         </w:rPr>
-        <w:t xml:space="preserve"> Servlet &amp; DispatcherServlet</w:t>
-      </w:r>
+        <w:t xml:space="preserve"> Servlet &amp; </w:t>
+      </w:r>
+      <w:proofErr w:type="spellStart"/>
+      <w:r>
+        <w:rPr>
+          <w:b/>
+          <w:bCs/>
+          <w:sz w:val="32"/>
+          <w:szCs w:val="32"/>
+        </w:rPr>
+        <w:t>DispatcherServlet</w:t>
+      </w:r>
+      <w:proofErr w:type="spellEnd"/>
     </w:p>
     <w:p>
       <w:pPr>
@@ -9025,6 +11125,7 @@
           <w:szCs w:val="32"/>
         </w:rPr>
       </w:pPr>
+      <w:proofErr w:type="spellStart"/>
       <w:r>
         <w:rPr>
           <w:b/>
@@ -9034,6 +11135,7 @@
         </w:rPr>
         <w:t>DispatcherServlet</w:t>
       </w:r>
+      <w:proofErr w:type="spellEnd"/>
     </w:p>
     <w:p>
       <w:pPr>
@@ -9071,7 +11173,7 @@
           <w:szCs w:val="32"/>
         </w:rPr>
         <w:pict w14:anchorId="0047A555">
-          <v:rect id="_x0000_i2075" style="width:0;height:1.5pt" o:hralign="center" o:hrstd="t" o:hr="t" fillcolor="#a0a0a0" stroked="f"/>
+          <v:rect id="_x0000_i1095" style="width:0;height:1.5pt" o:hralign="center" o:hrstd="t" o:hr="t" fillcolor="#a0a0a0" stroked="f"/>
         </w:pict>
       </w:r>
     </w:p>
@@ -9171,14 +11273,25 @@
           <w:szCs w:val="32"/>
         </w:rPr>
       </w:pPr>
-      <w:r>
-        <w:rPr>
-          <w:b/>
-          <w:bCs/>
-          <w:sz w:val="32"/>
-          <w:szCs w:val="32"/>
-        </w:rPr>
-        <w:t>DispatcherServlet (Spring)</w:t>
+      <w:proofErr w:type="spellStart"/>
+      <w:r>
+        <w:rPr>
+          <w:b/>
+          <w:bCs/>
+          <w:sz w:val="32"/>
+          <w:szCs w:val="32"/>
+        </w:rPr>
+        <w:t>DispatcherServlet</w:t>
+      </w:r>
+      <w:proofErr w:type="spellEnd"/>
+      <w:r>
+        <w:rPr>
+          <w:b/>
+          <w:bCs/>
+          <w:sz w:val="32"/>
+          <w:szCs w:val="32"/>
+        </w:rPr>
+        <w:t xml:space="preserve"> (Spring)</w:t>
       </w:r>
     </w:p>
     <w:p>
@@ -9251,7 +11364,7 @@
           <w:szCs w:val="32"/>
         </w:rPr>
         <w:pict w14:anchorId="579E6DF1">
-          <v:rect id="_x0000_i2076" style="width:0;height:1.5pt" o:hralign="center" o:hrstd="t" o:hr="t" fillcolor="#a0a0a0" stroked="f"/>
+          <v:rect id="_x0000_i1096" style="width:0;height:1.5pt" o:hralign="center" o:hrstd="t" o:hr="t" fillcolor="#a0a0a0" stroked="f"/>
         </w:pict>
       </w:r>
     </w:p>
@@ -9296,7 +11409,23 @@
           <w:sz w:val="32"/>
           <w:szCs w:val="32"/>
         </w:rPr>
-        <w:t>Browser → DispatcherServlet → Controller → View → Browser</w:t>
+        <w:t xml:space="preserve">Browser → </w:t>
+      </w:r>
+      <w:proofErr w:type="spellStart"/>
+      <w:r>
+        <w:rPr>
+          <w:sz w:val="32"/>
+          <w:szCs w:val="32"/>
+        </w:rPr>
+        <w:t>DispatcherServlet</w:t>
+      </w:r>
+      <w:proofErr w:type="spellEnd"/>
+      <w:r>
+        <w:rPr>
+          <w:sz w:val="32"/>
+          <w:szCs w:val="32"/>
+        </w:rPr>
+        <w:t xml:space="preserve"> → Controller → View → Browser</w:t>
       </w:r>
     </w:p>
     <w:p>
@@ -9312,7 +11441,7 @@
           <w:szCs w:val="32"/>
         </w:rPr>
         <w:pict w14:anchorId="73EC9C01">
-          <v:rect id="_x0000_i2077" style="width:0;height:1.5pt" o:hralign="center" o:hrstd="t" o:hr="t" fillcolor="#a0a0a0" stroked="f"/>
+          <v:rect id="_x0000_i1097" style="width:0;height:1.5pt" o:hralign="center" o:hrstd="t" o:hr="t" fillcolor="#a0a0a0" stroked="f"/>
         </w:pict>
       </w:r>
     </w:p>
@@ -9374,7 +11503,27 @@
           <w:sz w:val="32"/>
           <w:szCs w:val="32"/>
         </w:rPr>
-        <w:t>A Servlet is a server-side Java component that processes client requests, while DispatcherServlet is Spring’s front controller that centralizes request handling and delegates them to appropriate handlers.</w:t>
+        <w:t xml:space="preserve">A Servlet is a server-side Java component that processes client requests, while </w:t>
+      </w:r>
+      <w:proofErr w:type="spellStart"/>
+      <w:r>
+        <w:rPr>
+          <w:b/>
+          <w:bCs/>
+          <w:sz w:val="32"/>
+          <w:szCs w:val="32"/>
+        </w:rPr>
+        <w:t>DispatcherServlet</w:t>
+      </w:r>
+      <w:proofErr w:type="spellEnd"/>
+      <w:r>
+        <w:rPr>
+          <w:b/>
+          <w:bCs/>
+          <w:sz w:val="32"/>
+          <w:szCs w:val="32"/>
+        </w:rPr>
+        <w:t xml:space="preserve"> is Spring’s front controller that centralizes request handling and delegates them to appropriate handlers.</w:t>
       </w:r>
     </w:p>
     <w:p>
@@ -9390,7 +11539,7 @@
           <w:szCs w:val="32"/>
         </w:rPr>
         <w:pict w14:anchorId="5729B857">
-          <v:rect id="_x0000_i2078" style="width:0;height:1.5pt" o:hralign="center" o:hrstd="t" o:hr="t" fillcolor="#a0a0a0" stroked="f"/>
+          <v:rect id="_x0000_i1098" style="width:0;height:1.5pt" o:hralign="center" o:hrstd="t" o:hr="t" fillcolor="#a0a0a0" stroked="f"/>
         </w:pict>
       </w:r>
     </w:p>
@@ -9455,7 +11604,7 @@
           <w:szCs w:val="32"/>
         </w:rPr>
         <w:pict w14:anchorId="7691C3AF">
-          <v:rect id="_x0000_i2079" style="width:0;height:1.5pt" o:hralign="center" o:hrstd="t" o:hr="t" fillcolor="#a0a0a0" stroked="f"/>
+          <v:rect id="_x0000_i1099" style="width:0;height:1.5pt" o:hralign="center" o:hrstd="t" o:hr="t" fillcolor="#a0a0a0" stroked="f"/>
         </w:pict>
       </w:r>
     </w:p>
@@ -9540,7 +11689,7 @@
           <w:szCs w:val="32"/>
         </w:rPr>
         <w:pict w14:anchorId="510D07DC">
-          <v:rect id="_x0000_i2080" style="width:0;height:1.5pt" o:hralign="center" o:hrstd="t" o:hr="t" fillcolor="#a0a0a0" stroked="f"/>
+          <v:rect id="_x0000_i1100" style="width:0;height:1.5pt" o:hralign="center" o:hrstd="t" o:hr="t" fillcolor="#a0a0a0" stroked="f"/>
         </w:pict>
       </w:r>
     </w:p>
@@ -9556,7 +11705,23 @@
           <w:sz w:val="32"/>
           <w:szCs w:val="32"/>
         </w:rPr>
-        <w:t>public String registration(Model model)</w:t>
+        <w:t xml:space="preserve">public String </w:t>
+      </w:r>
+      <w:proofErr w:type="gramStart"/>
+      <w:r>
+        <w:rPr>
+          <w:sz w:val="32"/>
+          <w:szCs w:val="32"/>
+        </w:rPr>
+        <w:t>registration(</w:t>
+      </w:r>
+      <w:proofErr w:type="gramEnd"/>
+      <w:r>
+        <w:rPr>
+          <w:sz w:val="32"/>
+          <w:szCs w:val="32"/>
+        </w:rPr>
+        <w:t>Model model)</w:t>
       </w:r>
     </w:p>
     <w:p>
@@ -9595,7 +11760,7 @@
           <w:szCs w:val="32"/>
         </w:rPr>
         <w:pict w14:anchorId="7BF3635A">
-          <v:rect id="_x0000_i2081" style="width:0;height:1.5pt" o:hralign="center" o:hrstd="t" o:hr="t" fillcolor="#a0a0a0" stroked="f"/>
+          <v:rect id="_x0000_i1101" style="width:0;height:1.5pt" o:hralign="center" o:hrstd="t" o:hr="t" fillcolor="#a0a0a0" stroked="f"/>
         </w:pict>
       </w:r>
     </w:p>
@@ -9606,12 +11771,64 @@
           <w:szCs w:val="32"/>
         </w:rPr>
       </w:pPr>
-      <w:r>
-        <w:rPr>
-          <w:sz w:val="32"/>
-          <w:szCs w:val="32"/>
-        </w:rPr>
-        <w:t>model.addAttribute("registrationForm", new RegistrationForm());</w:t>
+      <w:proofErr w:type="spellStart"/>
+      <w:proofErr w:type="gramStart"/>
+      <w:r>
+        <w:rPr>
+          <w:sz w:val="32"/>
+          <w:szCs w:val="32"/>
+        </w:rPr>
+        <w:t>model.addAttribute</w:t>
+      </w:r>
+      <w:proofErr w:type="spellEnd"/>
+      <w:proofErr w:type="gramEnd"/>
+      <w:r>
+        <w:rPr>
+          <w:sz w:val="32"/>
+          <w:szCs w:val="32"/>
+        </w:rPr>
+        <w:t>("</w:t>
+      </w:r>
+      <w:proofErr w:type="spellStart"/>
+      <w:r>
+        <w:rPr>
+          <w:sz w:val="32"/>
+          <w:szCs w:val="32"/>
+        </w:rPr>
+        <w:t>registrationForm</w:t>
+      </w:r>
+      <w:proofErr w:type="spellEnd"/>
+      <w:r>
+        <w:rPr>
+          <w:sz w:val="32"/>
+          <w:szCs w:val="32"/>
+        </w:rPr>
+        <w:t xml:space="preserve">", new </w:t>
+      </w:r>
+      <w:proofErr w:type="spellStart"/>
+      <w:proofErr w:type="gramStart"/>
+      <w:r>
+        <w:rPr>
+          <w:sz w:val="32"/>
+          <w:szCs w:val="32"/>
+        </w:rPr>
+        <w:t>RegistrationForm</w:t>
+      </w:r>
+      <w:proofErr w:type="spellEnd"/>
+      <w:r>
+        <w:rPr>
+          <w:sz w:val="32"/>
+          <w:szCs w:val="32"/>
+        </w:rPr>
+        <w:t>(</w:t>
+      </w:r>
+      <w:proofErr w:type="gramEnd"/>
+      <w:r>
+        <w:rPr>
+          <w:sz w:val="32"/>
+          <w:szCs w:val="32"/>
+        </w:rPr>
+        <w:t>));</w:t>
       </w:r>
     </w:p>
     <w:p>
@@ -9650,7 +11867,7 @@
           <w:szCs w:val="32"/>
         </w:rPr>
         <w:pict w14:anchorId="43376B22">
-          <v:rect id="_x0000_i2082" style="width:0;height:1.5pt" o:hralign="center" o:hrstd="t" o:hr="t" fillcolor="#a0a0a0" stroked="f"/>
+          <v:rect id="_x0000_i1102" style="width:0;height:1.5pt" o:hralign="center" o:hrstd="t" o:hr="t" fillcolor="#a0a0a0" stroked="f"/>
         </w:pict>
       </w:r>
     </w:p>
@@ -9705,7 +11922,7 @@
           <w:szCs w:val="32"/>
         </w:rPr>
         <w:pict w14:anchorId="4015BF82">
-          <v:rect id="_x0000_i2083" style="width:0;height:1.5pt" o:hralign="center" o:hrstd="t" o:hr="t" fillcolor="#a0a0a0" stroked="f"/>
+          <v:rect id="_x0000_i1103" style="width:0;height:1.5pt" o:hralign="center" o:hrstd="t" o:hr="t" fillcolor="#a0a0a0" stroked="f"/>
         </w:pict>
       </w:r>
     </w:p>
@@ -9722,7 +11939,7 @@
           <w:szCs w:val="32"/>
         </w:rPr>
         <w:pict w14:anchorId="1D60B4FF">
-          <v:rect id="_x0000_i2084" style="width:0;height:1.5pt" o:hralign="center" o:hrstd="t" o:hr="t" fillcolor="#a0a0a0" stroked="f"/>
+          <v:rect id="_x0000_i1104" style="width:0;height:1.5pt" o:hralign="center" o:hrstd="t" o:hr="t" fillcolor="#a0a0a0" stroked="f"/>
         </w:pict>
       </w:r>
     </w:p>
@@ -9807,7 +12024,7 @@
           <w:szCs w:val="32"/>
         </w:rPr>
         <w:pict w14:anchorId="220C5B27">
-          <v:rect id="_x0000_i2085" style="width:0;height:1.5pt" o:hralign="center" o:hrstd="t" o:hr="t" fillcolor="#a0a0a0" stroked="f"/>
+          <v:rect id="_x0000_i1105" style="width:0;height:1.5pt" o:hralign="center" o:hrstd="t" o:hr="t" fillcolor="#a0a0a0" stroked="f"/>
         </w:pict>
       </w:r>
     </w:p>
@@ -9823,7 +12040,23 @@
           <w:sz w:val="32"/>
           <w:szCs w:val="32"/>
         </w:rPr>
-        <w:t>@Valid @ModelAttribute("registrationForm") RegistrationForm form</w:t>
+        <w:t xml:space="preserve">@Valid @ModelAttribute("registrationForm") </w:t>
+      </w:r>
+      <w:proofErr w:type="spellStart"/>
+      <w:r>
+        <w:rPr>
+          <w:sz w:val="32"/>
+          <w:szCs w:val="32"/>
+        </w:rPr>
+        <w:t>RegistrationForm</w:t>
+      </w:r>
+      <w:proofErr w:type="spellEnd"/>
+      <w:r>
+        <w:rPr>
+          <w:sz w:val="32"/>
+          <w:szCs w:val="32"/>
+        </w:rPr>
+        <w:t xml:space="preserve"> form</w:t>
       </w:r>
     </w:p>
     <w:p>
@@ -9862,7 +12095,7 @@
           <w:szCs w:val="32"/>
         </w:rPr>
         <w:pict w14:anchorId="4F11A9B4">
-          <v:rect id="_x0000_i2086" style="width:0;height:1.5pt" o:hralign="center" o:hrstd="t" o:hr="t" fillcolor="#a0a0a0" stroked="f"/>
+          <v:rect id="_x0000_i1106" style="width:0;height:1.5pt" o:hralign="center" o:hrstd="t" o:hr="t" fillcolor="#a0a0a0" stroked="f"/>
         </w:pict>
       </w:r>
     </w:p>
@@ -9873,12 +12106,21 @@
           <w:szCs w:val="32"/>
         </w:rPr>
       </w:pPr>
-      <w:r>
-        <w:rPr>
-          <w:sz w:val="32"/>
-          <w:szCs w:val="32"/>
-        </w:rPr>
-        <w:t>BindingResult result</w:t>
+      <w:proofErr w:type="spellStart"/>
+      <w:r>
+        <w:rPr>
+          <w:sz w:val="32"/>
+          <w:szCs w:val="32"/>
+        </w:rPr>
+        <w:t>BindingResult</w:t>
+      </w:r>
+      <w:proofErr w:type="spellEnd"/>
+      <w:r>
+        <w:rPr>
+          <w:sz w:val="32"/>
+          <w:szCs w:val="32"/>
+        </w:rPr>
+        <w:t xml:space="preserve"> result</w:t>
       </w:r>
     </w:p>
     <w:p>
@@ -9917,7 +12159,7 @@
           <w:szCs w:val="32"/>
         </w:rPr>
         <w:pict w14:anchorId="73A8439E">
-          <v:rect id="_x0000_i2087" style="width:0;height:1.5pt" o:hralign="center" o:hrstd="t" o:hr="t" fillcolor="#a0a0a0" stroked="f"/>
+          <v:rect id="_x0000_i1107" style="width:0;height:1.5pt" o:hralign="center" o:hrstd="t" o:hr="t" fillcolor="#a0a0a0" stroked="f"/>
         </w:pict>
       </w:r>
     </w:p>
@@ -9933,7 +12175,25 @@
           <w:sz w:val="32"/>
           <w:szCs w:val="32"/>
         </w:rPr>
-        <w:t>if (result.hasErrors())</w:t>
+        <w:t>if (</w:t>
+      </w:r>
+      <w:proofErr w:type="spellStart"/>
+      <w:proofErr w:type="gramStart"/>
+      <w:r>
+        <w:rPr>
+          <w:sz w:val="32"/>
+          <w:szCs w:val="32"/>
+        </w:rPr>
+        <w:t>result.hasErrors</w:t>
+      </w:r>
+      <w:proofErr w:type="spellEnd"/>
+      <w:proofErr w:type="gramEnd"/>
+      <w:r>
+        <w:rPr>
+          <w:sz w:val="32"/>
+          <w:szCs w:val="32"/>
+        </w:rPr>
+        <w:t>())</w:t>
       </w:r>
     </w:p>
     <w:p>
@@ -9972,7 +12232,7 @@
           <w:szCs w:val="32"/>
         </w:rPr>
         <w:pict w14:anchorId="1936ED73">
-          <v:rect id="_x0000_i2088" style="width:0;height:1.5pt" o:hralign="center" o:hrstd="t" o:hr="t" fillcolor="#a0a0a0" stroked="f"/>
+          <v:rect id="_x0000_i1108" style="width:0;height:1.5pt" o:hralign="center" o:hrstd="t" o:hr="t" fillcolor="#a0a0a0" stroked="f"/>
         </w:pict>
       </w:r>
     </w:p>
@@ -10027,7 +12287,7 @@
           <w:szCs w:val="32"/>
         </w:rPr>
         <w:pict w14:anchorId="6B4021BA">
-          <v:rect id="_x0000_i2089" style="width:0;height:1.5pt" o:hralign="center" o:hrstd="t" o:hr="t" fillcolor="#a0a0a0" stroked="f"/>
+          <v:rect id="_x0000_i1109" style="width:0;height:1.5pt" o:hralign="center" o:hrstd="t" o:hr="t" fillcolor="#a0a0a0" stroked="f"/>
         </w:pict>
       </w:r>
     </w:p>
@@ -10038,12 +12298,23 @@
           <w:szCs w:val="32"/>
         </w:rPr>
       </w:pPr>
-      <w:r>
-        <w:rPr>
-          <w:sz w:val="32"/>
-          <w:szCs w:val="32"/>
-        </w:rPr>
-        <w:t>model.addAttribute("message", "Successfully Registered...");</w:t>
+      <w:proofErr w:type="spellStart"/>
+      <w:proofErr w:type="gramStart"/>
+      <w:r>
+        <w:rPr>
+          <w:sz w:val="32"/>
+          <w:szCs w:val="32"/>
+        </w:rPr>
+        <w:t>model.addAttribute</w:t>
+      </w:r>
+      <w:proofErr w:type="spellEnd"/>
+      <w:proofErr w:type="gramEnd"/>
+      <w:r>
+        <w:rPr>
+          <w:sz w:val="32"/>
+          <w:szCs w:val="32"/>
+        </w:rPr>
+        <w:t>("message", "Successfully Registered...");</w:t>
       </w:r>
     </w:p>
     <w:p>
@@ -10083,7 +12354,7 @@
         </w:rPr>
         <w:lastRenderedPageBreak/>
         <w:pict w14:anchorId="165ACB51">
-          <v:rect id="_x0000_i2090" style="width:0;height:1.5pt" o:hralign="center" o:hrstd="t" o:hr="t" fillcolor="#a0a0a0" stroked="f"/>
+          <v:rect id="_x0000_i1110" style="width:0;height:1.5pt" o:hralign="center" o:hrstd="t" o:hr="t" fillcolor="#a0a0a0" stroked="f"/>
         </w:pict>
       </w:r>
     </w:p>
@@ -10138,7 +12409,7 @@
           <w:szCs w:val="32"/>
         </w:rPr>
         <w:pict w14:anchorId="3436A7E3">
-          <v:rect id="_x0000_i2091" style="width:0;height:1.5pt" o:hralign="center" o:hrstd="t" o:hr="t" fillcolor="#a0a0a0" stroked="f"/>
+          <v:rect id="_x0000_i1111" style="width:0;height:1.5pt" o:hralign="center" o:hrstd="t" o:hr="t" fillcolor="#a0a0a0" stroked="f"/>
         </w:pict>
       </w:r>
     </w:p>
@@ -10277,7 +12548,7 @@
           <w:szCs w:val="32"/>
         </w:rPr>
         <w:pict w14:anchorId="2FD3718E">
-          <v:rect id="_x0000_i2092" style="width:0;height:1.5pt" o:hralign="center" o:hrstd="t" o:hr="t" fillcolor="#a0a0a0" stroked="f"/>
+          <v:rect id="_x0000_i1112" style="width:0;height:1.5pt" o:hralign="center" o:hrstd="t" o:hr="t" fillcolor="#a0a0a0" stroked="f"/>
         </w:pict>
       </w:r>
     </w:p>
@@ -10361,7 +12632,7 @@
           <w:szCs w:val="32"/>
         </w:rPr>
         <w:pict w14:anchorId="5DB81001">
-          <v:rect id="_x0000_i2093" style="width:0;height:1.5pt" o:hralign="center" o:hrstd="t" o:hr="t" fillcolor="#a0a0a0" stroked="f"/>
+          <v:rect id="_x0000_i1113" style="width:0;height:1.5pt" o:hralign="center" o:hrstd="t" o:hr="t" fillcolor="#a0a0a0" stroked="f"/>
         </w:pict>
       </w:r>
     </w:p>
@@ -10440,7 +12711,7 @@
         </w:rPr>
         <w:lastRenderedPageBreak/>
         <w:pict w14:anchorId="794AD1C6">
-          <v:rect id="_x0000_i2094" style="width:0;height:1.5pt" o:hralign="center" o:hrstd="t" o:hr="t" fillcolor="#a0a0a0" stroked="f"/>
+          <v:rect id="_x0000_i1114" style="width:0;height:1.5pt" o:hralign="center" o:hrstd="t" o:hr="t" fillcolor="#a0a0a0" stroked="f"/>
         </w:pict>
       </w:r>
     </w:p>
@@ -10572,7 +12843,7 @@
           <w:szCs w:val="32"/>
         </w:rPr>
         <w:pict w14:anchorId="465E89D9">
-          <v:rect id="_x0000_i2095" style="width:0;height:1.5pt" o:hralign="center" o:hrstd="t" o:hr="t" fillcolor="#a0a0a0" stroked="f"/>
+          <v:rect id="_x0000_i1115" style="width:0;height:1.5pt" o:hralign="center" o:hrstd="t" o:hr="t" fillcolor="#a0a0a0" stroked="f"/>
         </w:pict>
       </w:r>
     </w:p>
@@ -10683,7 +12954,7 @@
           <w:szCs w:val="32"/>
         </w:rPr>
         <w:pict w14:anchorId="33DB197B">
-          <v:rect id="_x0000_i2096" style="width:0;height:1.5pt" o:hralign="center" o:hrstd="t" o:hr="t" fillcolor="#a0a0a0" stroked="f"/>
+          <v:rect id="_x0000_i1116" style="width:0;height:1.5pt" o:hralign="center" o:hrstd="t" o:hr="t" fillcolor="#a0a0a0" stroked="f"/>
         </w:pict>
       </w:r>
     </w:p>
@@ -10726,7 +12997,23 @@
           <w:szCs w:val="32"/>
         </w:rPr>
         <w:br/>
-        <w:t>grid-template-columns: repeat(3, 1fr);</w:t>
+        <w:t xml:space="preserve">grid-template-columns: </w:t>
+      </w:r>
+      <w:proofErr w:type="gramStart"/>
+      <w:r>
+        <w:rPr>
+          <w:sz w:val="32"/>
+          <w:szCs w:val="32"/>
+        </w:rPr>
+        <w:t>repeat(</w:t>
+      </w:r>
+      <w:proofErr w:type="gramEnd"/>
+      <w:r>
+        <w:rPr>
+          <w:sz w:val="32"/>
+          <w:szCs w:val="32"/>
+        </w:rPr>
+        <w:t>3, 1fr);</w:t>
       </w:r>
     </w:p>
     <w:p>
@@ -10765,7 +13052,7 @@
           <w:szCs w:val="32"/>
         </w:rPr>
         <w:pict w14:anchorId="776D60BE">
-          <v:rect id="_x0000_i2097" style="width:0;height:1.5pt" o:hralign="center" o:hrstd="t" o:hr="t" fillcolor="#a0a0a0" stroked="f"/>
+          <v:rect id="_x0000_i1117" style="width:0;height:1.5pt" o:hralign="center" o:hrstd="t" o:hr="t" fillcolor="#a0a0a0" stroked="f"/>
         </w:pict>
       </w:r>
     </w:p>
@@ -10844,7 +13131,7 @@
           <w:szCs w:val="32"/>
         </w:rPr>
         <w:pict w14:anchorId="3A2549CB">
-          <v:rect id="_x0000_i2098" style="width:0;height:1.5pt" o:hralign="center" o:hrstd="t" o:hr="t" fillcolor="#a0a0a0" stroked="f"/>
+          <v:rect id="_x0000_i1118" style="width:0;height:1.5pt" o:hralign="center" o:hrstd="t" o:hr="t" fillcolor="#a0a0a0" stroked="f"/>
         </w:pict>
       </w:r>
     </w:p>
@@ -10893,22 +13180,89 @@
           <w:sz w:val="32"/>
           <w:szCs w:val="32"/>
         </w:rPr>
-        <w:t xml:space="preserve"> Why model.addAttribute(...) multiple times?</w:t>
-      </w:r>
-    </w:p>
-    <w:p>
-      <w:pPr>
-        <w:rPr>
-          <w:sz w:val="32"/>
-          <w:szCs w:val="32"/>
-        </w:rPr>
-      </w:pPr>
-      <w:r>
-        <w:rPr>
-          <w:sz w:val="32"/>
-          <w:szCs w:val="32"/>
-        </w:rPr>
-        <w:t>model.addAttribute("firstName", form.getFirstName());</w:t>
+        <w:t xml:space="preserve"> Why </w:t>
+      </w:r>
+      <w:proofErr w:type="spellStart"/>
+      <w:proofErr w:type="gramStart"/>
+      <w:r>
+        <w:rPr>
+          <w:b/>
+          <w:bCs/>
+          <w:sz w:val="32"/>
+          <w:szCs w:val="32"/>
+        </w:rPr>
+        <w:t>model.addAttribute</w:t>
+      </w:r>
+      <w:proofErr w:type="spellEnd"/>
+      <w:proofErr w:type="gramEnd"/>
+      <w:r>
+        <w:rPr>
+          <w:b/>
+          <w:bCs/>
+          <w:sz w:val="32"/>
+          <w:szCs w:val="32"/>
+        </w:rPr>
+        <w:t>(...) multiple times?</w:t>
+      </w:r>
+    </w:p>
+    <w:p>
+      <w:pPr>
+        <w:rPr>
+          <w:sz w:val="32"/>
+          <w:szCs w:val="32"/>
+        </w:rPr>
+      </w:pPr>
+      <w:proofErr w:type="spellStart"/>
+      <w:proofErr w:type="gramStart"/>
+      <w:r>
+        <w:rPr>
+          <w:sz w:val="32"/>
+          <w:szCs w:val="32"/>
+        </w:rPr>
+        <w:t>model.addAttribute</w:t>
+      </w:r>
+      <w:proofErr w:type="spellEnd"/>
+      <w:proofErr w:type="gramEnd"/>
+      <w:r>
+        <w:rPr>
+          <w:sz w:val="32"/>
+          <w:szCs w:val="32"/>
+        </w:rPr>
+        <w:t>("</w:t>
+      </w:r>
+      <w:proofErr w:type="spellStart"/>
+      <w:r>
+        <w:rPr>
+          <w:sz w:val="32"/>
+          <w:szCs w:val="32"/>
+        </w:rPr>
+        <w:t>firstName</w:t>
+      </w:r>
+      <w:proofErr w:type="spellEnd"/>
+      <w:r>
+        <w:rPr>
+          <w:sz w:val="32"/>
+          <w:szCs w:val="32"/>
+        </w:rPr>
+        <w:t xml:space="preserve">", </w:t>
+      </w:r>
+      <w:proofErr w:type="spellStart"/>
+      <w:proofErr w:type="gramStart"/>
+      <w:r>
+        <w:rPr>
+          <w:sz w:val="32"/>
+          <w:szCs w:val="32"/>
+        </w:rPr>
+        <w:t>form.getFirstName</w:t>
+      </w:r>
+      <w:proofErr w:type="spellEnd"/>
+      <w:proofErr w:type="gramEnd"/>
+      <w:r>
+        <w:rPr>
+          <w:sz w:val="32"/>
+          <w:szCs w:val="32"/>
+        </w:rPr>
+        <w:t>());</w:t>
       </w:r>
     </w:p>
     <w:p>
@@ -10976,7 +13330,7 @@
           <w:szCs w:val="32"/>
         </w:rPr>
         <w:pict w14:anchorId="438CB275">
-          <v:rect id="_x0000_i2099" style="width:0;height:1.5pt" o:hralign="center" o:hrstd="t" o:hr="t" fillcolor="#a0a0a0" stroked="f"/>
+          <v:rect id="_x0000_i1119" style="width:0;height:1.5pt" o:hralign="center" o:hrstd="t" o:hr="t" fillcolor="#a0a0a0" stroked="f"/>
         </w:pict>
       </w:r>
     </w:p>
@@ -11060,7 +13414,7 @@
           <w:szCs w:val="32"/>
         </w:rPr>
         <w:pict w14:anchorId="07A717D0">
-          <v:rect id="_x0000_i2100" style="width:0;height:1.5pt" o:hralign="center" o:hrstd="t" o:hr="t" fillcolor="#a0a0a0" stroked="f"/>
+          <v:rect id="_x0000_i1120" style="width:0;height:1.5pt" o:hralign="center" o:hrstd="t" o:hr="t" fillcolor="#a0a0a0" stroked="f"/>
         </w:pict>
       </w:r>
     </w:p>
@@ -11139,7 +13493,7 @@
           <w:szCs w:val="32"/>
         </w:rPr>
         <w:pict w14:anchorId="304929DB">
-          <v:rect id="_x0000_i2101" style="width:0;height:1.5pt" o:hralign="center" o:hrstd="t" o:hr="t" fillcolor="#a0a0a0" stroked="f"/>
+          <v:rect id="_x0000_i1121" style="width:0;height:1.5pt" o:hralign="center" o:hrstd="t" o:hr="t" fillcolor="#a0a0a0" stroked="f"/>
         </w:pict>
       </w:r>
     </w:p>
@@ -11188,8 +13542,21 @@
           <w:sz w:val="32"/>
           <w:szCs w:val="32"/>
         </w:rPr>
-        <w:t xml:space="preserve"> Model vs Entity vs model.addAttribute</w:t>
-      </w:r>
+        <w:t xml:space="preserve"> Model vs Entity vs </w:t>
+      </w:r>
+      <w:proofErr w:type="spellStart"/>
+      <w:proofErr w:type="gramStart"/>
+      <w:r>
+        <w:rPr>
+          <w:b/>
+          <w:bCs/>
+          <w:sz w:val="32"/>
+          <w:szCs w:val="32"/>
+        </w:rPr>
+        <w:t>model.addAttribute</w:t>
+      </w:r>
+      <w:proofErr w:type="spellEnd"/>
+      <w:proofErr w:type="gramEnd"/>
     </w:p>
     <w:p>
       <w:pPr>
@@ -11290,7 +13657,7 @@
           <w:szCs w:val="32"/>
         </w:rPr>
         <w:pict w14:anchorId="01D77F3E">
-          <v:rect id="_x0000_i2102" style="width:0;height:1.5pt" o:hralign="center" o:hrstd="t" o:hr="t" fillcolor="#a0a0a0" stroked="f"/>
+          <v:rect id="_x0000_i1122" style="width:0;height:1.5pt" o:hralign="center" o:hrstd="t" o:hr="t" fillcolor="#a0a0a0" stroked="f"/>
         </w:pict>
       </w:r>
     </w:p>
@@ -11561,6 +13928,7 @@
                 <w:szCs w:val="32"/>
               </w:rPr>
             </w:pPr>
+            <w:proofErr w:type="spellStart"/>
             <w:r>
               <w:rPr>
                 <w:sz w:val="32"/>
@@ -11568,6 +13936,7 @@
               </w:rPr>
               <w:t>addAttribute</w:t>
             </w:r>
+            <w:proofErr w:type="spellEnd"/>
           </w:p>
         </w:tc>
         <w:tc>
@@ -11607,7 +13976,7 @@
           <w:szCs w:val="32"/>
         </w:rPr>
         <w:pict w14:anchorId="43392858">
-          <v:rect id="_x0000_i2103" style="width:0;height:1.5pt" o:hralign="center" o:hrstd="t" o:hr="t" fillcolor="#a0a0a0" stroked="f"/>
+          <v:rect id="_x0000_i1123" style="width:0;height:1.5pt" o:hralign="center" o:hrstd="t" o:hr="t" fillcolor="#a0a0a0" stroked="f"/>
         </w:pict>
       </w:r>
     </w:p>
@@ -11686,7 +14055,7 @@
           <w:szCs w:val="32"/>
         </w:rPr>
         <w:pict w14:anchorId="02CD8201">
-          <v:rect id="_x0000_i2104" style="width:0;height:1.5pt" o:hralign="center" o:hrstd="t" o:hr="t" fillcolor="#a0a0a0" stroked="f"/>
+          <v:rect id="_x0000_i1124" style="width:0;height:1.5pt" o:hralign="center" o:hrstd="t" o:hr="t" fillcolor="#a0a0a0" stroked="f"/>
         </w:pict>
       </w:r>
     </w:p>
@@ -11747,7 +14116,7 @@
           <w:szCs w:val="32"/>
         </w:rPr>
         <w:pict w14:anchorId="2101162A">
-          <v:rect id="_x0000_i2105" style="width:0;height:1.5pt" o:hralign="center" o:hrstd="t" o:hr="t" fillcolor="#a0a0a0" stroked="f"/>
+          <v:rect id="_x0000_i1125" style="width:0;height:1.5pt" o:hralign="center" o:hrstd="t" o:hr="t" fillcolor="#a0a0a0" stroked="f"/>
         </w:pict>
       </w:r>
     </w:p>
@@ -11807,12 +14176,21 @@
           <w:szCs w:val="32"/>
         </w:rPr>
       </w:pPr>
-      <w:r>
-        <w:rPr>
-          <w:sz w:val="32"/>
-          <w:szCs w:val="32"/>
-        </w:rPr>
-        <w:t xml:space="preserve">LocalDate &gt; Date (modern API) </w:t>
+      <w:proofErr w:type="spellStart"/>
+      <w:r>
+        <w:rPr>
+          <w:sz w:val="32"/>
+          <w:szCs w:val="32"/>
+        </w:rPr>
+        <w:t>LocalDate</w:t>
+      </w:r>
+      <w:proofErr w:type="spellEnd"/>
+      <w:r>
+        <w:rPr>
+          <w:sz w:val="32"/>
+          <w:szCs w:val="32"/>
+        </w:rPr>
+        <w:t xml:space="preserve"> &gt; Date (modern API) </w:t>
       </w:r>
     </w:p>
     <w:p>
@@ -11826,12 +14204,21 @@
           <w:szCs w:val="32"/>
         </w:rPr>
       </w:pPr>
-      <w:r>
-        <w:rPr>
-          <w:sz w:val="32"/>
-          <w:szCs w:val="32"/>
-        </w:rPr>
-        <w:t xml:space="preserve">Thymeleaf binds form ↔ object </w:t>
+      <w:proofErr w:type="spellStart"/>
+      <w:r>
+        <w:rPr>
+          <w:sz w:val="32"/>
+          <w:szCs w:val="32"/>
+        </w:rPr>
+        <w:t>Thymeleaf</w:t>
+      </w:r>
+      <w:proofErr w:type="spellEnd"/>
+      <w:r>
+        <w:rPr>
+          <w:sz w:val="32"/>
+          <w:szCs w:val="32"/>
+        </w:rPr>
+        <w:t xml:space="preserve"> binds form ↔ object </w:t>
       </w:r>
     </w:p>
     <w:p>
@@ -11864,12 +14251,21 @@
           <w:szCs w:val="32"/>
         </w:rPr>
       </w:pPr>
-      <w:r>
-        <w:rPr>
-          <w:sz w:val="32"/>
-          <w:szCs w:val="32"/>
-        </w:rPr>
-        <w:t xml:space="preserve">DispatcherServlet routes request </w:t>
+      <w:proofErr w:type="spellStart"/>
+      <w:r>
+        <w:rPr>
+          <w:sz w:val="32"/>
+          <w:szCs w:val="32"/>
+        </w:rPr>
+        <w:t>DispatcherServlet</w:t>
+      </w:r>
+      <w:proofErr w:type="spellEnd"/>
+      <w:r>
+        <w:rPr>
+          <w:sz w:val="32"/>
+          <w:szCs w:val="32"/>
+        </w:rPr>
+        <w:t xml:space="preserve"> routes request </w:t>
       </w:r>
     </w:p>
     <w:p>
@@ -11952,102 +14348,6 @@
           <w:szCs w:val="32"/>
         </w:rPr>
       </w:pPr>
-    </w:p>
-    <w:p>
-      <w:pPr>
-        <w:rPr>
-          <w:sz w:val="32"/>
-          <w:szCs w:val="32"/>
-        </w:rPr>
-      </w:pPr>
-    </w:p>
-    <w:p>
-      <w:pPr>
-        <w:rPr>
-          <w:sz w:val="32"/>
-          <w:szCs w:val="32"/>
-        </w:rPr>
-      </w:pPr>
-    </w:p>
-    <w:p>
-      <w:pPr>
-        <w:rPr>
-          <w:sz w:val="32"/>
-          <w:szCs w:val="32"/>
-        </w:rPr>
-      </w:pPr>
-    </w:p>
-    <w:p>
-      <w:pPr>
-        <w:rPr>
-          <w:sz w:val="32"/>
-          <w:szCs w:val="32"/>
-        </w:rPr>
-      </w:pPr>
-    </w:p>
-    <w:p>
-      <w:pPr>
-        <w:rPr>
-          <w:sz w:val="32"/>
-          <w:szCs w:val="32"/>
-        </w:rPr>
-      </w:pPr>
-    </w:p>
-    <w:p>
-      <w:pPr>
-        <w:rPr>
-          <w:sz w:val="32"/>
-          <w:szCs w:val="32"/>
-        </w:rPr>
-      </w:pPr>
-    </w:p>
-    <w:p>
-      <w:pPr>
-        <w:rPr>
-          <w:sz w:val="32"/>
-          <w:szCs w:val="32"/>
-        </w:rPr>
-      </w:pPr>
-    </w:p>
-    <w:p>
-      <w:pPr>
-        <w:rPr>
-          <w:sz w:val="32"/>
-          <w:szCs w:val="32"/>
-        </w:rPr>
-      </w:pPr>
-    </w:p>
-    <w:p>
-      <w:pPr>
-        <w:rPr>
-          <w:sz w:val="32"/>
-          <w:szCs w:val="32"/>
-        </w:rPr>
-      </w:pPr>
-    </w:p>
-    <w:p>
-      <w:pPr>
-        <w:rPr>
-          <w:sz w:val="32"/>
-          <w:szCs w:val="32"/>
-        </w:rPr>
-      </w:pPr>
-    </w:p>
-    <w:p>
-      <w:pPr>
-        <w:rPr>
-          <w:sz w:val="32"/>
-          <w:szCs w:val="32"/>
-        </w:rPr>
-      </w:pPr>
-    </w:p>
-    <w:p>
-      <w:pPr>
-        <w:rPr>
-          <w:sz w:val="32"/>
-          <w:szCs w:val="32"/>
-        </w:rPr>
-      </w:pPr>
       <w:r>
         <w:rPr>
           <w:sz w:val="32"/>
@@ -12068,22 +14368,62 @@
           <w:sz w:val="32"/>
           <w:szCs w:val="32"/>
         </w:rPr>
-        <w:t>RegtnForm.java is in model folder ? so any changes to be made bcz of that ?</w:t>
-      </w:r>
-    </w:p>
-    <w:p>
-      <w:pPr>
-        <w:rPr>
-          <w:sz w:val="32"/>
-          <w:szCs w:val="32"/>
-        </w:rPr>
-      </w:pPr>
-      <w:r>
-        <w:rPr>
-          <w:sz w:val="32"/>
-          <w:szCs w:val="32"/>
-        </w:rPr>
-        <w:lastRenderedPageBreak/>
+        <w:t xml:space="preserve">RegtnForm.java is in model </w:t>
+      </w:r>
+      <w:proofErr w:type="gramStart"/>
+      <w:r>
+        <w:rPr>
+          <w:sz w:val="32"/>
+          <w:szCs w:val="32"/>
+        </w:rPr>
+        <w:t>folder ?</w:t>
+      </w:r>
+      <w:proofErr w:type="gramEnd"/>
+      <w:r>
+        <w:rPr>
+          <w:sz w:val="32"/>
+          <w:szCs w:val="32"/>
+        </w:rPr>
+        <w:t xml:space="preserve"> so any changes to be made </w:t>
+      </w:r>
+      <w:proofErr w:type="spellStart"/>
+      <w:r>
+        <w:rPr>
+          <w:sz w:val="32"/>
+          <w:szCs w:val="32"/>
+        </w:rPr>
+        <w:t>bcz</w:t>
+      </w:r>
+      <w:proofErr w:type="spellEnd"/>
+      <w:r>
+        <w:rPr>
+          <w:sz w:val="32"/>
+          <w:szCs w:val="32"/>
+        </w:rPr>
+        <w:t xml:space="preserve"> of </w:t>
+      </w:r>
+      <w:proofErr w:type="gramStart"/>
+      <w:r>
+        <w:rPr>
+          <w:sz w:val="32"/>
+          <w:szCs w:val="32"/>
+        </w:rPr>
+        <w:t>that ?</w:t>
+      </w:r>
+      <w:proofErr w:type="gramEnd"/>
+    </w:p>
+    <w:p>
+      <w:pPr>
+        <w:rPr>
+          <w:sz w:val="32"/>
+          <w:szCs w:val="32"/>
+        </w:rPr>
+      </w:pPr>
+      <w:r>
+        <w:rPr>
+          <w:sz w:val="32"/>
+          <w:szCs w:val="32"/>
+        </w:rPr>
         <w:t xml:space="preserve">Good question </w:t>
       </w:r>
       <w:r>
@@ -12131,7 +14471,7 @@
           <w:szCs w:val="32"/>
         </w:rPr>
         <w:pict w14:anchorId="7946D5A5">
-          <v:rect id="_x0000_i1733" style="width:0;height:1.5pt" o:hralign="center" o:hrstd="t" o:hr="t" fillcolor="#a0a0a0" stroked="f"/>
+          <v:rect id="_x0000_i1126" style="width:0;height:1.5pt" o:hralign="center" o:hrstd="t" o:hr="t" fillcolor="#a0a0a0" stroked="f"/>
         </w:pict>
       </w:r>
     </w:p>
@@ -12240,7 +14580,7 @@
           <w:szCs w:val="32"/>
         </w:rPr>
         <w:pict w14:anchorId="2D7F074A">
-          <v:rect id="_x0000_i1734" style="width:0;height:1.5pt" o:hralign="center" o:hrstd="t" o:hr="t" fillcolor="#a0a0a0" stroked="f"/>
+          <v:rect id="_x0000_i1127" style="width:0;height:1.5pt" o:hralign="center" o:hrstd="t" o:hr="t" fillcolor="#a0a0a0" stroked="f"/>
         </w:pict>
       </w:r>
     </w:p>
@@ -12270,7 +14610,27 @@
           <w:sz w:val="32"/>
           <w:szCs w:val="32"/>
         </w:rPr>
-        <w:t xml:space="preserve"> Why RegistrationForm is in model?</w:t>
+        <w:t xml:space="preserve"> Why </w:t>
+      </w:r>
+      <w:proofErr w:type="spellStart"/>
+      <w:r>
+        <w:rPr>
+          <w:b/>
+          <w:bCs/>
+          <w:sz w:val="32"/>
+          <w:szCs w:val="32"/>
+        </w:rPr>
+        <w:t>RegistrationForm</w:t>
+      </w:r>
+      <w:proofErr w:type="spellEnd"/>
+      <w:r>
+        <w:rPr>
+          <w:b/>
+          <w:bCs/>
+          <w:sz w:val="32"/>
+          <w:szCs w:val="32"/>
+        </w:rPr>
+        <w:t xml:space="preserve"> is in model?</w:t>
       </w:r>
     </w:p>
     <w:p>
@@ -12469,7 +14829,23 @@
                 <w:sz w:val="32"/>
                 <w:szCs w:val="32"/>
               </w:rPr>
-              <w:t>HTML (Thymeleaf)</w:t>
+              <w:t>HTML (</w:t>
+            </w:r>
+            <w:proofErr w:type="spellStart"/>
+            <w:r>
+              <w:rPr>
+                <w:sz w:val="32"/>
+                <w:szCs w:val="32"/>
+              </w:rPr>
+              <w:t>Thymeleaf</w:t>
+            </w:r>
+            <w:proofErr w:type="spellEnd"/>
+            <w:r>
+              <w:rPr>
+                <w:sz w:val="32"/>
+                <w:szCs w:val="32"/>
+              </w:rPr>
+              <w:t>)</w:t>
             </w:r>
           </w:p>
         </w:tc>
@@ -12496,6 +14872,7 @@
                 <w:sz w:val="32"/>
                 <w:szCs w:val="32"/>
               </w:rPr>
+              <w:lastRenderedPageBreak/>
               <w:t>Controller</w:t>
             </w:r>
           </w:p>
@@ -12537,7 +14914,7 @@
           <w:szCs w:val="32"/>
         </w:rPr>
         <w:pict w14:anchorId="7D476E88">
-          <v:rect id="_x0000_i1735" style="width:0;height:1.5pt" o:hralign="center" o:hrstd="t" o:hr="t" fillcolor="#a0a0a0" stroked="f"/>
+          <v:rect id="_x0000_i1128" style="width:0;height:1.5pt" o:hralign="center" o:hrstd="t" o:hr="t" fillcolor="#a0a0a0" stroked="f"/>
         </w:pict>
       </w:r>
     </w:p>
@@ -12567,7 +14944,27 @@
           <w:sz w:val="32"/>
           <w:szCs w:val="32"/>
         </w:rPr>
-        <w:t xml:space="preserve"> Your RegistrationForm:</w:t>
+        <w:t xml:space="preserve"> Your </w:t>
+      </w:r>
+      <w:proofErr w:type="spellStart"/>
+      <w:r>
+        <w:rPr>
+          <w:b/>
+          <w:bCs/>
+          <w:sz w:val="32"/>
+          <w:szCs w:val="32"/>
+        </w:rPr>
+        <w:t>RegistrationForm</w:t>
+      </w:r>
+      <w:proofErr w:type="spellEnd"/>
+      <w:r>
+        <w:rPr>
+          <w:b/>
+          <w:bCs/>
+          <w:sz w:val="32"/>
+          <w:szCs w:val="32"/>
+        </w:rPr>
+        <w:t>:</w:t>
       </w:r>
     </w:p>
     <w:p>
@@ -12586,7 +14983,23 @@
           <w:sz w:val="32"/>
           <w:szCs w:val="32"/>
         </w:rPr>
-        <w:t xml:space="preserve">Stores data (firstName, email, etc.) </w:t>
+        <w:t>Stores data (</w:t>
+      </w:r>
+      <w:proofErr w:type="spellStart"/>
+      <w:r>
+        <w:rPr>
+          <w:sz w:val="32"/>
+          <w:szCs w:val="32"/>
+        </w:rPr>
+        <w:t>firstName</w:t>
+      </w:r>
+      <w:proofErr w:type="spellEnd"/>
+      <w:r>
+        <w:rPr>
+          <w:sz w:val="32"/>
+          <w:szCs w:val="32"/>
+        </w:rPr>
+        <w:t xml:space="preserve">, email, etc.) </w:t>
       </w:r>
     </w:p>
     <w:p>
@@ -12653,7 +15066,7 @@
           <w:szCs w:val="32"/>
         </w:rPr>
         <w:pict w14:anchorId="386850A4">
-          <v:rect id="_x0000_i1736" style="width:0;height:1.5pt" o:hralign="center" o:hrstd="t" o:hr="t" fillcolor="#a0a0a0" stroked="f"/>
+          <v:rect id="_x0000_i1129" style="width:0;height:1.5pt" o:hralign="center" o:hrstd="t" o:hr="t" fillcolor="#a0a0a0" stroked="f"/>
         </w:pict>
       </w:r>
     </w:p>
@@ -12693,6 +15106,8 @@
           <w:szCs w:val="32"/>
         </w:rPr>
       </w:pPr>
+      <w:proofErr w:type="spellStart"/>
+      <w:proofErr w:type="gramStart"/>
       <w:r>
         <w:rPr>
           <w:sz w:val="32"/>
@@ -12700,6 +15115,8 @@
         </w:rPr>
         <w:t>com.app.webdemo</w:t>
       </w:r>
+      <w:proofErr w:type="spellEnd"/>
+      <w:proofErr w:type="gramEnd"/>
       <w:r>
         <w:rPr>
           <w:sz w:val="32"/>
@@ -12908,6 +15325,13 @@
           <w:szCs w:val="32"/>
         </w:rPr>
         <w:br/>
+      </w:r>
+      <w:r>
+        <w:rPr>
+          <w:sz w:val="32"/>
+          <w:szCs w:val="32"/>
+        </w:rPr>
+        <w:lastRenderedPageBreak/>
         <w:t xml:space="preserve">      </w:t>
       </w:r>
       <w:r>
@@ -12970,7 +15394,7 @@
           <w:szCs w:val="32"/>
         </w:rPr>
         <w:pict w14:anchorId="14EA7986">
-          <v:rect id="_x0000_i1737" style="width:0;height:1.5pt" o:hralign="center" o:hrstd="t" o:hr="t" fillcolor="#a0a0a0" stroked="f"/>
+          <v:rect id="_x0000_i1130" style="width:0;height:1.5pt" o:hralign="center" o:hrstd="t" o:hr="t" fillcolor="#a0a0a0" stroked="f"/>
         </w:pict>
       </w:r>
     </w:p>
@@ -13044,7 +15468,41 @@
           <w:sz w:val="32"/>
           <w:szCs w:val="32"/>
         </w:rPr>
-        <w:t>import com.app.webdemo.model.RegistrationForm;</w:t>
+        <w:t xml:space="preserve">import </w:t>
+      </w:r>
+      <w:proofErr w:type="spellStart"/>
+      <w:proofErr w:type="gramStart"/>
+      <w:r>
+        <w:rPr>
+          <w:sz w:val="32"/>
+          <w:szCs w:val="32"/>
+        </w:rPr>
+        <w:t>com.app.webdemo</w:t>
+      </w:r>
+      <w:proofErr w:type="gramEnd"/>
+      <w:r>
+        <w:rPr>
+          <w:sz w:val="32"/>
+          <w:szCs w:val="32"/>
+        </w:rPr>
+        <w:t>.</w:t>
+      </w:r>
+      <w:proofErr w:type="gramStart"/>
+      <w:r>
+        <w:rPr>
+          <w:sz w:val="32"/>
+          <w:szCs w:val="32"/>
+        </w:rPr>
+        <w:t>model.RegistrationForm</w:t>
+      </w:r>
+      <w:proofErr w:type="spellEnd"/>
+      <w:proofErr w:type="gramEnd"/>
+      <w:r>
+        <w:rPr>
+          <w:sz w:val="32"/>
+          <w:szCs w:val="32"/>
+        </w:rPr>
+        <w:t>;</w:t>
       </w:r>
     </w:p>
     <w:p>
@@ -13060,7 +15518,7 @@
           <w:szCs w:val="32"/>
         </w:rPr>
         <w:pict w14:anchorId="0244CA46">
-          <v:rect id="_x0000_i1738" style="width:0;height:1.5pt" o:hralign="center" o:hrstd="t" o:hr="t" fillcolor="#a0a0a0" stroked="f"/>
+          <v:rect id="_x0000_i1131" style="width:0;height:1.5pt" o:hralign="center" o:hrstd="t" o:hr="t" fillcolor="#a0a0a0" stroked="f"/>
         </w:pict>
       </w:r>
     </w:p>
@@ -13128,8 +15586,42 @@
           <w:sz w:val="32"/>
           <w:szCs w:val="32"/>
         </w:rPr>
-        <w:t xml:space="preserve">package com.alphacoder.model;   </w:t>
-      </w:r>
+        <w:t xml:space="preserve">package </w:t>
+      </w:r>
+      <w:proofErr w:type="spellStart"/>
+      <w:proofErr w:type="gramStart"/>
+      <w:r>
+        <w:rPr>
+          <w:sz w:val="32"/>
+          <w:szCs w:val="32"/>
+        </w:rPr>
+        <w:t>com.alphacoder</w:t>
+      </w:r>
+      <w:proofErr w:type="gramEnd"/>
+      <w:r>
+        <w:rPr>
+          <w:sz w:val="32"/>
+          <w:szCs w:val="32"/>
+        </w:rPr>
+        <w:t>.</w:t>
+      </w:r>
+      <w:proofErr w:type="gramStart"/>
+      <w:r>
+        <w:rPr>
+          <w:sz w:val="32"/>
+          <w:szCs w:val="32"/>
+        </w:rPr>
+        <w:t>model</w:t>
+      </w:r>
+      <w:proofErr w:type="spellEnd"/>
+      <w:r>
+        <w:rPr>
+          <w:sz w:val="32"/>
+          <w:szCs w:val="32"/>
+        </w:rPr>
+        <w:t xml:space="preserve">;   </w:t>
+      </w:r>
+      <w:proofErr w:type="gramEnd"/>
       <w:r>
         <w:rPr>
           <w:rFonts w:ascii="Segoe UI Emoji" w:hAnsi="Segoe UI Emoji" w:cs="Segoe UI Emoji"/>
@@ -13169,6 +15661,8 @@
           <w:szCs w:val="32"/>
         </w:rPr>
       </w:pPr>
+      <w:proofErr w:type="spellStart"/>
+      <w:proofErr w:type="gramStart"/>
       <w:r>
         <w:rPr>
           <w:sz w:val="32"/>
@@ -13176,6 +15670,8 @@
         </w:rPr>
         <w:t>com.app.webdemo</w:t>
       </w:r>
+      <w:proofErr w:type="spellEnd"/>
+      <w:proofErr w:type="gramEnd"/>
     </w:p>
     <w:p>
       <w:pPr>
@@ -13213,7 +15709,7 @@
           <w:szCs w:val="32"/>
         </w:rPr>
         <w:pict w14:anchorId="24108293">
-          <v:rect id="_x0000_i1739" style="width:0;height:1.5pt" o:hralign="center" o:hrstd="t" o:hr="t" fillcolor="#a0a0a0" stroked="f"/>
+          <v:rect id="_x0000_i1132" style="width:0;height:1.5pt" o:hralign="center" o:hrstd="t" o:hr="t" fillcolor="#a0a0a0" stroked="f"/>
         </w:pict>
       </w:r>
     </w:p>
@@ -13312,6 +15808,7 @@
                 <w:sz w:val="32"/>
                 <w:szCs w:val="32"/>
               </w:rPr>
+              <w:lastRenderedPageBreak/>
               <w:t>Type</w:t>
             </w:r>
           </w:p>
@@ -13455,7 +15952,7 @@
           <w:szCs w:val="32"/>
         </w:rPr>
         <w:pict w14:anchorId="286DFC26">
-          <v:rect id="_x0000_i1740" style="width:0;height:1.5pt" o:hralign="center" o:hrstd="t" o:hr="t" fillcolor="#a0a0a0" stroked="f"/>
+          <v:rect id="_x0000_i1133" style="width:0;height:1.5pt" o:hralign="center" o:hrstd="t" o:hr="t" fillcolor="#a0a0a0" stroked="f"/>
         </w:pict>
       </w:r>
     </w:p>
@@ -13542,12 +16039,30 @@
           <w:szCs w:val="32"/>
         </w:rPr>
       </w:pPr>
-      <w:r>
-        <w:rPr>
-          <w:sz w:val="32"/>
-          <w:szCs w:val="32"/>
-        </w:rPr>
-        <w:t>RegistrationFormDTO   (optional improvement)</w:t>
+      <w:proofErr w:type="spellStart"/>
+      <w:r>
+        <w:rPr>
+          <w:sz w:val="32"/>
+          <w:szCs w:val="32"/>
+        </w:rPr>
+        <w:t>RegistrationFormDTO</w:t>
+      </w:r>
+      <w:proofErr w:type="spellEnd"/>
+      <w:proofErr w:type="gramStart"/>
+      <w:r>
+        <w:rPr>
+          <w:sz w:val="32"/>
+          <w:szCs w:val="32"/>
+        </w:rPr>
+        <w:t xml:space="preserve">   (</w:t>
+      </w:r>
+      <w:proofErr w:type="gramEnd"/>
+      <w:r>
+        <w:rPr>
+          <w:sz w:val="32"/>
+          <w:szCs w:val="32"/>
+        </w:rPr>
+        <w:t>optional improvement)</w:t>
       </w:r>
     </w:p>
     <w:p>
@@ -13563,7 +16078,7 @@
           <w:szCs w:val="32"/>
         </w:rPr>
         <w:pict w14:anchorId="1E6F17DF">
-          <v:rect id="_x0000_i1741" style="width:0;height:1.5pt" o:hralign="center" o:hrstd="t" o:hr="t" fillcolor="#a0a0a0" stroked="f"/>
+          <v:rect id="_x0000_i1134" style="width:0;height:1.5pt" o:hralign="center" o:hrstd="t" o:hr="t" fillcolor="#a0a0a0" stroked="f"/>
         </w:pict>
       </w:r>
     </w:p>
@@ -13625,7 +16140,27 @@
           <w:sz w:val="32"/>
           <w:szCs w:val="32"/>
         </w:rPr>
-        <w:t>“The RegistrationForm class is placed in the model package because it represents data and validation rules. It acts as a DTO to transfer user input between the view and controller.”</w:t>
+        <w:t xml:space="preserve">“The </w:t>
+      </w:r>
+      <w:proofErr w:type="spellStart"/>
+      <w:r>
+        <w:rPr>
+          <w:b/>
+          <w:bCs/>
+          <w:sz w:val="32"/>
+          <w:szCs w:val="32"/>
+        </w:rPr>
+        <w:t>RegistrationForm</w:t>
+      </w:r>
+      <w:proofErr w:type="spellEnd"/>
+      <w:r>
+        <w:rPr>
+          <w:b/>
+          <w:bCs/>
+          <w:sz w:val="32"/>
+          <w:szCs w:val="32"/>
+        </w:rPr>
+        <w:t xml:space="preserve"> class is placed in the model package because it represents data and validation rules. It acts as a DTO to transfer user input between the view and controller.”</w:t>
       </w:r>
     </w:p>
     <w:p>
@@ -13641,7 +16176,7 @@
           <w:szCs w:val="32"/>
         </w:rPr>
         <w:pict w14:anchorId="26F3863A">
-          <v:rect id="_x0000_i1742" style="width:0;height:1.5pt" o:hralign="center" o:hrstd="t" o:hr="t" fillcolor="#a0a0a0" stroked="f"/>
+          <v:rect id="_x0000_i1135" style="width:0;height:1.5pt" o:hralign="center" o:hrstd="t" o:hr="t" fillcolor="#a0a0a0" stroked="f"/>
         </w:pict>
       </w:r>
     </w:p>
@@ -13687,6 +16222,7 @@
           <w:sz w:val="32"/>
           <w:szCs w:val="32"/>
         </w:rPr>
+        <w:lastRenderedPageBreak/>
         <w:t>✔</w:t>
       </w:r>
       <w:r>
@@ -13754,7 +16290,7 @@
           <w:szCs w:val="32"/>
         </w:rPr>
         <w:pict w14:anchorId="67712C18">
-          <v:rect id="_x0000_i1743" style="width:0;height:1.5pt" o:hralign="center" o:hrstd="t" o:hr="t" fillcolor="#a0a0a0" stroked="f"/>
+          <v:rect id="_x0000_i1136" style="width:0;height:1.5pt" o:hralign="center" o:hrstd="t" o:hr="t" fillcolor="#a0a0a0" stroked="f"/>
         </w:pict>
       </w:r>
     </w:p>
@@ -13847,7 +16383,192 @@
           <w:sz w:val="32"/>
           <w:szCs w:val="32"/>
         </w:rPr>
-        <w:t>any changes bcz of that in regtn.html ? bcz i am getting below err ,when i am clicking on register on brower ? Whitelabel Error Page This application has no explicit mapping for /error, so you are seeing this as a fallback. Mon Apr 06 20:32:43 IST 2026 There was an unexpected error (type=Internal Server Error, status=500). An error happened during template parsing (template: "class path resource [templates/registration.html]") org.thymeleaf.exceptions.TemplateInputException: An error happened during template parsing (template: "class path resource [templates/registration.html]") at org.thymeleaf.templateparser.markup.AbstractMarkupTemplateParser.parse(AbstractMarkupTemplateParser.java:241) at org.thymeleaf.templateparser.markup.AbstractMarkupTemplateParser.parseStandalone(AbstractMarkupTemplateParser.java:100) at org.thymeleaf.engine.TemplateManager.parseAndProcess(TemplateManager.java:666)</w:t>
+        <w:t xml:space="preserve">any changes </w:t>
+      </w:r>
+      <w:proofErr w:type="spellStart"/>
+      <w:r>
+        <w:rPr>
+          <w:sz w:val="32"/>
+          <w:szCs w:val="32"/>
+        </w:rPr>
+        <w:t>bcz</w:t>
+      </w:r>
+      <w:proofErr w:type="spellEnd"/>
+      <w:r>
+        <w:rPr>
+          <w:sz w:val="32"/>
+          <w:szCs w:val="32"/>
+        </w:rPr>
+        <w:t xml:space="preserve"> of that in </w:t>
+      </w:r>
+      <w:proofErr w:type="gramStart"/>
+      <w:r>
+        <w:rPr>
+          <w:sz w:val="32"/>
+          <w:szCs w:val="32"/>
+        </w:rPr>
+        <w:t>regtn.html ?</w:t>
+      </w:r>
+      <w:proofErr w:type="gramEnd"/>
+      <w:r>
+        <w:rPr>
+          <w:sz w:val="32"/>
+          <w:szCs w:val="32"/>
+        </w:rPr>
+        <w:t xml:space="preserve"> </w:t>
+      </w:r>
+      <w:proofErr w:type="spellStart"/>
+      <w:r>
+        <w:rPr>
+          <w:sz w:val="32"/>
+          <w:szCs w:val="32"/>
+        </w:rPr>
+        <w:t>bcz</w:t>
+      </w:r>
+      <w:proofErr w:type="spellEnd"/>
+      <w:r>
+        <w:rPr>
+          <w:sz w:val="32"/>
+          <w:szCs w:val="32"/>
+        </w:rPr>
+        <w:t xml:space="preserve"> </w:t>
+      </w:r>
+      <w:proofErr w:type="spellStart"/>
+      <w:r>
+        <w:rPr>
+          <w:sz w:val="32"/>
+          <w:szCs w:val="32"/>
+        </w:rPr>
+        <w:t>i</w:t>
+      </w:r>
+      <w:proofErr w:type="spellEnd"/>
+      <w:r>
+        <w:rPr>
+          <w:sz w:val="32"/>
+          <w:szCs w:val="32"/>
+        </w:rPr>
+        <w:t xml:space="preserve"> am getting below </w:t>
+      </w:r>
+      <w:proofErr w:type="gramStart"/>
+      <w:r>
+        <w:rPr>
+          <w:sz w:val="32"/>
+          <w:szCs w:val="32"/>
+        </w:rPr>
+        <w:t>err ,when</w:t>
+      </w:r>
+      <w:proofErr w:type="gramEnd"/>
+      <w:r>
+        <w:rPr>
+          <w:sz w:val="32"/>
+          <w:szCs w:val="32"/>
+        </w:rPr>
+        <w:t xml:space="preserve"> </w:t>
+      </w:r>
+      <w:proofErr w:type="spellStart"/>
+      <w:r>
+        <w:rPr>
+          <w:sz w:val="32"/>
+          <w:szCs w:val="32"/>
+        </w:rPr>
+        <w:t>i</w:t>
+      </w:r>
+      <w:proofErr w:type="spellEnd"/>
+      <w:r>
+        <w:rPr>
+          <w:sz w:val="32"/>
+          <w:szCs w:val="32"/>
+        </w:rPr>
+        <w:t xml:space="preserve"> am clicking on register on </w:t>
+      </w:r>
+      <w:proofErr w:type="spellStart"/>
+      <w:proofErr w:type="gramStart"/>
+      <w:r>
+        <w:rPr>
+          <w:sz w:val="32"/>
+          <w:szCs w:val="32"/>
+        </w:rPr>
+        <w:t>brower</w:t>
+      </w:r>
+      <w:proofErr w:type="spellEnd"/>
+      <w:r>
+        <w:rPr>
+          <w:sz w:val="32"/>
+          <w:szCs w:val="32"/>
+        </w:rPr>
+        <w:t xml:space="preserve"> ?</w:t>
+      </w:r>
+      <w:proofErr w:type="gramEnd"/>
+      <w:r>
+        <w:rPr>
+          <w:sz w:val="32"/>
+          <w:szCs w:val="32"/>
+        </w:rPr>
+        <w:t xml:space="preserve"> </w:t>
+      </w:r>
+      <w:proofErr w:type="spellStart"/>
+      <w:r>
+        <w:rPr>
+          <w:sz w:val="32"/>
+          <w:szCs w:val="32"/>
+        </w:rPr>
+        <w:t>Whitelabel</w:t>
+      </w:r>
+      <w:proofErr w:type="spellEnd"/>
+      <w:r>
+        <w:rPr>
+          <w:sz w:val="32"/>
+          <w:szCs w:val="32"/>
+        </w:rPr>
+        <w:t xml:space="preserve"> Error Page This application has no explicit mapping for /error, so you are seeing this as a fallback. Mon Apr 06 20:32:43 IST 2026 There was an unexpected error (type=Internal Server Error, status=500). An error happened during template parsing (template: "class path resource [templates/registration.html]") </w:t>
+      </w:r>
+      <w:proofErr w:type="spellStart"/>
+      <w:r>
+        <w:rPr>
+          <w:sz w:val="32"/>
+          <w:szCs w:val="32"/>
+        </w:rPr>
+        <w:t>org.thymeleaf.exceptions.TemplateInputException</w:t>
+      </w:r>
+      <w:proofErr w:type="spellEnd"/>
+      <w:r>
+        <w:rPr>
+          <w:sz w:val="32"/>
+          <w:szCs w:val="32"/>
+        </w:rPr>
+        <w:t xml:space="preserve">: An error happened during template parsing (template: "class path resource [templates/registration.html]") at org.thymeleaf.templateparser.markup.AbstractMarkupTemplateParser.parse(AbstractMarkupTemplateParser.java:241) </w:t>
+      </w:r>
+      <w:proofErr w:type="spellStart"/>
+      <w:r>
+        <w:rPr>
+          <w:sz w:val="32"/>
+          <w:szCs w:val="32"/>
+        </w:rPr>
+        <w:t>at</w:t>
+      </w:r>
+      <w:proofErr w:type="spellEnd"/>
+      <w:r>
+        <w:rPr>
+          <w:sz w:val="32"/>
+          <w:szCs w:val="32"/>
+        </w:rPr>
+        <w:t xml:space="preserve"> org.thymeleaf.templateparser.markup.AbstractMarkupTemplateParser.parseStandalone(AbstractMarkupTemplateParser.java:100) </w:t>
+      </w:r>
+      <w:proofErr w:type="spellStart"/>
+      <w:r>
+        <w:rPr>
+          <w:sz w:val="32"/>
+          <w:szCs w:val="32"/>
+        </w:rPr>
+        <w:t>at</w:t>
+      </w:r>
+      <w:proofErr w:type="spellEnd"/>
+      <w:r>
+        <w:rPr>
+          <w:sz w:val="32"/>
+          <w:szCs w:val="32"/>
+        </w:rPr>
+        <w:t xml:space="preserve"> org.thymeleaf.engine.TemplateManager.parseAndProcess(TemplateManager.java:666)</w:t>
       </w:r>
     </w:p>
     <w:p>
@@ -13896,14 +16617,25 @@
         <w:br/>
         <w:t xml:space="preserve">And your instinct is right: error is coming from </w:t>
       </w:r>
-      <w:r>
-        <w:rPr>
-          <w:b/>
-          <w:bCs/>
-          <w:sz w:val="32"/>
-          <w:szCs w:val="32"/>
-        </w:rPr>
-        <w:t>Thymeleaf parsing</w:t>
+      <w:proofErr w:type="spellStart"/>
+      <w:r>
+        <w:rPr>
+          <w:b/>
+          <w:bCs/>
+          <w:sz w:val="32"/>
+          <w:szCs w:val="32"/>
+        </w:rPr>
+        <w:t>Thymeleaf</w:t>
+      </w:r>
+      <w:proofErr w:type="spellEnd"/>
+      <w:r>
+        <w:rPr>
+          <w:b/>
+          <w:bCs/>
+          <w:sz w:val="32"/>
+          <w:szCs w:val="32"/>
+        </w:rPr>
+        <w:t xml:space="preserve"> parsing</w:t>
       </w:r>
       <w:r>
         <w:rPr>
@@ -13926,7 +16658,7 @@
           <w:szCs w:val="32"/>
         </w:rPr>
         <w:pict w14:anchorId="7BB58A6E">
-          <v:rect id="_x0000_i1744" style="width:0;height:1.5pt" o:hralign="center" o:hrstd="t" o:hr="t" fillcolor="#a0a0a0" stroked="f"/>
+          <v:rect id="_x0000_i1137" style="width:0;height:1.5pt" o:hralign="center" o:hrstd="t" o:hr="t" fillcolor="#a0a0a0" stroked="f"/>
         </w:pict>
       </w:r>
     </w:p>
@@ -13947,6 +16679,7 @@
           <w:sz w:val="32"/>
           <w:szCs w:val="32"/>
         </w:rPr>
+        <w:lastRenderedPageBreak/>
         <w:t>🚨</w:t>
       </w:r>
       <w:r>
@@ -14039,7 +16772,27 @@
           <w:sz w:val="32"/>
           <w:szCs w:val="32"/>
         </w:rPr>
-        <w:t>nothing to do with Thymeleaf parsing</w:t>
+        <w:t xml:space="preserve">nothing to do with </w:t>
+      </w:r>
+      <w:proofErr w:type="spellStart"/>
+      <w:r>
+        <w:rPr>
+          <w:b/>
+          <w:bCs/>
+          <w:sz w:val="32"/>
+          <w:szCs w:val="32"/>
+        </w:rPr>
+        <w:t>Thymeleaf</w:t>
+      </w:r>
+      <w:proofErr w:type="spellEnd"/>
+      <w:r>
+        <w:rPr>
+          <w:b/>
+          <w:bCs/>
+          <w:sz w:val="32"/>
+          <w:szCs w:val="32"/>
+        </w:rPr>
+        <w:t xml:space="preserve"> parsing</w:t>
       </w:r>
     </w:p>
     <w:p>
@@ -14055,7 +16808,7 @@
           <w:szCs w:val="32"/>
         </w:rPr>
         <w:pict w14:anchorId="7E8C8582">
-          <v:rect id="_x0000_i1745" style="width:0;height:1.5pt" o:hralign="center" o:hrstd="t" o:hr="t" fillcolor="#a0a0a0" stroked="f"/>
+          <v:rect id="_x0000_i1138" style="width:0;height:1.5pt" o:hralign="center" o:hrstd="t" o:hr="t" fillcolor="#a0a0a0" stroked="f"/>
         </w:pict>
       </w:r>
     </w:p>
@@ -14164,7 +16917,23 @@
           <w:sz w:val="32"/>
           <w:szCs w:val="32"/>
         </w:rPr>
-        <w:t xml:space="preserve"> Thymeleaf </w:t>
+        <w:t xml:space="preserve"> </w:t>
+      </w:r>
+      <w:proofErr w:type="spellStart"/>
+      <w:r>
+        <w:rPr>
+          <w:sz w:val="32"/>
+          <w:szCs w:val="32"/>
+        </w:rPr>
+        <w:t>Thymeleaf</w:t>
+      </w:r>
+      <w:proofErr w:type="spellEnd"/>
+      <w:r>
+        <w:rPr>
+          <w:sz w:val="32"/>
+          <w:szCs w:val="32"/>
+        </w:rPr>
+        <w:t xml:space="preserve"> </w:t>
       </w:r>
       <w:r>
         <w:rPr>
@@ -14189,7 +16958,7 @@
           <w:szCs w:val="32"/>
         </w:rPr>
         <w:pict w14:anchorId="6FEACDA0">
-          <v:rect id="_x0000_i1746" style="width:0;height:1.5pt" o:hralign="center" o:hrstd="t" o:hr="t" fillcolor="#a0a0a0" stroked="f"/>
+          <v:rect id="_x0000_i1139" style="width:0;height:1.5pt" o:hralign="center" o:hrstd="t" o:hr="t" fillcolor="#a0a0a0" stroked="f"/>
         </w:pict>
       </w:r>
     </w:p>
@@ -14264,7 +17033,41 @@
           <w:sz w:val="32"/>
           <w:szCs w:val="32"/>
         </w:rPr>
-        <w:t>&lt;form action="/register" method="post" th:object="${registrationForm}"&gt;</w:t>
+        <w:t xml:space="preserve">&lt;form action="/register" method="post" </w:t>
+      </w:r>
+      <w:proofErr w:type="spellStart"/>
+      <w:proofErr w:type="gramStart"/>
+      <w:r>
+        <w:rPr>
+          <w:sz w:val="32"/>
+          <w:szCs w:val="32"/>
+        </w:rPr>
+        <w:t>th:object</w:t>
+      </w:r>
+      <w:proofErr w:type="spellEnd"/>
+      <w:proofErr w:type="gramEnd"/>
+      <w:r>
+        <w:rPr>
+          <w:sz w:val="32"/>
+          <w:szCs w:val="32"/>
+        </w:rPr>
+        <w:t>="${</w:t>
+      </w:r>
+      <w:proofErr w:type="spellStart"/>
+      <w:r>
+        <w:rPr>
+          <w:sz w:val="32"/>
+          <w:szCs w:val="32"/>
+        </w:rPr>
+        <w:t>registrationForm</w:t>
+      </w:r>
+      <w:proofErr w:type="spellEnd"/>
+      <w:r>
+        <w:rPr>
+          <w:sz w:val="32"/>
+          <w:szCs w:val="32"/>
+        </w:rPr>
+        <w:t>}"&gt;</w:t>
       </w:r>
     </w:p>
     <w:p>
@@ -14280,7 +17083,7 @@
           <w:szCs w:val="32"/>
         </w:rPr>
         <w:pict w14:anchorId="1DDF67A4">
-          <v:rect id="_x0000_i1747" style="width:0;height:1.5pt" o:hralign="center" o:hrstd="t" o:hr="t" fillcolor="#a0a0a0" stroked="f"/>
+          <v:rect id="_x0000_i1140" style="width:0;height:1.5pt" o:hralign="center" o:hrstd="t" o:hr="t" fillcolor="#a0a0a0" stroked="f"/>
         </w:pict>
       </w:r>
     </w:p>
@@ -14382,6 +17185,7 @@
           <w:sz w:val="32"/>
           <w:szCs w:val="32"/>
         </w:rPr>
+        <w:lastRenderedPageBreak/>
         <w:t>But should use:</w:t>
       </w:r>
     </w:p>
@@ -14392,12 +17196,23 @@
           <w:szCs w:val="32"/>
         </w:rPr>
       </w:pPr>
-      <w:r>
-        <w:rPr>
-          <w:sz w:val="32"/>
-          <w:szCs w:val="32"/>
-        </w:rPr>
-        <w:t>th:action="@{/register}"</w:t>
+      <w:proofErr w:type="spellStart"/>
+      <w:proofErr w:type="gramStart"/>
+      <w:r>
+        <w:rPr>
+          <w:sz w:val="32"/>
+          <w:szCs w:val="32"/>
+        </w:rPr>
+        <w:t>th:action</w:t>
+      </w:r>
+      <w:proofErr w:type="spellEnd"/>
+      <w:proofErr w:type="gramEnd"/>
+      <w:r>
+        <w:rPr>
+          <w:sz w:val="32"/>
+          <w:szCs w:val="32"/>
+        </w:rPr>
+        <w:t>="@{/register}"</w:t>
       </w:r>
     </w:p>
     <w:p>
@@ -14413,7 +17228,7 @@
           <w:szCs w:val="32"/>
         </w:rPr>
         <w:pict w14:anchorId="1E97C371">
-          <v:rect id="_x0000_i1748" style="width:0;height:1.5pt" o:hralign="center" o:hrstd="t" o:hr="t" fillcolor="#a0a0a0" stroked="f"/>
+          <v:rect id="_x0000_i1141" style="width:0;height:1.5pt" o:hralign="center" o:hrstd="t" o:hr="t" fillcolor="#a0a0a0" stroked="f"/>
         </w:pict>
       </w:r>
     </w:p>
@@ -14485,7 +17300,23 @@
           <w:sz w:val="32"/>
           <w:szCs w:val="32"/>
         </w:rPr>
-        <w:t xml:space="preserve"> You forgot to send registrationForm from controller</w:t>
+        <w:t xml:space="preserve"> You forgot to send </w:t>
+      </w:r>
+      <w:proofErr w:type="spellStart"/>
+      <w:r>
+        <w:rPr>
+          <w:sz w:val="32"/>
+          <w:szCs w:val="32"/>
+        </w:rPr>
+        <w:t>registrationForm</w:t>
+      </w:r>
+      <w:proofErr w:type="spellEnd"/>
+      <w:r>
+        <w:rPr>
+          <w:sz w:val="32"/>
+          <w:szCs w:val="32"/>
+        </w:rPr>
+        <w:t xml:space="preserve"> from controller</w:t>
       </w:r>
     </w:p>
     <w:p>
@@ -14510,12 +17341,64 @@
           <w:szCs w:val="32"/>
         </w:rPr>
       </w:pPr>
-      <w:r>
-        <w:rPr>
-          <w:sz w:val="32"/>
-          <w:szCs w:val="32"/>
-        </w:rPr>
-        <w:t>model.addAttribute("registrationForm", new RegistrationForm());</w:t>
+      <w:proofErr w:type="spellStart"/>
+      <w:proofErr w:type="gramStart"/>
+      <w:r>
+        <w:rPr>
+          <w:sz w:val="32"/>
+          <w:szCs w:val="32"/>
+        </w:rPr>
+        <w:t>model.addAttribute</w:t>
+      </w:r>
+      <w:proofErr w:type="spellEnd"/>
+      <w:proofErr w:type="gramEnd"/>
+      <w:r>
+        <w:rPr>
+          <w:sz w:val="32"/>
+          <w:szCs w:val="32"/>
+        </w:rPr>
+        <w:t>("</w:t>
+      </w:r>
+      <w:proofErr w:type="spellStart"/>
+      <w:r>
+        <w:rPr>
+          <w:sz w:val="32"/>
+          <w:szCs w:val="32"/>
+        </w:rPr>
+        <w:t>registrationForm</w:t>
+      </w:r>
+      <w:proofErr w:type="spellEnd"/>
+      <w:r>
+        <w:rPr>
+          <w:sz w:val="32"/>
+          <w:szCs w:val="32"/>
+        </w:rPr>
+        <w:t xml:space="preserve">", new </w:t>
+      </w:r>
+      <w:proofErr w:type="spellStart"/>
+      <w:proofErr w:type="gramStart"/>
+      <w:r>
+        <w:rPr>
+          <w:sz w:val="32"/>
+          <w:szCs w:val="32"/>
+        </w:rPr>
+        <w:t>RegistrationForm</w:t>
+      </w:r>
+      <w:proofErr w:type="spellEnd"/>
+      <w:r>
+        <w:rPr>
+          <w:sz w:val="32"/>
+          <w:szCs w:val="32"/>
+        </w:rPr>
+        <w:t>(</w:t>
+      </w:r>
+      <w:proofErr w:type="gramEnd"/>
+      <w:r>
+        <w:rPr>
+          <w:sz w:val="32"/>
+          <w:szCs w:val="32"/>
+        </w:rPr>
+        <w:t>));</w:t>
       </w:r>
     </w:p>
     <w:p>
@@ -14548,12 +17431,39 @@
           <w:szCs w:val="32"/>
         </w:rPr>
       </w:pPr>
-      <w:r>
-        <w:rPr>
-          <w:sz w:val="32"/>
-          <w:szCs w:val="32"/>
-        </w:rPr>
-        <w:t>th:object="${registrationForm}"</w:t>
+      <w:proofErr w:type="spellStart"/>
+      <w:proofErr w:type="gramStart"/>
+      <w:r>
+        <w:rPr>
+          <w:sz w:val="32"/>
+          <w:szCs w:val="32"/>
+        </w:rPr>
+        <w:t>th:object</w:t>
+      </w:r>
+      <w:proofErr w:type="spellEnd"/>
+      <w:proofErr w:type="gramEnd"/>
+      <w:r>
+        <w:rPr>
+          <w:sz w:val="32"/>
+          <w:szCs w:val="32"/>
+        </w:rPr>
+        <w:t>="${</w:t>
+      </w:r>
+      <w:proofErr w:type="spellStart"/>
+      <w:r>
+        <w:rPr>
+          <w:sz w:val="32"/>
+          <w:szCs w:val="32"/>
+        </w:rPr>
+        <w:t>registrationForm</w:t>
+      </w:r>
+      <w:proofErr w:type="spellEnd"/>
+      <w:r>
+        <w:rPr>
+          <w:sz w:val="32"/>
+          <w:szCs w:val="32"/>
+        </w:rPr>
+        <w:t>}"</w:t>
       </w:r>
     </w:p>
     <w:p>
@@ -14592,7 +17502,7 @@
           <w:szCs w:val="32"/>
         </w:rPr>
         <w:pict w14:anchorId="3F3176C1">
-          <v:rect id="_x0000_i1749" style="width:0;height:1.5pt" o:hralign="center" o:hrstd="t" o:hr="t" fillcolor="#a0a0a0" stroked="f"/>
+          <v:rect id="_x0000_i1142" style="width:0;height:1.5pt" o:hralign="center" o:hrstd="t" o:hr="t" fillcolor="#a0a0a0" stroked="f"/>
         </w:pict>
       </w:r>
     </w:p>
@@ -14638,7 +17548,7 @@
           <w:szCs w:val="32"/>
         </w:rPr>
         <w:pict w14:anchorId="67A5A67F">
-          <v:rect id="_x0000_i1750" style="width:0;height:1.5pt" o:hralign="center" o:hrstd="t" o:hr="t" fillcolor="#a0a0a0" stroked="f"/>
+          <v:rect id="_x0000_i1143" style="width:0;height:1.5pt" o:hralign="center" o:hrstd="t" o:hr="t" fillcolor="#a0a0a0" stroked="f"/>
         </w:pict>
       </w:r>
     </w:p>
@@ -14702,7 +17612,59 @@
           <w:sz w:val="32"/>
           <w:szCs w:val="32"/>
         </w:rPr>
-        <w:t>&lt;form th:action="@{/register}" method="post" th:object="${registrationForm}"&gt;</w:t>
+        <w:t xml:space="preserve">&lt;form </w:t>
+      </w:r>
+      <w:proofErr w:type="spellStart"/>
+      <w:proofErr w:type="gramStart"/>
+      <w:r>
+        <w:rPr>
+          <w:sz w:val="32"/>
+          <w:szCs w:val="32"/>
+        </w:rPr>
+        <w:t>th:action</w:t>
+      </w:r>
+      <w:proofErr w:type="spellEnd"/>
+      <w:proofErr w:type="gramEnd"/>
+      <w:r>
+        <w:rPr>
+          <w:sz w:val="32"/>
+          <w:szCs w:val="32"/>
+        </w:rPr>
+        <w:t xml:space="preserve">="@{/register}" method="post" </w:t>
+      </w:r>
+      <w:proofErr w:type="spellStart"/>
+      <w:proofErr w:type="gramStart"/>
+      <w:r>
+        <w:rPr>
+          <w:sz w:val="32"/>
+          <w:szCs w:val="32"/>
+        </w:rPr>
+        <w:t>th:object</w:t>
+      </w:r>
+      <w:proofErr w:type="spellEnd"/>
+      <w:proofErr w:type="gramEnd"/>
+      <w:r>
+        <w:rPr>
+          <w:sz w:val="32"/>
+          <w:szCs w:val="32"/>
+        </w:rPr>
+        <w:t>="${</w:t>
+      </w:r>
+      <w:proofErr w:type="spellStart"/>
+      <w:r>
+        <w:rPr>
+          <w:sz w:val="32"/>
+          <w:szCs w:val="32"/>
+        </w:rPr>
+        <w:t>registrationForm</w:t>
+      </w:r>
+      <w:proofErr w:type="spellEnd"/>
+      <w:r>
+        <w:rPr>
+          <w:sz w:val="32"/>
+          <w:szCs w:val="32"/>
+        </w:rPr>
+        <w:t>}"&gt;</w:t>
       </w:r>
     </w:p>
     <w:p>
@@ -14718,7 +17680,7 @@
           <w:szCs w:val="32"/>
         </w:rPr>
         <w:pict w14:anchorId="58F154EA">
-          <v:rect id="_x0000_i1751" style="width:0;height:1.5pt" o:hralign="center" o:hrstd="t" o:hr="t" fillcolor="#a0a0a0" stroked="f"/>
+          <v:rect id="_x0000_i1144" style="width:0;height:1.5pt" o:hralign="center" o:hrstd="t" o:hr="t" fillcolor="#a0a0a0" stroked="f"/>
         </w:pict>
       </w:r>
     </w:p>
@@ -14739,6 +17701,7 @@
           <w:sz w:val="32"/>
           <w:szCs w:val="32"/>
         </w:rPr>
+        <w:lastRenderedPageBreak/>
         <w:t>🔥</w:t>
       </w:r>
       <w:r>
@@ -14805,7 +17768,23 @@
           <w:szCs w:val="32"/>
         </w:rPr>
         <w:br/>
-        <w:t>public String registration(Model model) {</w:t>
+        <w:t xml:space="preserve">public String </w:t>
+      </w:r>
+      <w:proofErr w:type="gramStart"/>
+      <w:r>
+        <w:rPr>
+          <w:sz w:val="32"/>
+          <w:szCs w:val="32"/>
+        </w:rPr>
+        <w:t>registration(</w:t>
+      </w:r>
+      <w:proofErr w:type="gramEnd"/>
+      <w:r>
+        <w:rPr>
+          <w:sz w:val="32"/>
+          <w:szCs w:val="32"/>
+        </w:rPr>
+        <w:t>Model model) {</w:t>
       </w:r>
       <w:r>
         <w:rPr>
@@ -14813,7 +17792,82 @@
           <w:szCs w:val="32"/>
         </w:rPr>
         <w:br/>
-        <w:t xml:space="preserve">    model.addAttribute("registrationForm", new RegistrationForm());  // </w:t>
+        <w:t xml:space="preserve">    </w:t>
+      </w:r>
+      <w:proofErr w:type="spellStart"/>
+      <w:proofErr w:type="gramStart"/>
+      <w:r>
+        <w:rPr>
+          <w:sz w:val="32"/>
+          <w:szCs w:val="32"/>
+        </w:rPr>
+        <w:t>model.addAttribute</w:t>
+      </w:r>
+      <w:proofErr w:type="spellEnd"/>
+      <w:proofErr w:type="gramEnd"/>
+      <w:r>
+        <w:rPr>
+          <w:sz w:val="32"/>
+          <w:szCs w:val="32"/>
+        </w:rPr>
+        <w:t>("</w:t>
+      </w:r>
+      <w:proofErr w:type="spellStart"/>
+      <w:r>
+        <w:rPr>
+          <w:sz w:val="32"/>
+          <w:szCs w:val="32"/>
+        </w:rPr>
+        <w:t>registrationForm</w:t>
+      </w:r>
+      <w:proofErr w:type="spellEnd"/>
+      <w:r>
+        <w:rPr>
+          <w:sz w:val="32"/>
+          <w:szCs w:val="32"/>
+        </w:rPr>
+        <w:t xml:space="preserve">", new </w:t>
+      </w:r>
+      <w:proofErr w:type="spellStart"/>
+      <w:proofErr w:type="gramStart"/>
+      <w:r>
+        <w:rPr>
+          <w:sz w:val="32"/>
+          <w:szCs w:val="32"/>
+        </w:rPr>
+        <w:t>RegistrationForm</w:t>
+      </w:r>
+      <w:proofErr w:type="spellEnd"/>
+      <w:r>
+        <w:rPr>
+          <w:sz w:val="32"/>
+          <w:szCs w:val="32"/>
+        </w:rPr>
+        <w:t>(</w:t>
+      </w:r>
+      <w:proofErr w:type="gramEnd"/>
+      <w:r>
+        <w:rPr>
+          <w:sz w:val="32"/>
+          <w:szCs w:val="32"/>
+        </w:rPr>
+        <w:t>)</w:t>
+      </w:r>
+      <w:proofErr w:type="gramStart"/>
+      <w:r>
+        <w:rPr>
+          <w:sz w:val="32"/>
+          <w:szCs w:val="32"/>
+        </w:rPr>
+        <w:t>);  /</w:t>
+      </w:r>
+      <w:proofErr w:type="gramEnd"/>
+      <w:r>
+        <w:rPr>
+          <w:sz w:val="32"/>
+          <w:szCs w:val="32"/>
+        </w:rPr>
+        <w:t xml:space="preserve">/ </w:t>
       </w:r>
       <w:r>
         <w:rPr>
@@ -14860,7 +17914,7 @@
           <w:szCs w:val="32"/>
         </w:rPr>
         <w:pict w14:anchorId="3D537BBC">
-          <v:rect id="_x0000_i1752" style="width:0;height:1.5pt" o:hralign="center" o:hrstd="t" o:hr="t" fillcolor="#a0a0a0" stroked="f"/>
+          <v:rect id="_x0000_i1145" style="width:0;height:1.5pt" o:hralign="center" o:hrstd="t" o:hr="t" fillcolor="#a0a0a0" stroked="f"/>
         </w:pict>
       </w:r>
     </w:p>
@@ -14932,15 +17986,49 @@
           <w:szCs w:val="32"/>
         </w:rPr>
         <w:br/>
-        <w:t>public String handleForm(</w:t>
-      </w:r>
+        <w:t xml:space="preserve">public String </w:t>
+      </w:r>
+      <w:proofErr w:type="spellStart"/>
+      <w:proofErr w:type="gramStart"/>
+      <w:r>
+        <w:rPr>
+          <w:sz w:val="32"/>
+          <w:szCs w:val="32"/>
+        </w:rPr>
+        <w:t>handleForm</w:t>
+      </w:r>
+      <w:proofErr w:type="spellEnd"/>
+      <w:r>
+        <w:rPr>
+          <w:sz w:val="32"/>
+          <w:szCs w:val="32"/>
+        </w:rPr>
+        <w:t>(</w:t>
+      </w:r>
+      <w:proofErr w:type="gramEnd"/>
       <w:r>
         <w:rPr>
           <w:sz w:val="32"/>
           <w:szCs w:val="32"/>
         </w:rPr>
         <w:br/>
-        <w:t xml:space="preserve">        @Valid @ModelAttribute("registrationForm") RegistrationForm form,</w:t>
+        <w:t xml:space="preserve">        @Valid @ModelAttribute("registrationForm") </w:t>
+      </w:r>
+      <w:proofErr w:type="spellStart"/>
+      <w:r>
+        <w:rPr>
+          <w:sz w:val="32"/>
+          <w:szCs w:val="32"/>
+        </w:rPr>
+        <w:t>RegistrationForm</w:t>
+      </w:r>
+      <w:proofErr w:type="spellEnd"/>
+      <w:r>
+        <w:rPr>
+          <w:sz w:val="32"/>
+          <w:szCs w:val="32"/>
+        </w:rPr>
+        <w:t xml:space="preserve"> form,</w:t>
       </w:r>
       <w:r>
         <w:rPr>
@@ -14948,7 +18036,23 @@
           <w:szCs w:val="32"/>
         </w:rPr>
         <w:br/>
-        <w:t xml:space="preserve">        BindingResult result) {</w:t>
+        <w:t xml:space="preserve">        </w:t>
+      </w:r>
+      <w:proofErr w:type="spellStart"/>
+      <w:r>
+        <w:rPr>
+          <w:sz w:val="32"/>
+          <w:szCs w:val="32"/>
+        </w:rPr>
+        <w:t>BindingResult</w:t>
+      </w:r>
+      <w:proofErr w:type="spellEnd"/>
+      <w:r>
+        <w:rPr>
+          <w:sz w:val="32"/>
+          <w:szCs w:val="32"/>
+        </w:rPr>
+        <w:t xml:space="preserve"> result) {</w:t>
       </w:r>
       <w:r>
         <w:rPr>
@@ -14963,7 +18067,25 @@
           <w:szCs w:val="32"/>
         </w:rPr>
         <w:br/>
-        <w:t xml:space="preserve">    if (result.hasErrors()) {</w:t>
+        <w:t xml:space="preserve">    if (</w:t>
+      </w:r>
+      <w:proofErr w:type="spellStart"/>
+      <w:proofErr w:type="gramStart"/>
+      <w:r>
+        <w:rPr>
+          <w:sz w:val="32"/>
+          <w:szCs w:val="32"/>
+        </w:rPr>
+        <w:t>result.hasErrors</w:t>
+      </w:r>
+      <w:proofErr w:type="spellEnd"/>
+      <w:proofErr w:type="gramEnd"/>
+      <w:r>
+        <w:rPr>
+          <w:sz w:val="32"/>
+          <w:szCs w:val="32"/>
+        </w:rPr>
+        <w:t>()) {</w:t>
       </w:r>
       <w:r>
         <w:rPr>
@@ -14979,8 +18101,17 @@
           <w:szCs w:val="32"/>
         </w:rPr>
         <w:br/>
-        <w:t xml:space="preserve">    }</w:t>
-      </w:r>
+        <w:t xml:space="preserve">  </w:t>
+      </w:r>
+      <w:proofErr w:type="gramStart"/>
+      <w:r>
+        <w:rPr>
+          <w:sz w:val="32"/>
+          <w:szCs w:val="32"/>
+        </w:rPr>
+        <w:t xml:space="preserve">  }</w:t>
+      </w:r>
+      <w:proofErr w:type="gramEnd"/>
       <w:r>
         <w:rPr>
           <w:sz w:val="32"/>
@@ -15017,8 +18148,9 @@
           <w:sz w:val="32"/>
           <w:szCs w:val="32"/>
         </w:rPr>
+        <w:lastRenderedPageBreak/>
         <w:pict w14:anchorId="46BEB642">
-          <v:rect id="_x0000_i1753" style="width:0;height:1.5pt" o:hralign="center" o:hrstd="t" o:hr="t" fillcolor="#a0a0a0" stroked="f"/>
+          <v:rect id="_x0000_i1146" style="width:0;height:1.5pt" o:hralign="center" o:hrstd="t" o:hr="t" fillcolor="#a0a0a0" stroked="f"/>
         </w:pict>
       </w:r>
     </w:p>
@@ -15071,22 +18203,65 @@
           <w:sz w:val="32"/>
           <w:szCs w:val="32"/>
         </w:rPr>
-        <w:t xml:space="preserve"> Thymeleaf saw:</w:t>
-      </w:r>
-    </w:p>
-    <w:p>
-      <w:pPr>
-        <w:rPr>
-          <w:sz w:val="32"/>
-          <w:szCs w:val="32"/>
-        </w:rPr>
-      </w:pPr>
-      <w:r>
-        <w:rPr>
-          <w:sz w:val="32"/>
-          <w:szCs w:val="32"/>
-        </w:rPr>
-        <w:t>th:object="${registrationForm}"</w:t>
+        <w:t xml:space="preserve"> </w:t>
+      </w:r>
+      <w:proofErr w:type="spellStart"/>
+      <w:r>
+        <w:rPr>
+          <w:sz w:val="32"/>
+          <w:szCs w:val="32"/>
+        </w:rPr>
+        <w:t>Thymeleaf</w:t>
+      </w:r>
+      <w:proofErr w:type="spellEnd"/>
+      <w:r>
+        <w:rPr>
+          <w:sz w:val="32"/>
+          <w:szCs w:val="32"/>
+        </w:rPr>
+        <w:t xml:space="preserve"> saw:</w:t>
+      </w:r>
+    </w:p>
+    <w:p>
+      <w:pPr>
+        <w:rPr>
+          <w:sz w:val="32"/>
+          <w:szCs w:val="32"/>
+        </w:rPr>
+      </w:pPr>
+      <w:proofErr w:type="spellStart"/>
+      <w:proofErr w:type="gramStart"/>
+      <w:r>
+        <w:rPr>
+          <w:sz w:val="32"/>
+          <w:szCs w:val="32"/>
+        </w:rPr>
+        <w:t>th:object</w:t>
+      </w:r>
+      <w:proofErr w:type="spellEnd"/>
+      <w:proofErr w:type="gramEnd"/>
+      <w:r>
+        <w:rPr>
+          <w:sz w:val="32"/>
+          <w:szCs w:val="32"/>
+        </w:rPr>
+        <w:t>="${</w:t>
+      </w:r>
+      <w:proofErr w:type="spellStart"/>
+      <w:r>
+        <w:rPr>
+          <w:sz w:val="32"/>
+          <w:szCs w:val="32"/>
+        </w:rPr>
+        <w:t>registrationForm</w:t>
+      </w:r>
+      <w:proofErr w:type="spellEnd"/>
+      <w:r>
+        <w:rPr>
+          <w:sz w:val="32"/>
+          <w:szCs w:val="32"/>
+        </w:rPr>
+        <w:t>}"</w:t>
       </w:r>
     </w:p>
     <w:p>
@@ -15142,12 +18317,21 @@
           <w:szCs w:val="32"/>
         </w:rPr>
       </w:pPr>
-      <w:r>
-        <w:rPr>
-          <w:sz w:val="32"/>
-          <w:szCs w:val="32"/>
-        </w:rPr>
-        <w:t xml:space="preserve">registrationForm = null </w:t>
+      <w:proofErr w:type="spellStart"/>
+      <w:r>
+        <w:rPr>
+          <w:sz w:val="32"/>
+          <w:szCs w:val="32"/>
+        </w:rPr>
+        <w:t>registrationForm</w:t>
+      </w:r>
+      <w:proofErr w:type="spellEnd"/>
+      <w:r>
+        <w:rPr>
+          <w:sz w:val="32"/>
+          <w:szCs w:val="32"/>
+        </w:rPr>
+        <w:t xml:space="preserve"> = null </w:t>
       </w:r>
       <w:r>
         <w:rPr>
@@ -15178,7 +18362,23 @@
           <w:sz w:val="32"/>
           <w:szCs w:val="32"/>
         </w:rPr>
-        <w:t xml:space="preserve"> Thymeleaf fails → 500 error</w:t>
+        <w:t xml:space="preserve"> </w:t>
+      </w:r>
+      <w:proofErr w:type="spellStart"/>
+      <w:r>
+        <w:rPr>
+          <w:sz w:val="32"/>
+          <w:szCs w:val="32"/>
+        </w:rPr>
+        <w:t>Thymeleaf</w:t>
+      </w:r>
+      <w:proofErr w:type="spellEnd"/>
+      <w:r>
+        <w:rPr>
+          <w:sz w:val="32"/>
+          <w:szCs w:val="32"/>
+        </w:rPr>
+        <w:t xml:space="preserve"> fails → 500 error</w:t>
       </w:r>
     </w:p>
     <w:p>
@@ -15194,7 +18394,7 @@
           <w:szCs w:val="32"/>
         </w:rPr>
         <w:pict w14:anchorId="1D62EF73">
-          <v:rect id="_x0000_i1754" style="width:0;height:1.5pt" o:hralign="center" o:hrstd="t" o:hr="t" fillcolor="#a0a0a0" stroked="f"/>
+          <v:rect id="_x0000_i1147" style="width:0;height:1.5pt" o:hralign="center" o:hrstd="t" o:hr="t" fillcolor="#a0a0a0" stroked="f"/>
         </w:pict>
       </w:r>
     </w:p>
@@ -15274,7 +18474,7 @@
           <w:szCs w:val="32"/>
         </w:rPr>
         <w:pict w14:anchorId="7788D0B6">
-          <v:rect id="_x0000_i1755" style="width:0;height:1.5pt" o:hralign="center" o:hrstd="t" o:hr="t" fillcolor="#a0a0a0" stroked="f"/>
+          <v:rect id="_x0000_i1148" style="width:0;height:1.5pt" o:hralign="center" o:hrstd="t" o:hr="t" fillcolor="#a0a0a0" stroked="f"/>
         </w:pict>
       </w:r>
     </w:p>
@@ -15304,12 +18504,39 @@
           <w:szCs w:val="32"/>
         </w:rPr>
       </w:pPr>
-      <w:r>
-        <w:rPr>
-          <w:sz w:val="32"/>
-          <w:szCs w:val="32"/>
-        </w:rPr>
-        <w:t>th:field="*{firstName}"</w:t>
+      <w:proofErr w:type="spellStart"/>
+      <w:proofErr w:type="gramStart"/>
+      <w:r>
+        <w:rPr>
+          <w:sz w:val="32"/>
+          <w:szCs w:val="32"/>
+        </w:rPr>
+        <w:t>th:field</w:t>
+      </w:r>
+      <w:proofErr w:type="spellEnd"/>
+      <w:proofErr w:type="gramEnd"/>
+      <w:r>
+        <w:rPr>
+          <w:sz w:val="32"/>
+          <w:szCs w:val="32"/>
+        </w:rPr>
+        <w:t>="*{</w:t>
+      </w:r>
+      <w:proofErr w:type="spellStart"/>
+      <w:r>
+        <w:rPr>
+          <w:sz w:val="32"/>
+          <w:szCs w:val="32"/>
+        </w:rPr>
+        <w:t>firstName</w:t>
+      </w:r>
+      <w:proofErr w:type="spellEnd"/>
+      <w:r>
+        <w:rPr>
+          <w:sz w:val="32"/>
+          <w:szCs w:val="32"/>
+        </w:rPr>
+        <w:t>}"</w:t>
       </w:r>
     </w:p>
     <w:p>
@@ -15325,7 +18552,7 @@
           <w:szCs w:val="32"/>
         </w:rPr>
         <w:pict w14:anchorId="56BBD053">
-          <v:rect id="_x0000_i1756" style="width:0;height:1.5pt" o:hralign="center" o:hrstd="t" o:hr="t" fillcolor="#a0a0a0" stroked="f"/>
+          <v:rect id="_x0000_i1149" style="width:0;height:1.5pt" o:hralign="center" o:hrstd="t" o:hr="t" fillcolor="#a0a0a0" stroked="f"/>
         </w:pict>
       </w:r>
     </w:p>
@@ -15345,6 +18572,7 @@
           <w:sz w:val="32"/>
           <w:szCs w:val="32"/>
         </w:rPr>
+        <w:lastRenderedPageBreak/>
         <w:t>3. Check dependency added:</w:t>
       </w:r>
     </w:p>
@@ -15376,7 +18604,7 @@
           <w:szCs w:val="32"/>
         </w:rPr>
         <w:pict w14:anchorId="7E33E3E1">
-          <v:rect id="_x0000_i1757" style="width:0;height:1.5pt" o:hralign="center" o:hrstd="t" o:hr="t" fillcolor="#a0a0a0" stroked="f"/>
+          <v:rect id="_x0000_i1150" style="width:0;height:1.5pt" o:hralign="center" o:hrstd="t" o:hr="t" fillcolor="#a0a0a0" stroked="f"/>
         </w:pict>
       </w:r>
     </w:p>
@@ -15438,7 +18666,80 @@
           <w:sz w:val="32"/>
           <w:szCs w:val="32"/>
         </w:rPr>
-        <w:t>Missing model.addAttribute("registrationForm", new RegistrationForm())</w:t>
+        <w:t xml:space="preserve">Missing </w:t>
+      </w:r>
+      <w:proofErr w:type="spellStart"/>
+      <w:proofErr w:type="gramStart"/>
+      <w:r>
+        <w:rPr>
+          <w:b/>
+          <w:bCs/>
+          <w:sz w:val="32"/>
+          <w:szCs w:val="32"/>
+        </w:rPr>
+        <w:t>model.addAttribute</w:t>
+      </w:r>
+      <w:proofErr w:type="spellEnd"/>
+      <w:proofErr w:type="gramEnd"/>
+      <w:r>
+        <w:rPr>
+          <w:b/>
+          <w:bCs/>
+          <w:sz w:val="32"/>
+          <w:szCs w:val="32"/>
+        </w:rPr>
+        <w:t>("</w:t>
+      </w:r>
+      <w:proofErr w:type="spellStart"/>
+      <w:r>
+        <w:rPr>
+          <w:b/>
+          <w:bCs/>
+          <w:sz w:val="32"/>
+          <w:szCs w:val="32"/>
+        </w:rPr>
+        <w:t>registrationForm</w:t>
+      </w:r>
+      <w:proofErr w:type="spellEnd"/>
+      <w:r>
+        <w:rPr>
+          <w:b/>
+          <w:bCs/>
+          <w:sz w:val="32"/>
+          <w:szCs w:val="32"/>
+        </w:rPr>
+        <w:t xml:space="preserve">", new </w:t>
+      </w:r>
+      <w:proofErr w:type="spellStart"/>
+      <w:proofErr w:type="gramStart"/>
+      <w:r>
+        <w:rPr>
+          <w:b/>
+          <w:bCs/>
+          <w:sz w:val="32"/>
+          <w:szCs w:val="32"/>
+        </w:rPr>
+        <w:t>RegistrationForm</w:t>
+      </w:r>
+      <w:proofErr w:type="spellEnd"/>
+      <w:r>
+        <w:rPr>
+          <w:b/>
+          <w:bCs/>
+          <w:sz w:val="32"/>
+          <w:szCs w:val="32"/>
+        </w:rPr>
+        <w:t>(</w:t>
+      </w:r>
+      <w:proofErr w:type="gramEnd"/>
+      <w:r>
+        <w:rPr>
+          <w:b/>
+          <w:bCs/>
+          <w:sz w:val="32"/>
+          <w:szCs w:val="32"/>
+        </w:rPr>
+        <w:t>))</w:t>
       </w:r>
     </w:p>
     <w:p>
@@ -15454,7 +18755,7 @@
           <w:szCs w:val="32"/>
         </w:rPr>
         <w:pict w14:anchorId="27BA25E0">
-          <v:rect id="_x0000_i1758" style="width:0;height:1.5pt" o:hralign="center" o:hrstd="t" o:hr="t" fillcolor="#a0a0a0" stroked="f"/>
+          <v:rect id="_x0000_i1151" style="width:0;height:1.5pt" o:hralign="center" o:hrstd="t" o:hr="t" fillcolor="#a0a0a0" stroked="f"/>
         </w:pict>
       </w:r>
     </w:p>
@@ -15516,7 +18817,49 @@
           <w:sz w:val="32"/>
           <w:szCs w:val="32"/>
         </w:rPr>
-        <w:t>“When using Thymeleaf th:object, the controller must provide the object in the model, otherwise template parsing fails.”</w:t>
+        <w:t xml:space="preserve">“When using </w:t>
+      </w:r>
+      <w:proofErr w:type="spellStart"/>
+      <w:r>
+        <w:rPr>
+          <w:b/>
+          <w:bCs/>
+          <w:sz w:val="32"/>
+          <w:szCs w:val="32"/>
+        </w:rPr>
+        <w:t>Thymeleaf</w:t>
+      </w:r>
+      <w:proofErr w:type="spellEnd"/>
+      <w:r>
+        <w:rPr>
+          <w:b/>
+          <w:bCs/>
+          <w:sz w:val="32"/>
+          <w:szCs w:val="32"/>
+        </w:rPr>
+        <w:t xml:space="preserve"> </w:t>
+      </w:r>
+      <w:proofErr w:type="spellStart"/>
+      <w:proofErr w:type="gramStart"/>
+      <w:r>
+        <w:rPr>
+          <w:b/>
+          <w:bCs/>
+          <w:sz w:val="32"/>
+          <w:szCs w:val="32"/>
+        </w:rPr>
+        <w:t>th:object</w:t>
+      </w:r>
+      <w:proofErr w:type="spellEnd"/>
+      <w:proofErr w:type="gramEnd"/>
+      <w:r>
+        <w:rPr>
+          <w:b/>
+          <w:bCs/>
+          <w:sz w:val="32"/>
+          <w:szCs w:val="32"/>
+        </w:rPr>
+        <w:t>, the controller must provide the object in the model, otherwise template parsing fails.”</w:t>
       </w:r>
     </w:p>
     <w:p>
@@ -15532,7 +18875,7 @@
           <w:szCs w:val="32"/>
         </w:rPr>
         <w:pict w14:anchorId="2B4BD506">
-          <v:rect id="_x0000_i1759" style="width:0;height:1.5pt" o:hralign="center" o:hrstd="t" o:hr="t" fillcolor="#a0a0a0" stroked="f"/>
+          <v:rect id="_x0000_i1152" style="width:0;height:1.5pt" o:hralign="center" o:hrstd="t" o:hr="t" fillcolor="#a0a0a0" stroked="f"/>
         </w:pict>
       </w:r>
     </w:p>
@@ -15607,8 +18950,19 @@
           <w:sz w:val="32"/>
           <w:szCs w:val="32"/>
         </w:rPr>
-        <w:t xml:space="preserve"> Use th:action</w:t>
-      </w:r>
+        <w:t xml:space="preserve"> Use </w:t>
+      </w:r>
+      <w:proofErr w:type="spellStart"/>
+      <w:proofErr w:type="gramStart"/>
+      <w:r>
+        <w:rPr>
+          <w:sz w:val="32"/>
+          <w:szCs w:val="32"/>
+        </w:rPr>
+        <w:t>th:action</w:t>
+      </w:r>
+      <w:proofErr w:type="spellEnd"/>
+      <w:proofErr w:type="gramEnd"/>
       <w:r>
         <w:rPr>
           <w:sz w:val="32"/>
@@ -15645,7 +18999,7 @@
           <w:szCs w:val="32"/>
         </w:rPr>
         <w:pict w14:anchorId="17380812">
-          <v:rect id="_x0000_i1760" style="width:0;height:1.5pt" o:hralign="center" o:hrstd="t" o:hr="t" fillcolor="#a0a0a0" stroked="f"/>
+          <v:rect id="_x0000_i1153" style="width:0;height:1.5pt" o:hralign="center" o:hrstd="t" o:hr="t" fillcolor="#a0a0a0" stroked="f"/>
         </w:pict>
       </w:r>
     </w:p>
@@ -15661,6 +19015,7 @@
           <w:sz w:val="32"/>
           <w:szCs w:val="32"/>
         </w:rPr>
+        <w:lastRenderedPageBreak/>
         <w:t xml:space="preserve">If still error </w:t>
       </w:r>
       <w:r>
@@ -15715,7 +19070,7 @@
           <w:szCs w:val="32"/>
         </w:rPr>
         <w:pict w14:anchorId="5B9A598D">
-          <v:rect id="_x0000_i1761" style="width:0;height:1.5pt" o:hralign="center" o:hrstd="t" o:hr="t" fillcolor="#a0a0a0" stroked="f"/>
+          <v:rect id="_x0000_i1154" style="width:0;height:1.5pt" o:hralign="center" o:hrstd="t" o:hr="t" fillcolor="#a0a0a0" stroked="f"/>
         </w:pict>
       </w:r>
     </w:p>
@@ -15773,62 +19128,6 @@
         </w:rPr>
         <w:t>💯</w:t>
       </w:r>
-    </w:p>
-    <w:p>
-      <w:pPr>
-        <w:rPr>
-          <w:sz w:val="32"/>
-          <w:szCs w:val="32"/>
-        </w:rPr>
-      </w:pPr>
-    </w:p>
-    <w:p>
-      <w:pPr>
-        <w:rPr>
-          <w:sz w:val="32"/>
-          <w:szCs w:val="32"/>
-        </w:rPr>
-      </w:pPr>
-    </w:p>
-    <w:p>
-      <w:pPr>
-        <w:rPr>
-          <w:sz w:val="32"/>
-          <w:szCs w:val="32"/>
-        </w:rPr>
-      </w:pPr>
-    </w:p>
-    <w:p>
-      <w:pPr>
-        <w:rPr>
-          <w:sz w:val="32"/>
-          <w:szCs w:val="32"/>
-        </w:rPr>
-      </w:pPr>
-    </w:p>
-    <w:p>
-      <w:pPr>
-        <w:rPr>
-          <w:sz w:val="32"/>
-          <w:szCs w:val="32"/>
-        </w:rPr>
-      </w:pPr>
-    </w:p>
-    <w:p>
-      <w:pPr>
-        <w:rPr>
-          <w:sz w:val="32"/>
-          <w:szCs w:val="32"/>
-        </w:rPr>
-      </w:pPr>
-    </w:p>
-    <w:p>
-      <w:pPr>
-        <w:rPr>
-          <w:sz w:val="32"/>
-          <w:szCs w:val="32"/>
-        </w:rPr>
-      </w:pPr>
     </w:p>
     <w:p>
       <w:pPr>
@@ -20056,6 +23355,7 @@
   <w:style w:type="character" w:default="1" w:styleId="DefaultParagraphFont">
     <w:name w:val="Default Paragraph Font"/>
     <w:uiPriority w:val="1"/>
+    <w:semiHidden/>
     <w:unhideWhenUsed/>
   </w:style>
   <w:style w:type="table" w:default="1" w:styleId="TableNormal">
